--- a/6_semester/МСПИСИТ/1 лр/МСПИСИТ-ЛР1-В16-ШаповаловаДС-4329.docx
+++ b/6_semester/МСПИСИТ/1 лр/МСПИСИТ-ЛР1-В16-ШаповаловаДС-4329.docx
@@ -322,7 +322,6 @@
               </w:rPr>
               <w:t xml:space="preserve">.В. </w:t>
             </w:r>
-            <w:proofErr w:type="spellStart"/>
             <w:r>
               <w:rPr>
                 <w:rFonts w:ascii="Times New Roman" w:eastAsia="Times New Roman" w:hAnsi="Times New Roman" w:cs="Times New Roman"/>
@@ -333,7 +332,6 @@
               </w:rPr>
               <w:t>Бржезовский</w:t>
             </w:r>
-            <w:proofErr w:type="spellEnd"/>
           </w:p>
         </w:tc>
       </w:tr>
@@ -1867,7 +1865,6 @@
           <w:color w:val="auto"/>
           <w:sz w:val="28"/>
           <w:szCs w:val="28"/>
-          <w:lang w:val="en-US"/>
         </w:rPr>
       </w:pPr>
       <w:bookmarkStart w:id="4" w:name="_Toc198740449"/>
@@ -1877,7 +1874,6 @@
           <w:color w:val="auto"/>
           <w:sz w:val="28"/>
           <w:szCs w:val="28"/>
-          <w:lang w:val="en-US"/>
         </w:rPr>
         <w:lastRenderedPageBreak/>
         <w:t>4</w:t>
@@ -1888,7 +1884,6 @@
           <w:color w:val="auto"/>
           <w:sz w:val="28"/>
           <w:szCs w:val="28"/>
-          <w:lang w:val="en-US"/>
         </w:rPr>
         <w:t>.</w:t>
       </w:r>
@@ -1898,7 +1893,6 @@
           <w:color w:val="auto"/>
           <w:sz w:val="28"/>
           <w:szCs w:val="28"/>
-          <w:lang w:val="en-US"/>
         </w:rPr>
         <w:t xml:space="preserve"> </w:t>
       </w:r>
@@ -1917,7 +1911,6 @@
           <w:color w:val="auto"/>
           <w:sz w:val="28"/>
           <w:szCs w:val="28"/>
-          <w:lang w:val="en-US"/>
         </w:rPr>
         <w:t xml:space="preserve"> </w:t>
       </w:r>
@@ -1937,7 +1930,6 @@
           <w:color w:val="auto"/>
           <w:sz w:val="28"/>
           <w:szCs w:val="28"/>
-          <w:lang w:val="en-US"/>
         </w:rPr>
         <w:t>:</w:t>
       </w:r>
@@ -1945,118 +1937,54 @@
     </w:p>
     <w:p>
       <w:pPr>
-        <w:ind w:firstLine="708"/>
-        <w:rPr>
-          <w:rFonts w:ascii="Times New Roman" w:hAnsi="Times New Roman" w:cs="Times New Roman"/>
-          <w:sz w:val="24"/>
-          <w:szCs w:val="24"/>
-          <w:lang w:val="en-US"/>
-        </w:rPr>
-      </w:pPr>
-      <w:r>
-        <w:rPr>
-          <w:rFonts w:ascii="Times New Roman" w:hAnsi="Times New Roman" w:cs="Times New Roman"/>
-          <w:sz w:val="24"/>
-          <w:szCs w:val="24"/>
-          <w:lang w:val="en-US"/>
-        </w:rPr>
-        <w:t xml:space="preserve">USE </w:t>
-      </w:r>
-      <w:proofErr w:type="spellStart"/>
-      <w:r>
-        <w:rPr>
-          <w:rFonts w:ascii="Times New Roman" w:hAnsi="Times New Roman" w:cs="Times New Roman"/>
-          <w:sz w:val="24"/>
-          <w:szCs w:val="24"/>
-          <w:lang w:val="en-US"/>
-        </w:rPr>
-        <w:t>real_estate</w:t>
-      </w:r>
-      <w:proofErr w:type="spellEnd"/>
-      <w:r>
-        <w:rPr>
-          <w:rFonts w:ascii="Times New Roman" w:hAnsi="Times New Roman" w:cs="Times New Roman"/>
-          <w:sz w:val="24"/>
-          <w:szCs w:val="24"/>
-          <w:lang w:val="en-US"/>
-        </w:rPr>
-        <w:t>;</w:t>
-      </w:r>
-    </w:p>
-    <w:p>
-      <w:pPr>
-        <w:ind w:firstLine="708"/>
-        <w:rPr>
-          <w:rFonts w:ascii="Times New Roman" w:hAnsi="Times New Roman" w:cs="Times New Roman"/>
-          <w:sz w:val="24"/>
-          <w:szCs w:val="24"/>
-          <w:lang w:val="en-US"/>
-        </w:rPr>
-      </w:pPr>
-    </w:p>
-    <w:p>
-      <w:pPr>
-        <w:ind w:firstLine="708"/>
-        <w:rPr>
-          <w:rFonts w:ascii="Times New Roman" w:hAnsi="Times New Roman" w:cs="Times New Roman"/>
-          <w:sz w:val="24"/>
-          <w:szCs w:val="24"/>
-          <w:lang w:val="en-US"/>
-        </w:rPr>
-      </w:pPr>
-      <w:r>
-        <w:rPr>
-          <w:rFonts w:ascii="Times New Roman" w:hAnsi="Times New Roman" w:cs="Times New Roman"/>
-          <w:sz w:val="24"/>
-          <w:szCs w:val="24"/>
-          <w:lang w:val="en-US"/>
-        </w:rPr>
-        <w:t xml:space="preserve">-- 1. </w:t>
-      </w:r>
-      <w:proofErr w:type="spellStart"/>
-      <w:r>
-        <w:rPr>
-          <w:rFonts w:ascii="Times New Roman" w:hAnsi="Times New Roman" w:cs="Times New Roman"/>
-          <w:sz w:val="24"/>
-          <w:szCs w:val="24"/>
-          <w:lang w:val="en-US"/>
-        </w:rPr>
-        <w:t>Таблица</w:t>
-      </w:r>
-      <w:proofErr w:type="spellEnd"/>
-      <w:r>
-        <w:rPr>
-          <w:rFonts w:ascii="Times New Roman" w:hAnsi="Times New Roman" w:cs="Times New Roman"/>
-          <w:sz w:val="24"/>
-          <w:szCs w:val="24"/>
-          <w:lang w:val="en-US"/>
-        </w:rPr>
-        <w:t xml:space="preserve">: </w:t>
-      </w:r>
-      <w:proofErr w:type="spellStart"/>
-      <w:r>
-        <w:rPr>
-          <w:rFonts w:ascii="Times New Roman" w:hAnsi="Times New Roman" w:cs="Times New Roman"/>
-          <w:sz w:val="24"/>
-          <w:szCs w:val="24"/>
-          <w:lang w:val="en-US"/>
-        </w:rPr>
-        <w:t>Город</w:t>
-      </w:r>
-      <w:proofErr w:type="spellEnd"/>
-      <w:r>
-        <w:rPr>
-          <w:rFonts w:ascii="Times New Roman" w:hAnsi="Times New Roman" w:cs="Times New Roman"/>
-          <w:sz w:val="24"/>
-          <w:szCs w:val="24"/>
-          <w:lang w:val="en-US"/>
-        </w:rPr>
-        <w:t xml:space="preserve"> (cities)</w:t>
-      </w:r>
-    </w:p>
-    <w:p>
-      <w:pPr>
-        <w:ind w:firstLine="708"/>
+        <w:rPr>
+          <w:rFonts w:ascii="Times New Roman" w:hAnsi="Times New Roman" w:cs="Times New Roman"/>
+          <w:sz w:val="24"/>
+          <w:szCs w:val="24"/>
+          <w:lang w:val="en-US"/>
+        </w:rPr>
+      </w:pPr>
+      <w:r>
+        <w:rPr>
+          <w:rFonts w:ascii="Times New Roman" w:hAnsi="Times New Roman" w:cs="Times New Roman"/>
+          <w:sz w:val="24"/>
+          <w:szCs w:val="24"/>
+          <w:lang w:val="en-US"/>
+        </w:rPr>
+        <w:t>USE real_estate;</w:t>
+      </w:r>
+    </w:p>
+    <w:p>
+      <w:pPr>
+        <w:rPr>
+          <w:rFonts w:ascii="Times New Roman" w:hAnsi="Times New Roman" w:cs="Times New Roman"/>
+          <w:sz w:val="24"/>
+          <w:szCs w:val="24"/>
+          <w:lang w:val="en-US"/>
+        </w:rPr>
+      </w:pPr>
+    </w:p>
+    <w:p>
+      <w:pPr>
+        <w:rPr>
+          <w:rFonts w:ascii="Times New Roman" w:hAnsi="Times New Roman" w:cs="Times New Roman"/>
+          <w:sz w:val="24"/>
+          <w:szCs w:val="24"/>
+          <w:lang w:val="en-US"/>
+        </w:rPr>
+      </w:pPr>
+      <w:r>
+        <w:rPr>
+          <w:rFonts w:ascii="Times New Roman" w:hAnsi="Times New Roman" w:cs="Times New Roman"/>
+          <w:sz w:val="24"/>
+          <w:szCs w:val="24"/>
+          <w:lang w:val="en-US"/>
+        </w:rPr>
+        <w:t>-- 1. Города</w:t>
+      </w:r>
+    </w:p>
+    <w:p>
+      <w:pPr>
         <w:rPr>
           <w:rFonts w:ascii="Times New Roman" w:hAnsi="Times New Roman" w:cs="Times New Roman"/>
           <w:sz w:val="24"/>
@@ -2076,7 +2004,6 @@
     </w:p>
     <w:p>
       <w:pPr>
-        <w:ind w:firstLine="708"/>
         <w:rPr>
           <w:rFonts w:ascii="Times New Roman" w:hAnsi="Times New Roman" w:cs="Times New Roman"/>
           <w:sz w:val="24"/>
@@ -2096,27 +2023,44 @@
     </w:p>
     <w:p>
       <w:pPr>
-        <w:ind w:firstLine="708"/>
-        <w:rPr>
-          <w:rFonts w:ascii="Times New Roman" w:hAnsi="Times New Roman" w:cs="Times New Roman"/>
-          <w:sz w:val="24"/>
-          <w:szCs w:val="24"/>
-          <w:lang w:val="en-US"/>
-        </w:rPr>
-      </w:pPr>
-      <w:r>
-        <w:rPr>
-          <w:rFonts w:ascii="Times New Roman" w:hAnsi="Times New Roman" w:cs="Times New Roman"/>
-          <w:sz w:val="24"/>
-          <w:szCs w:val="24"/>
-          <w:lang w:val="en-US"/>
-        </w:rPr>
-        <w:t xml:space="preserve">    name VARCHAR(100) NOT NULL</w:t>
-      </w:r>
-    </w:p>
-    <w:p>
-      <w:pPr>
-        <w:ind w:firstLine="708"/>
+        <w:rPr>
+          <w:rFonts w:ascii="Times New Roman" w:hAnsi="Times New Roman" w:cs="Times New Roman"/>
+          <w:sz w:val="24"/>
+          <w:szCs w:val="24"/>
+          <w:lang w:val="en-US"/>
+        </w:rPr>
+      </w:pPr>
+      <w:r>
+        <w:rPr>
+          <w:rFonts w:ascii="Times New Roman" w:hAnsi="Times New Roman" w:cs="Times New Roman"/>
+          <w:sz w:val="24"/>
+          <w:szCs w:val="24"/>
+          <w:lang w:val="en-US"/>
+        </w:rPr>
+        <w:t xml:space="preserve">    name VARCHAR(100) NOT NULL,</w:t>
+      </w:r>
+    </w:p>
+    <w:p>
+      <w:pPr>
+        <w:rPr>
+          <w:rFonts w:ascii="Times New Roman" w:hAnsi="Times New Roman" w:cs="Times New Roman"/>
+          <w:sz w:val="24"/>
+          <w:szCs w:val="24"/>
+          <w:lang w:val="en-US"/>
+        </w:rPr>
+      </w:pPr>
+      <w:r>
+        <w:rPr>
+          <w:rFonts w:ascii="Times New Roman" w:hAnsi="Times New Roman" w:cs="Times New Roman"/>
+          <w:sz w:val="24"/>
+          <w:szCs w:val="24"/>
+          <w:lang w:val="en-US"/>
+        </w:rPr>
+        <w:t xml:space="preserve">    CONSTRAINT chk_city_name CHECK (CHAR_LENGTH(TRIM(name)) &gt; 0)</w:t>
+      </w:r>
+    </w:p>
+    <w:p>
+      <w:pPr>
         <w:rPr>
           <w:rFonts w:ascii="Times New Roman" w:hAnsi="Times New Roman" w:cs="Times New Roman"/>
           <w:sz w:val="24"/>
@@ -2136,78 +2080,35 @@
     </w:p>
     <w:p>
       <w:pPr>
-        <w:ind w:firstLine="708"/>
-        <w:rPr>
-          <w:rFonts w:ascii="Times New Roman" w:hAnsi="Times New Roman" w:cs="Times New Roman"/>
-          <w:sz w:val="24"/>
-          <w:szCs w:val="24"/>
-          <w:lang w:val="en-US"/>
-        </w:rPr>
-      </w:pPr>
-    </w:p>
-    <w:p>
-      <w:pPr>
-        <w:ind w:firstLine="708"/>
-        <w:rPr>
-          <w:rFonts w:ascii="Times New Roman" w:hAnsi="Times New Roman" w:cs="Times New Roman"/>
-          <w:sz w:val="24"/>
-          <w:szCs w:val="24"/>
-          <w:lang w:val="en-US"/>
-        </w:rPr>
-      </w:pPr>
-      <w:r>
-        <w:rPr>
-          <w:rFonts w:ascii="Times New Roman" w:hAnsi="Times New Roman" w:cs="Times New Roman"/>
-          <w:sz w:val="24"/>
-          <w:szCs w:val="24"/>
-          <w:lang w:val="en-US"/>
-        </w:rPr>
-        <w:t xml:space="preserve">-- 2. </w:t>
-      </w:r>
-      <w:proofErr w:type="spellStart"/>
-      <w:r>
-        <w:rPr>
-          <w:rFonts w:ascii="Times New Roman" w:hAnsi="Times New Roman" w:cs="Times New Roman"/>
-          <w:sz w:val="24"/>
-          <w:szCs w:val="24"/>
-          <w:lang w:val="en-US"/>
-        </w:rPr>
-        <w:t>Таблица</w:t>
-      </w:r>
-      <w:proofErr w:type="spellEnd"/>
-      <w:r>
-        <w:rPr>
-          <w:rFonts w:ascii="Times New Roman" w:hAnsi="Times New Roman" w:cs="Times New Roman"/>
-          <w:sz w:val="24"/>
-          <w:szCs w:val="24"/>
-          <w:lang w:val="en-US"/>
-        </w:rPr>
-        <w:t xml:space="preserve">: </w:t>
-      </w:r>
-      <w:proofErr w:type="spellStart"/>
-      <w:r>
-        <w:rPr>
-          <w:rFonts w:ascii="Times New Roman" w:hAnsi="Times New Roman" w:cs="Times New Roman"/>
-          <w:sz w:val="24"/>
-          <w:szCs w:val="24"/>
-          <w:lang w:val="en-US"/>
-        </w:rPr>
-        <w:t>Район</w:t>
-      </w:r>
-      <w:proofErr w:type="spellEnd"/>
-      <w:r>
-        <w:rPr>
-          <w:rFonts w:ascii="Times New Roman" w:hAnsi="Times New Roman" w:cs="Times New Roman"/>
-          <w:sz w:val="24"/>
-          <w:szCs w:val="24"/>
-          <w:lang w:val="en-US"/>
-        </w:rPr>
-        <w:t xml:space="preserve"> (districts)</w:t>
-      </w:r>
-    </w:p>
-    <w:p>
-      <w:pPr>
-        <w:ind w:firstLine="708"/>
+        <w:rPr>
+          <w:rFonts w:ascii="Times New Roman" w:hAnsi="Times New Roman" w:cs="Times New Roman"/>
+          <w:sz w:val="24"/>
+          <w:szCs w:val="24"/>
+          <w:lang w:val="en-US"/>
+        </w:rPr>
+      </w:pPr>
+    </w:p>
+    <w:p>
+      <w:pPr>
+        <w:rPr>
+          <w:rFonts w:ascii="Times New Roman" w:hAnsi="Times New Roman" w:cs="Times New Roman"/>
+          <w:sz w:val="24"/>
+          <w:szCs w:val="24"/>
+          <w:lang w:val="en-US"/>
+        </w:rPr>
+      </w:pPr>
+      <w:r>
+        <w:rPr>
+          <w:rFonts w:ascii="Times New Roman" w:hAnsi="Times New Roman" w:cs="Times New Roman"/>
+          <w:sz w:val="24"/>
+          <w:szCs w:val="24"/>
+          <w:lang w:val="en-US"/>
+        </w:rPr>
+        <w:t>-- 2. Районы</w:t>
+      </w:r>
+    </w:p>
+    <w:p>
+      <w:pPr>
         <w:rPr>
           <w:rFonts w:ascii="Times New Roman" w:hAnsi="Times New Roman" w:cs="Times New Roman"/>
           <w:sz w:val="24"/>
@@ -2227,7 +2128,6 @@
     </w:p>
     <w:p>
       <w:pPr>
-        <w:ind w:firstLine="708"/>
         <w:rPr>
           <w:rFonts w:ascii="Times New Roman" w:hAnsi="Times New Roman" w:cs="Times New Roman"/>
           <w:sz w:val="24"/>
@@ -2247,7 +2147,6 @@
     </w:p>
     <w:p>
       <w:pPr>
-        <w:ind w:firstLine="708"/>
         <w:rPr>
           <w:rFonts w:ascii="Times New Roman" w:hAnsi="Times New Roman" w:cs="Times New Roman"/>
           <w:sz w:val="24"/>
@@ -2267,127 +2166,82 @@
     </w:p>
     <w:p>
       <w:pPr>
-        <w:ind w:firstLine="708"/>
-        <w:rPr>
-          <w:rFonts w:ascii="Times New Roman" w:hAnsi="Times New Roman" w:cs="Times New Roman"/>
-          <w:sz w:val="24"/>
-          <w:szCs w:val="24"/>
-          <w:lang w:val="en-US"/>
-        </w:rPr>
-      </w:pPr>
-      <w:r>
-        <w:rPr>
-          <w:rFonts w:ascii="Times New Roman" w:hAnsi="Times New Roman" w:cs="Times New Roman"/>
-          <w:sz w:val="24"/>
-          <w:szCs w:val="24"/>
-          <w:lang w:val="en-US"/>
-        </w:rPr>
-        <w:t xml:space="preserve">    </w:t>
-      </w:r>
-      <w:proofErr w:type="spellStart"/>
-      <w:r>
-        <w:rPr>
-          <w:rFonts w:ascii="Times New Roman" w:hAnsi="Times New Roman" w:cs="Times New Roman"/>
-          <w:sz w:val="24"/>
-          <w:szCs w:val="24"/>
-          <w:lang w:val="en-US"/>
-        </w:rPr>
-        <w:t>city_id</w:t>
-      </w:r>
-      <w:proofErr w:type="spellEnd"/>
-      <w:r>
-        <w:rPr>
-          <w:rFonts w:ascii="Times New Roman" w:hAnsi="Times New Roman" w:cs="Times New Roman"/>
-          <w:sz w:val="24"/>
-          <w:szCs w:val="24"/>
-          <w:lang w:val="en-US"/>
-        </w:rPr>
-        <w:t xml:space="preserve"> INT,</w:t>
-      </w:r>
-    </w:p>
-    <w:p>
-      <w:pPr>
-        <w:ind w:firstLine="708"/>
-        <w:rPr>
-          <w:rFonts w:ascii="Times New Roman" w:hAnsi="Times New Roman" w:cs="Times New Roman"/>
-          <w:sz w:val="24"/>
-          <w:szCs w:val="24"/>
-          <w:lang w:val="en-US"/>
-        </w:rPr>
-      </w:pPr>
-      <w:r>
-        <w:rPr>
-          <w:rFonts w:ascii="Times New Roman" w:hAnsi="Times New Roman" w:cs="Times New Roman"/>
-          <w:sz w:val="24"/>
-          <w:szCs w:val="24"/>
-          <w:lang w:val="en-US"/>
-        </w:rPr>
-        <w:t xml:space="preserve">    CONSTRAINT </w:t>
-      </w:r>
-      <w:proofErr w:type="spellStart"/>
-      <w:r>
-        <w:rPr>
-          <w:rFonts w:ascii="Times New Roman" w:hAnsi="Times New Roman" w:cs="Times New Roman"/>
-          <w:sz w:val="24"/>
-          <w:szCs w:val="24"/>
-          <w:lang w:val="en-US"/>
-        </w:rPr>
-        <w:t>fk_district_city</w:t>
-      </w:r>
-      <w:proofErr w:type="spellEnd"/>
-      <w:r>
-        <w:rPr>
-          <w:rFonts w:ascii="Times New Roman" w:hAnsi="Times New Roman" w:cs="Times New Roman"/>
-          <w:sz w:val="24"/>
-          <w:szCs w:val="24"/>
-          <w:lang w:val="en-US"/>
-        </w:rPr>
-        <w:t xml:space="preserve"> </w:t>
-      </w:r>
-    </w:p>
-    <w:p>
-      <w:pPr>
-        <w:ind w:firstLine="708"/>
-        <w:rPr>
-          <w:rFonts w:ascii="Times New Roman" w:hAnsi="Times New Roman" w:cs="Times New Roman"/>
-          <w:sz w:val="24"/>
-          <w:szCs w:val="24"/>
-          <w:lang w:val="en-US"/>
-        </w:rPr>
-      </w:pPr>
-      <w:r>
-        <w:rPr>
-          <w:rFonts w:ascii="Times New Roman" w:hAnsi="Times New Roman" w:cs="Times New Roman"/>
-          <w:sz w:val="24"/>
-          <w:szCs w:val="24"/>
-          <w:lang w:val="en-US"/>
-        </w:rPr>
-        <w:t xml:space="preserve">        FOREIGN KEY (</w:t>
-      </w:r>
-      <w:proofErr w:type="spellStart"/>
-      <w:r>
-        <w:rPr>
-          <w:rFonts w:ascii="Times New Roman" w:hAnsi="Times New Roman" w:cs="Times New Roman"/>
-          <w:sz w:val="24"/>
-          <w:szCs w:val="24"/>
-          <w:lang w:val="en-US"/>
-        </w:rPr>
-        <w:t>city_id</w:t>
-      </w:r>
-      <w:proofErr w:type="spellEnd"/>
-      <w:r>
-        <w:rPr>
-          <w:rFonts w:ascii="Times New Roman" w:hAnsi="Times New Roman" w:cs="Times New Roman"/>
-          <w:sz w:val="24"/>
-          <w:szCs w:val="24"/>
-          <w:lang w:val="en-US"/>
-        </w:rPr>
-        <w:t xml:space="preserve">) </w:t>
-      </w:r>
-    </w:p>
-    <w:p>
-      <w:pPr>
-        <w:ind w:firstLine="708"/>
+        <w:rPr>
+          <w:rFonts w:ascii="Times New Roman" w:hAnsi="Times New Roman" w:cs="Times New Roman"/>
+          <w:sz w:val="24"/>
+          <w:szCs w:val="24"/>
+          <w:lang w:val="en-US"/>
+        </w:rPr>
+      </w:pPr>
+      <w:r>
+        <w:rPr>
+          <w:rFonts w:ascii="Times New Roman" w:hAnsi="Times New Roman" w:cs="Times New Roman"/>
+          <w:sz w:val="24"/>
+          <w:szCs w:val="24"/>
+          <w:lang w:val="en-US"/>
+        </w:rPr>
+        <w:t xml:space="preserve">    city_id INT DEFAULT NULL,</w:t>
+      </w:r>
+    </w:p>
+    <w:p>
+      <w:pPr>
+        <w:rPr>
+          <w:rFonts w:ascii="Times New Roman" w:hAnsi="Times New Roman" w:cs="Times New Roman"/>
+          <w:sz w:val="24"/>
+          <w:szCs w:val="24"/>
+          <w:lang w:val="en-US"/>
+        </w:rPr>
+      </w:pPr>
+      <w:r>
+        <w:rPr>
+          <w:rFonts w:ascii="Times New Roman" w:hAnsi="Times New Roman" w:cs="Times New Roman"/>
+          <w:sz w:val="24"/>
+          <w:szCs w:val="24"/>
+          <w:lang w:val="en-US"/>
+        </w:rPr>
+        <w:t xml:space="preserve">    CONSTRAINT chk_district_name CHECK (CHAR_LENGTH(TRIM(name)) &gt; 0),</w:t>
+      </w:r>
+    </w:p>
+    <w:p>
+      <w:pPr>
+        <w:rPr>
+          <w:rFonts w:ascii="Times New Roman" w:hAnsi="Times New Roman" w:cs="Times New Roman"/>
+          <w:sz w:val="24"/>
+          <w:szCs w:val="24"/>
+          <w:lang w:val="en-US"/>
+        </w:rPr>
+      </w:pPr>
+      <w:r>
+        <w:rPr>
+          <w:rFonts w:ascii="Times New Roman" w:hAnsi="Times New Roman" w:cs="Times New Roman"/>
+          <w:sz w:val="24"/>
+          <w:szCs w:val="24"/>
+          <w:lang w:val="en-US"/>
+        </w:rPr>
+        <w:t xml:space="preserve">    CONSTRAINT fk_district_city </w:t>
+      </w:r>
+    </w:p>
+    <w:p>
+      <w:pPr>
+        <w:rPr>
+          <w:rFonts w:ascii="Times New Roman" w:hAnsi="Times New Roman" w:cs="Times New Roman"/>
+          <w:sz w:val="24"/>
+          <w:szCs w:val="24"/>
+          <w:lang w:val="en-US"/>
+        </w:rPr>
+      </w:pPr>
+      <w:r>
+        <w:rPr>
+          <w:rFonts w:ascii="Times New Roman" w:hAnsi="Times New Roman" w:cs="Times New Roman"/>
+          <w:sz w:val="24"/>
+          <w:szCs w:val="24"/>
+          <w:lang w:val="en-US"/>
+        </w:rPr>
+        <w:t xml:space="preserve">        FOREIGN KEY (city_id) </w:t>
+      </w:r>
+    </w:p>
+    <w:p>
+      <w:pPr>
         <w:rPr>
           <w:rFonts w:ascii="Times New Roman" w:hAnsi="Times New Roman" w:cs="Times New Roman"/>
           <w:sz w:val="24"/>
@@ -2407,7 +2261,6 @@
     </w:p>
     <w:p>
       <w:pPr>
-        <w:ind w:firstLine="708"/>
         <w:rPr>
           <w:rFonts w:ascii="Times New Roman" w:hAnsi="Times New Roman" w:cs="Times New Roman"/>
           <w:sz w:val="24"/>
@@ -2427,122 +2280,73 @@
     </w:p>
     <w:p>
       <w:pPr>
-        <w:ind w:firstLine="708"/>
-        <w:rPr>
-          <w:rFonts w:ascii="Times New Roman" w:hAnsi="Times New Roman" w:cs="Times New Roman"/>
-          <w:sz w:val="24"/>
-          <w:szCs w:val="24"/>
-        </w:rPr>
-      </w:pPr>
-      <w:r>
-        <w:rPr>
-          <w:rFonts w:ascii="Times New Roman" w:hAnsi="Times New Roman" w:cs="Times New Roman"/>
-          <w:sz w:val="24"/>
-          <w:szCs w:val="24"/>
+        <w:rPr>
+          <w:rFonts w:ascii="Times New Roman" w:hAnsi="Times New Roman" w:cs="Times New Roman"/>
+          <w:sz w:val="24"/>
+          <w:szCs w:val="24"/>
+          <w:lang w:val="en-US"/>
+        </w:rPr>
+      </w:pPr>
+      <w:r>
+        <w:rPr>
+          <w:rFonts w:ascii="Times New Roman" w:hAnsi="Times New Roman" w:cs="Times New Roman"/>
+          <w:sz w:val="24"/>
+          <w:szCs w:val="24"/>
+          <w:lang w:val="en-US"/>
+        </w:rPr>
+        <w:t xml:space="preserve">        ON UPDATE CASCADE</w:t>
+      </w:r>
+    </w:p>
+    <w:p>
+      <w:pPr>
+        <w:rPr>
+          <w:rFonts w:ascii="Times New Roman" w:hAnsi="Times New Roman" w:cs="Times New Roman"/>
+          <w:sz w:val="24"/>
+          <w:szCs w:val="24"/>
+          <w:lang w:val="en-US"/>
+        </w:rPr>
+      </w:pPr>
+      <w:r>
+        <w:rPr>
+          <w:rFonts w:ascii="Times New Roman" w:hAnsi="Times New Roman" w:cs="Times New Roman"/>
+          <w:sz w:val="24"/>
+          <w:szCs w:val="24"/>
+          <w:lang w:val="en-US"/>
         </w:rPr>
         <w:t>);</w:t>
       </w:r>
     </w:p>
     <w:p>
       <w:pPr>
-        <w:ind w:firstLine="708"/>
-        <w:rPr>
-          <w:rFonts w:ascii="Times New Roman" w:hAnsi="Times New Roman" w:cs="Times New Roman"/>
-          <w:sz w:val="24"/>
-          <w:szCs w:val="24"/>
-        </w:rPr>
-      </w:pPr>
-    </w:p>
-    <w:p>
-      <w:pPr>
-        <w:ind w:firstLine="708"/>
-        <w:rPr>
-          <w:rFonts w:ascii="Times New Roman" w:hAnsi="Times New Roman" w:cs="Times New Roman"/>
-          <w:sz w:val="24"/>
-          <w:szCs w:val="24"/>
-        </w:rPr>
-      </w:pPr>
-      <w:r>
-        <w:rPr>
-          <w:rFonts w:ascii="Times New Roman" w:hAnsi="Times New Roman" w:cs="Times New Roman"/>
-          <w:sz w:val="24"/>
-          <w:szCs w:val="24"/>
-        </w:rPr>
-        <w:t>-- 3. Таблица: Улицы (</w:t>
-      </w:r>
-      <w:r>
-        <w:rPr>
-          <w:rFonts w:ascii="Times New Roman" w:hAnsi="Times New Roman" w:cs="Times New Roman"/>
-          <w:sz w:val="24"/>
-          <w:szCs w:val="24"/>
-          <w:lang w:val="en-US"/>
-        </w:rPr>
-        <w:t>streets</w:t>
-      </w:r>
-      <w:r>
-        <w:rPr>
-          <w:rFonts w:ascii="Times New Roman" w:hAnsi="Times New Roman" w:cs="Times New Roman"/>
-          <w:sz w:val="24"/>
-          <w:szCs w:val="24"/>
-        </w:rPr>
-        <w:t>)</w:t>
-      </w:r>
-    </w:p>
-    <w:p>
-      <w:pPr>
-        <w:ind w:firstLine="708"/>
-        <w:rPr>
-          <w:rFonts w:ascii="Times New Roman" w:hAnsi="Times New Roman" w:cs="Times New Roman"/>
-          <w:sz w:val="24"/>
-          <w:szCs w:val="24"/>
-        </w:rPr>
-      </w:pPr>
-      <w:r>
-        <w:rPr>
-          <w:rFonts w:ascii="Times New Roman" w:hAnsi="Times New Roman" w:cs="Times New Roman"/>
-          <w:sz w:val="24"/>
-          <w:szCs w:val="24"/>
-        </w:rPr>
-        <w:t xml:space="preserve">-- Поле </w:t>
-      </w:r>
-      <w:r>
-        <w:rPr>
-          <w:rFonts w:ascii="Times New Roman" w:hAnsi="Times New Roman" w:cs="Times New Roman"/>
-          <w:sz w:val="24"/>
-          <w:szCs w:val="24"/>
-          <w:lang w:val="en-US"/>
-        </w:rPr>
-        <w:t>district</w:t>
-      </w:r>
-      <w:r>
-        <w:rPr>
-          <w:rFonts w:ascii="Times New Roman" w:hAnsi="Times New Roman" w:cs="Times New Roman"/>
-          <w:sz w:val="24"/>
-          <w:szCs w:val="24"/>
-        </w:rPr>
-        <w:t>_</w:t>
-      </w:r>
-      <w:r>
-        <w:rPr>
-          <w:rFonts w:ascii="Times New Roman" w:hAnsi="Times New Roman" w:cs="Times New Roman"/>
-          <w:sz w:val="24"/>
-          <w:szCs w:val="24"/>
-          <w:lang w:val="en-US"/>
-        </w:rPr>
-        <w:t>id</w:t>
-      </w:r>
-      <w:r>
-        <w:rPr>
-          <w:rFonts w:ascii="Times New Roman" w:hAnsi="Times New Roman" w:cs="Times New Roman"/>
-          <w:sz w:val="24"/>
-          <w:szCs w:val="24"/>
-        </w:rPr>
-        <w:t xml:space="preserve"> удалено, так как связь теперь многосторонняя</w:t>
-      </w:r>
-    </w:p>
-    <w:p>
-      <w:pPr>
-        <w:ind w:firstLine="708"/>
+        <w:rPr>
+          <w:rFonts w:ascii="Times New Roman" w:hAnsi="Times New Roman" w:cs="Times New Roman"/>
+          <w:sz w:val="24"/>
+          <w:szCs w:val="24"/>
+          <w:lang w:val="en-US"/>
+        </w:rPr>
+      </w:pPr>
+    </w:p>
+    <w:p>
+      <w:pPr>
+        <w:rPr>
+          <w:rFonts w:ascii="Times New Roman" w:hAnsi="Times New Roman" w:cs="Times New Roman"/>
+          <w:sz w:val="24"/>
+          <w:szCs w:val="24"/>
+          <w:lang w:val="en-US"/>
+        </w:rPr>
+      </w:pPr>
+      <w:r>
+        <w:rPr>
+          <w:rFonts w:ascii="Times New Roman" w:hAnsi="Times New Roman" w:cs="Times New Roman"/>
+          <w:sz w:val="24"/>
+          <w:szCs w:val="24"/>
+          <w:lang w:val="en-US"/>
+        </w:rPr>
+        <w:t>-- 3. Улицы</w:t>
+      </w:r>
+    </w:p>
+    <w:p>
+      <w:pPr>
         <w:rPr>
           <w:rFonts w:ascii="Times New Roman" w:hAnsi="Times New Roman" w:cs="Times New Roman"/>
           <w:sz w:val="24"/>
@@ -2562,7 +2366,6 @@
     </w:p>
     <w:p>
       <w:pPr>
-        <w:ind w:firstLine="708"/>
         <w:rPr>
           <w:rFonts w:ascii="Times New Roman" w:hAnsi="Times New Roman" w:cs="Times New Roman"/>
           <w:sz w:val="24"/>
@@ -2582,27 +2385,44 @@
     </w:p>
     <w:p>
       <w:pPr>
-        <w:ind w:firstLine="708"/>
-        <w:rPr>
-          <w:rFonts w:ascii="Times New Roman" w:hAnsi="Times New Roman" w:cs="Times New Roman"/>
-          <w:sz w:val="24"/>
-          <w:szCs w:val="24"/>
-          <w:lang w:val="en-US"/>
-        </w:rPr>
-      </w:pPr>
-      <w:r>
-        <w:rPr>
-          <w:rFonts w:ascii="Times New Roman" w:hAnsi="Times New Roman" w:cs="Times New Roman"/>
-          <w:sz w:val="24"/>
-          <w:szCs w:val="24"/>
-          <w:lang w:val="en-US"/>
-        </w:rPr>
-        <w:t xml:space="preserve">    name VARCHAR(150) NOT NULL</w:t>
-      </w:r>
-    </w:p>
-    <w:p>
-      <w:pPr>
-        <w:ind w:firstLine="708"/>
+        <w:rPr>
+          <w:rFonts w:ascii="Times New Roman" w:hAnsi="Times New Roman" w:cs="Times New Roman"/>
+          <w:sz w:val="24"/>
+          <w:szCs w:val="24"/>
+          <w:lang w:val="en-US"/>
+        </w:rPr>
+      </w:pPr>
+      <w:r>
+        <w:rPr>
+          <w:rFonts w:ascii="Times New Roman" w:hAnsi="Times New Roman" w:cs="Times New Roman"/>
+          <w:sz w:val="24"/>
+          <w:szCs w:val="24"/>
+          <w:lang w:val="en-US"/>
+        </w:rPr>
+        <w:t xml:space="preserve">    name VARCHAR(150) NOT NULL,</w:t>
+      </w:r>
+    </w:p>
+    <w:p>
+      <w:pPr>
+        <w:rPr>
+          <w:rFonts w:ascii="Times New Roman" w:hAnsi="Times New Roman" w:cs="Times New Roman"/>
+          <w:sz w:val="24"/>
+          <w:szCs w:val="24"/>
+          <w:lang w:val="en-US"/>
+        </w:rPr>
+      </w:pPr>
+      <w:r>
+        <w:rPr>
+          <w:rFonts w:ascii="Times New Roman" w:hAnsi="Times New Roman" w:cs="Times New Roman"/>
+          <w:sz w:val="24"/>
+          <w:szCs w:val="24"/>
+          <w:lang w:val="en-US"/>
+        </w:rPr>
+        <w:t xml:space="preserve">    CONSTRAINT chk_street_name CHECK (CHAR_LENGTH(TRIM(name)) &gt; 0)</w:t>
+      </w:r>
+    </w:p>
+    <w:p>
+      <w:pPr>
         <w:rPr>
           <w:rFonts w:ascii="Times New Roman" w:hAnsi="Times New Roman" w:cs="Times New Roman"/>
           <w:sz w:val="24"/>
@@ -2622,1430 +2442,111 @@
     </w:p>
     <w:p>
       <w:pPr>
-        <w:ind w:firstLine="708"/>
-        <w:rPr>
-          <w:rFonts w:ascii="Times New Roman" w:hAnsi="Times New Roman" w:cs="Times New Roman"/>
-          <w:sz w:val="24"/>
-          <w:szCs w:val="24"/>
-          <w:lang w:val="en-US"/>
-        </w:rPr>
-      </w:pPr>
-    </w:p>
-    <w:p>
-      <w:pPr>
-        <w:ind w:firstLine="708"/>
-        <w:rPr>
-          <w:rFonts w:ascii="Times New Roman" w:hAnsi="Times New Roman" w:cs="Times New Roman"/>
-          <w:sz w:val="24"/>
-          <w:szCs w:val="24"/>
-          <w:lang w:val="en-US"/>
-        </w:rPr>
-      </w:pPr>
-      <w:r>
-        <w:rPr>
-          <w:rFonts w:ascii="Times New Roman" w:hAnsi="Times New Roman" w:cs="Times New Roman"/>
-          <w:sz w:val="24"/>
-          <w:szCs w:val="24"/>
-          <w:lang w:val="en-US"/>
-        </w:rPr>
-        <w:t xml:space="preserve">-- 4. </w:t>
-      </w:r>
-      <w:proofErr w:type="spellStart"/>
-      <w:r>
-        <w:rPr>
-          <w:rFonts w:ascii="Times New Roman" w:hAnsi="Times New Roman" w:cs="Times New Roman"/>
-          <w:sz w:val="24"/>
-          <w:szCs w:val="24"/>
-          <w:lang w:val="en-US"/>
-        </w:rPr>
-        <w:t>Таблица</w:t>
-      </w:r>
-      <w:proofErr w:type="spellEnd"/>
-      <w:r>
-        <w:rPr>
-          <w:rFonts w:ascii="Times New Roman" w:hAnsi="Times New Roman" w:cs="Times New Roman"/>
-          <w:sz w:val="24"/>
-          <w:szCs w:val="24"/>
-          <w:lang w:val="en-US"/>
-        </w:rPr>
-        <w:t xml:space="preserve">: </w:t>
-      </w:r>
-      <w:proofErr w:type="spellStart"/>
-      <w:r>
-        <w:rPr>
-          <w:rFonts w:ascii="Times New Roman" w:hAnsi="Times New Roman" w:cs="Times New Roman"/>
-          <w:sz w:val="24"/>
-          <w:szCs w:val="24"/>
-          <w:lang w:val="en-US"/>
-        </w:rPr>
-        <w:t>Связь</w:t>
-      </w:r>
-      <w:proofErr w:type="spellEnd"/>
-      <w:r>
-        <w:rPr>
-          <w:rFonts w:ascii="Times New Roman" w:hAnsi="Times New Roman" w:cs="Times New Roman"/>
-          <w:sz w:val="24"/>
-          <w:szCs w:val="24"/>
-          <w:lang w:val="en-US"/>
-        </w:rPr>
-        <w:t xml:space="preserve"> </w:t>
-      </w:r>
-      <w:proofErr w:type="spellStart"/>
-      <w:r>
-        <w:rPr>
-          <w:rFonts w:ascii="Times New Roman" w:hAnsi="Times New Roman" w:cs="Times New Roman"/>
-          <w:sz w:val="24"/>
-          <w:szCs w:val="24"/>
-          <w:lang w:val="en-US"/>
-        </w:rPr>
-        <w:t>Улицы-Районы</w:t>
-      </w:r>
-      <w:proofErr w:type="spellEnd"/>
-      <w:r>
-        <w:rPr>
-          <w:rFonts w:ascii="Times New Roman" w:hAnsi="Times New Roman" w:cs="Times New Roman"/>
-          <w:sz w:val="24"/>
-          <w:szCs w:val="24"/>
-          <w:lang w:val="en-US"/>
-        </w:rPr>
-        <w:t xml:space="preserve"> (</w:t>
-      </w:r>
-      <w:proofErr w:type="spellStart"/>
-      <w:r>
-        <w:rPr>
-          <w:rFonts w:ascii="Times New Roman" w:hAnsi="Times New Roman" w:cs="Times New Roman"/>
-          <w:sz w:val="24"/>
-          <w:szCs w:val="24"/>
-          <w:lang w:val="en-US"/>
-        </w:rPr>
-        <w:t>street_districts</w:t>
-      </w:r>
-      <w:proofErr w:type="spellEnd"/>
-      <w:r>
-        <w:rPr>
-          <w:rFonts w:ascii="Times New Roman" w:hAnsi="Times New Roman" w:cs="Times New Roman"/>
-          <w:sz w:val="24"/>
-          <w:szCs w:val="24"/>
-          <w:lang w:val="en-US"/>
-        </w:rPr>
-        <w:t>)</w:t>
-      </w:r>
-    </w:p>
-    <w:p>
-      <w:pPr>
-        <w:ind w:firstLine="708"/>
-        <w:rPr>
-          <w:rFonts w:ascii="Times New Roman" w:hAnsi="Times New Roman" w:cs="Times New Roman"/>
-          <w:sz w:val="24"/>
-          <w:szCs w:val="24"/>
-        </w:rPr>
-      </w:pPr>
-      <w:r>
-        <w:rPr>
-          <w:rFonts w:ascii="Times New Roman" w:hAnsi="Times New Roman" w:cs="Times New Roman"/>
-          <w:sz w:val="24"/>
-          <w:szCs w:val="24"/>
-        </w:rPr>
-        <w:t>-- Промежуточная таблица для реализации связи "многие-ко-многим"</w:t>
-      </w:r>
-    </w:p>
-    <w:p>
-      <w:pPr>
-        <w:ind w:firstLine="708"/>
-        <w:rPr>
-          <w:rFonts w:ascii="Times New Roman" w:hAnsi="Times New Roman" w:cs="Times New Roman"/>
-          <w:sz w:val="24"/>
-          <w:szCs w:val="24"/>
-          <w:lang w:val="en-US"/>
-        </w:rPr>
-      </w:pPr>
-      <w:r>
-        <w:rPr>
-          <w:rFonts w:ascii="Times New Roman" w:hAnsi="Times New Roman" w:cs="Times New Roman"/>
-          <w:sz w:val="24"/>
-          <w:szCs w:val="24"/>
-          <w:lang w:val="en-US"/>
-        </w:rPr>
-        <w:t xml:space="preserve">CREATE TABLE </w:t>
-      </w:r>
-      <w:proofErr w:type="spellStart"/>
-      <w:r>
-        <w:rPr>
-          <w:rFonts w:ascii="Times New Roman" w:hAnsi="Times New Roman" w:cs="Times New Roman"/>
-          <w:sz w:val="24"/>
-          <w:szCs w:val="24"/>
-          <w:lang w:val="en-US"/>
-        </w:rPr>
-        <w:t>street_districts</w:t>
-      </w:r>
-      <w:proofErr w:type="spellEnd"/>
-      <w:r>
-        <w:rPr>
-          <w:rFonts w:ascii="Times New Roman" w:hAnsi="Times New Roman" w:cs="Times New Roman"/>
-          <w:sz w:val="24"/>
-          <w:szCs w:val="24"/>
-          <w:lang w:val="en-US"/>
-        </w:rPr>
-        <w:t xml:space="preserve"> (</w:t>
-      </w:r>
-    </w:p>
-    <w:p>
-      <w:pPr>
-        <w:ind w:firstLine="708"/>
-        <w:rPr>
-          <w:rFonts w:ascii="Times New Roman" w:hAnsi="Times New Roman" w:cs="Times New Roman"/>
-          <w:sz w:val="24"/>
-          <w:szCs w:val="24"/>
-          <w:lang w:val="en-US"/>
-        </w:rPr>
-      </w:pPr>
-      <w:r>
-        <w:rPr>
-          <w:rFonts w:ascii="Times New Roman" w:hAnsi="Times New Roman" w:cs="Times New Roman"/>
-          <w:sz w:val="24"/>
-          <w:szCs w:val="24"/>
-          <w:lang w:val="en-US"/>
-        </w:rPr>
-        <w:t xml:space="preserve">    </w:t>
-      </w:r>
-      <w:proofErr w:type="spellStart"/>
-      <w:r>
-        <w:rPr>
-          <w:rFonts w:ascii="Times New Roman" w:hAnsi="Times New Roman" w:cs="Times New Roman"/>
-          <w:sz w:val="24"/>
-          <w:szCs w:val="24"/>
-          <w:lang w:val="en-US"/>
-        </w:rPr>
-        <w:t>street_id</w:t>
-      </w:r>
-      <w:proofErr w:type="spellEnd"/>
-      <w:r>
-        <w:rPr>
-          <w:rFonts w:ascii="Times New Roman" w:hAnsi="Times New Roman" w:cs="Times New Roman"/>
-          <w:sz w:val="24"/>
-          <w:szCs w:val="24"/>
-          <w:lang w:val="en-US"/>
-        </w:rPr>
-        <w:t xml:space="preserve"> INT NOT NULL,</w:t>
-      </w:r>
-    </w:p>
-    <w:p>
-      <w:pPr>
-        <w:ind w:firstLine="708"/>
-        <w:rPr>
-          <w:rFonts w:ascii="Times New Roman" w:hAnsi="Times New Roman" w:cs="Times New Roman"/>
-          <w:sz w:val="24"/>
-          <w:szCs w:val="24"/>
-          <w:lang w:val="en-US"/>
-        </w:rPr>
-      </w:pPr>
-      <w:r>
-        <w:rPr>
-          <w:rFonts w:ascii="Times New Roman" w:hAnsi="Times New Roman" w:cs="Times New Roman"/>
-          <w:sz w:val="24"/>
-          <w:szCs w:val="24"/>
-          <w:lang w:val="en-US"/>
-        </w:rPr>
-        <w:t xml:space="preserve">    </w:t>
-      </w:r>
-      <w:proofErr w:type="spellStart"/>
-      <w:r>
-        <w:rPr>
-          <w:rFonts w:ascii="Times New Roman" w:hAnsi="Times New Roman" w:cs="Times New Roman"/>
-          <w:sz w:val="24"/>
-          <w:szCs w:val="24"/>
-          <w:lang w:val="en-US"/>
-        </w:rPr>
-        <w:t>district_id</w:t>
-      </w:r>
-      <w:proofErr w:type="spellEnd"/>
-      <w:r>
-        <w:rPr>
-          <w:rFonts w:ascii="Times New Roman" w:hAnsi="Times New Roman" w:cs="Times New Roman"/>
-          <w:sz w:val="24"/>
-          <w:szCs w:val="24"/>
-          <w:lang w:val="en-US"/>
-        </w:rPr>
-        <w:t xml:space="preserve"> INT NOT NULL,</w:t>
-      </w:r>
-    </w:p>
-    <w:p>
-      <w:pPr>
-        <w:ind w:firstLine="708"/>
-        <w:rPr>
-          <w:rFonts w:ascii="Times New Roman" w:hAnsi="Times New Roman" w:cs="Times New Roman"/>
-          <w:sz w:val="24"/>
-          <w:szCs w:val="24"/>
-          <w:lang w:val="en-US"/>
-        </w:rPr>
-      </w:pPr>
-      <w:r>
-        <w:rPr>
-          <w:rFonts w:ascii="Times New Roman" w:hAnsi="Times New Roman" w:cs="Times New Roman"/>
-          <w:sz w:val="24"/>
-          <w:szCs w:val="24"/>
-          <w:lang w:val="en-US"/>
-        </w:rPr>
-        <w:t xml:space="preserve">    PRIMARY KEY (</w:t>
-      </w:r>
-      <w:proofErr w:type="spellStart"/>
-      <w:r>
-        <w:rPr>
-          <w:rFonts w:ascii="Times New Roman" w:hAnsi="Times New Roman" w:cs="Times New Roman"/>
-          <w:sz w:val="24"/>
-          <w:szCs w:val="24"/>
-          <w:lang w:val="en-US"/>
-        </w:rPr>
-        <w:t>street_id</w:t>
-      </w:r>
-      <w:proofErr w:type="spellEnd"/>
-      <w:r>
-        <w:rPr>
-          <w:rFonts w:ascii="Times New Roman" w:hAnsi="Times New Roman" w:cs="Times New Roman"/>
-          <w:sz w:val="24"/>
-          <w:szCs w:val="24"/>
-          <w:lang w:val="en-US"/>
-        </w:rPr>
-        <w:t xml:space="preserve">, </w:t>
-      </w:r>
-      <w:proofErr w:type="spellStart"/>
-      <w:r>
-        <w:rPr>
-          <w:rFonts w:ascii="Times New Roman" w:hAnsi="Times New Roman" w:cs="Times New Roman"/>
-          <w:sz w:val="24"/>
-          <w:szCs w:val="24"/>
-          <w:lang w:val="en-US"/>
-        </w:rPr>
-        <w:t>district_id</w:t>
-      </w:r>
-      <w:proofErr w:type="spellEnd"/>
-      <w:r>
-        <w:rPr>
-          <w:rFonts w:ascii="Times New Roman" w:hAnsi="Times New Roman" w:cs="Times New Roman"/>
-          <w:sz w:val="24"/>
-          <w:szCs w:val="24"/>
-          <w:lang w:val="en-US"/>
-        </w:rPr>
-        <w:t>),</w:t>
-      </w:r>
-    </w:p>
-    <w:p>
-      <w:pPr>
-        <w:ind w:firstLine="708"/>
-        <w:rPr>
-          <w:rFonts w:ascii="Times New Roman" w:hAnsi="Times New Roman" w:cs="Times New Roman"/>
-          <w:sz w:val="24"/>
-          <w:szCs w:val="24"/>
-          <w:lang w:val="en-US"/>
-        </w:rPr>
-      </w:pPr>
-      <w:r>
-        <w:rPr>
-          <w:rFonts w:ascii="Times New Roman" w:hAnsi="Times New Roman" w:cs="Times New Roman"/>
-          <w:sz w:val="24"/>
-          <w:szCs w:val="24"/>
-          <w:lang w:val="en-US"/>
-        </w:rPr>
-        <w:t xml:space="preserve">    </w:t>
-      </w:r>
-    </w:p>
-    <w:p>
-      <w:pPr>
-        <w:ind w:firstLine="708"/>
-        <w:rPr>
-          <w:rFonts w:ascii="Times New Roman" w:hAnsi="Times New Roman" w:cs="Times New Roman"/>
-          <w:sz w:val="24"/>
-          <w:szCs w:val="24"/>
-          <w:lang w:val="en-US"/>
-        </w:rPr>
-      </w:pPr>
-      <w:r>
-        <w:rPr>
-          <w:rFonts w:ascii="Times New Roman" w:hAnsi="Times New Roman" w:cs="Times New Roman"/>
-          <w:sz w:val="24"/>
-          <w:szCs w:val="24"/>
-          <w:lang w:val="en-US"/>
-        </w:rPr>
-        <w:t xml:space="preserve">    CONSTRAINT </w:t>
-      </w:r>
-      <w:proofErr w:type="spellStart"/>
-      <w:r>
-        <w:rPr>
-          <w:rFonts w:ascii="Times New Roman" w:hAnsi="Times New Roman" w:cs="Times New Roman"/>
-          <w:sz w:val="24"/>
-          <w:szCs w:val="24"/>
-          <w:lang w:val="en-US"/>
-        </w:rPr>
-        <w:t>fk_sd_street</w:t>
-      </w:r>
-      <w:proofErr w:type="spellEnd"/>
-      <w:r>
-        <w:rPr>
-          <w:rFonts w:ascii="Times New Roman" w:hAnsi="Times New Roman" w:cs="Times New Roman"/>
-          <w:sz w:val="24"/>
-          <w:szCs w:val="24"/>
-          <w:lang w:val="en-US"/>
-        </w:rPr>
-        <w:t xml:space="preserve"> </w:t>
-      </w:r>
-    </w:p>
-    <w:p>
-      <w:pPr>
-        <w:ind w:firstLine="708"/>
-        <w:rPr>
-          <w:rFonts w:ascii="Times New Roman" w:hAnsi="Times New Roman" w:cs="Times New Roman"/>
-          <w:sz w:val="24"/>
-          <w:szCs w:val="24"/>
-          <w:lang w:val="en-US"/>
-        </w:rPr>
-      </w:pPr>
-      <w:r>
-        <w:rPr>
-          <w:rFonts w:ascii="Times New Roman" w:hAnsi="Times New Roman" w:cs="Times New Roman"/>
-          <w:sz w:val="24"/>
-          <w:szCs w:val="24"/>
-          <w:lang w:val="en-US"/>
-        </w:rPr>
-        <w:lastRenderedPageBreak/>
-        <w:t xml:space="preserve">        FOREIGN KEY (</w:t>
-      </w:r>
-      <w:proofErr w:type="spellStart"/>
-      <w:r>
-        <w:rPr>
-          <w:rFonts w:ascii="Times New Roman" w:hAnsi="Times New Roman" w:cs="Times New Roman"/>
-          <w:sz w:val="24"/>
-          <w:szCs w:val="24"/>
-          <w:lang w:val="en-US"/>
-        </w:rPr>
-        <w:t>street_id</w:t>
-      </w:r>
-      <w:proofErr w:type="spellEnd"/>
-      <w:r>
-        <w:rPr>
-          <w:rFonts w:ascii="Times New Roman" w:hAnsi="Times New Roman" w:cs="Times New Roman"/>
-          <w:sz w:val="24"/>
-          <w:szCs w:val="24"/>
-          <w:lang w:val="en-US"/>
-        </w:rPr>
-        <w:t xml:space="preserve">) </w:t>
-      </w:r>
-    </w:p>
-    <w:p>
-      <w:pPr>
-        <w:ind w:firstLine="708"/>
-        <w:rPr>
-          <w:rFonts w:ascii="Times New Roman" w:hAnsi="Times New Roman" w:cs="Times New Roman"/>
-          <w:sz w:val="24"/>
-          <w:szCs w:val="24"/>
-          <w:lang w:val="en-US"/>
-        </w:rPr>
-      </w:pPr>
-      <w:r>
-        <w:rPr>
-          <w:rFonts w:ascii="Times New Roman" w:hAnsi="Times New Roman" w:cs="Times New Roman"/>
-          <w:sz w:val="24"/>
-          <w:szCs w:val="24"/>
-          <w:lang w:val="en-US"/>
-        </w:rPr>
-        <w:t xml:space="preserve">        REFERENCES streets(id) </w:t>
-      </w:r>
-    </w:p>
-    <w:p>
-      <w:pPr>
-        <w:ind w:firstLine="708"/>
-        <w:rPr>
-          <w:rFonts w:ascii="Times New Roman" w:hAnsi="Times New Roman" w:cs="Times New Roman"/>
-          <w:sz w:val="24"/>
-          <w:szCs w:val="24"/>
-          <w:lang w:val="en-US"/>
-        </w:rPr>
-      </w:pPr>
-      <w:r>
-        <w:rPr>
-          <w:rFonts w:ascii="Times New Roman" w:hAnsi="Times New Roman" w:cs="Times New Roman"/>
-          <w:sz w:val="24"/>
-          <w:szCs w:val="24"/>
-          <w:lang w:val="en-US"/>
-        </w:rPr>
-        <w:t xml:space="preserve">        ON DELETE CASCADE,</w:t>
-      </w:r>
-    </w:p>
-    <w:p>
-      <w:pPr>
-        <w:ind w:firstLine="708"/>
-        <w:rPr>
-          <w:rFonts w:ascii="Times New Roman" w:hAnsi="Times New Roman" w:cs="Times New Roman"/>
-          <w:sz w:val="24"/>
-          <w:szCs w:val="24"/>
-          <w:lang w:val="en-US"/>
-        </w:rPr>
-      </w:pPr>
-      <w:r>
-        <w:rPr>
-          <w:rFonts w:ascii="Times New Roman" w:hAnsi="Times New Roman" w:cs="Times New Roman"/>
-          <w:sz w:val="24"/>
-          <w:szCs w:val="24"/>
-          <w:lang w:val="en-US"/>
-        </w:rPr>
-        <w:t xml:space="preserve">    </w:t>
-      </w:r>
-    </w:p>
-    <w:p>
-      <w:pPr>
-        <w:ind w:firstLine="708"/>
-        <w:rPr>
-          <w:rFonts w:ascii="Times New Roman" w:hAnsi="Times New Roman" w:cs="Times New Roman"/>
-          <w:sz w:val="24"/>
-          <w:szCs w:val="24"/>
-          <w:lang w:val="en-US"/>
-        </w:rPr>
-      </w:pPr>
-      <w:r>
-        <w:rPr>
-          <w:rFonts w:ascii="Times New Roman" w:hAnsi="Times New Roman" w:cs="Times New Roman"/>
-          <w:sz w:val="24"/>
-          <w:szCs w:val="24"/>
-          <w:lang w:val="en-US"/>
-        </w:rPr>
-        <w:t xml:space="preserve">    CONSTRAINT </w:t>
-      </w:r>
-      <w:proofErr w:type="spellStart"/>
-      <w:r>
-        <w:rPr>
-          <w:rFonts w:ascii="Times New Roman" w:hAnsi="Times New Roman" w:cs="Times New Roman"/>
-          <w:sz w:val="24"/>
-          <w:szCs w:val="24"/>
-          <w:lang w:val="en-US"/>
-        </w:rPr>
-        <w:t>fk_sd_district</w:t>
-      </w:r>
-      <w:proofErr w:type="spellEnd"/>
-      <w:r>
-        <w:rPr>
-          <w:rFonts w:ascii="Times New Roman" w:hAnsi="Times New Roman" w:cs="Times New Roman"/>
-          <w:sz w:val="24"/>
-          <w:szCs w:val="24"/>
-          <w:lang w:val="en-US"/>
-        </w:rPr>
-        <w:t xml:space="preserve"> </w:t>
-      </w:r>
-    </w:p>
-    <w:p>
-      <w:pPr>
-        <w:ind w:firstLine="708"/>
-        <w:rPr>
-          <w:rFonts w:ascii="Times New Roman" w:hAnsi="Times New Roman" w:cs="Times New Roman"/>
-          <w:sz w:val="24"/>
-          <w:szCs w:val="24"/>
-          <w:lang w:val="en-US"/>
-        </w:rPr>
-      </w:pPr>
-      <w:r>
-        <w:rPr>
-          <w:rFonts w:ascii="Times New Roman" w:hAnsi="Times New Roman" w:cs="Times New Roman"/>
-          <w:sz w:val="24"/>
-          <w:szCs w:val="24"/>
-          <w:lang w:val="en-US"/>
-        </w:rPr>
-        <w:t xml:space="preserve">        FOREIGN KEY (</w:t>
-      </w:r>
-      <w:proofErr w:type="spellStart"/>
-      <w:r>
-        <w:rPr>
-          <w:rFonts w:ascii="Times New Roman" w:hAnsi="Times New Roman" w:cs="Times New Roman"/>
-          <w:sz w:val="24"/>
-          <w:szCs w:val="24"/>
-          <w:lang w:val="en-US"/>
-        </w:rPr>
-        <w:t>district_id</w:t>
-      </w:r>
-      <w:proofErr w:type="spellEnd"/>
-      <w:r>
-        <w:rPr>
-          <w:rFonts w:ascii="Times New Roman" w:hAnsi="Times New Roman" w:cs="Times New Roman"/>
-          <w:sz w:val="24"/>
-          <w:szCs w:val="24"/>
-          <w:lang w:val="en-US"/>
-        </w:rPr>
-        <w:t xml:space="preserve">) </w:t>
-      </w:r>
-    </w:p>
-    <w:p>
-      <w:pPr>
-        <w:ind w:firstLine="708"/>
-        <w:rPr>
-          <w:rFonts w:ascii="Times New Roman" w:hAnsi="Times New Roman" w:cs="Times New Roman"/>
-          <w:sz w:val="24"/>
-          <w:szCs w:val="24"/>
-          <w:lang w:val="en-US"/>
-        </w:rPr>
-      </w:pPr>
-      <w:r>
-        <w:rPr>
-          <w:rFonts w:ascii="Times New Roman" w:hAnsi="Times New Roman" w:cs="Times New Roman"/>
-          <w:sz w:val="24"/>
-          <w:szCs w:val="24"/>
-          <w:lang w:val="en-US"/>
-        </w:rPr>
-        <w:t xml:space="preserve">        REFERENCES districts(id) </w:t>
-      </w:r>
-    </w:p>
-    <w:p>
-      <w:pPr>
-        <w:ind w:firstLine="708"/>
-        <w:rPr>
-          <w:rFonts w:ascii="Times New Roman" w:hAnsi="Times New Roman" w:cs="Times New Roman"/>
-          <w:sz w:val="24"/>
-          <w:szCs w:val="24"/>
-          <w:lang w:val="en-US"/>
-        </w:rPr>
-      </w:pPr>
-      <w:r>
-        <w:rPr>
-          <w:rFonts w:ascii="Times New Roman" w:hAnsi="Times New Roman" w:cs="Times New Roman"/>
-          <w:sz w:val="24"/>
-          <w:szCs w:val="24"/>
-          <w:lang w:val="en-US"/>
-        </w:rPr>
-        <w:t xml:space="preserve">        ON DELETE CASCADE</w:t>
-      </w:r>
-    </w:p>
-    <w:p>
-      <w:pPr>
-        <w:ind w:firstLine="708"/>
-        <w:rPr>
-          <w:rFonts w:ascii="Times New Roman" w:hAnsi="Times New Roman" w:cs="Times New Roman"/>
-          <w:sz w:val="24"/>
-          <w:szCs w:val="24"/>
-          <w:lang w:val="en-US"/>
-        </w:rPr>
-      </w:pPr>
-      <w:r>
-        <w:rPr>
-          <w:rFonts w:ascii="Times New Roman" w:hAnsi="Times New Roman" w:cs="Times New Roman"/>
-          <w:sz w:val="24"/>
-          <w:szCs w:val="24"/>
-          <w:lang w:val="en-US"/>
-        </w:rPr>
-        <w:t>);</w:t>
-      </w:r>
-    </w:p>
-    <w:p>
-      <w:pPr>
-        <w:ind w:firstLine="708"/>
-        <w:rPr>
-          <w:rFonts w:ascii="Times New Roman" w:hAnsi="Times New Roman" w:cs="Times New Roman"/>
-          <w:sz w:val="24"/>
-          <w:szCs w:val="24"/>
-          <w:lang w:val="en-US"/>
-        </w:rPr>
-      </w:pPr>
-    </w:p>
-    <w:p>
-      <w:pPr>
-        <w:ind w:firstLine="708"/>
-        <w:rPr>
-          <w:rFonts w:ascii="Times New Roman" w:hAnsi="Times New Roman" w:cs="Times New Roman"/>
-          <w:sz w:val="24"/>
-          <w:szCs w:val="24"/>
-          <w:lang w:val="en-US"/>
-        </w:rPr>
-      </w:pPr>
-      <w:r>
-        <w:rPr>
-          <w:rFonts w:ascii="Times New Roman" w:hAnsi="Times New Roman" w:cs="Times New Roman"/>
-          <w:sz w:val="24"/>
-          <w:szCs w:val="24"/>
-          <w:lang w:val="en-US"/>
-        </w:rPr>
-        <w:t xml:space="preserve">-- 5. </w:t>
-      </w:r>
-      <w:proofErr w:type="spellStart"/>
-      <w:r>
-        <w:rPr>
-          <w:rFonts w:ascii="Times New Roman" w:hAnsi="Times New Roman" w:cs="Times New Roman"/>
-          <w:sz w:val="24"/>
-          <w:szCs w:val="24"/>
-          <w:lang w:val="en-US"/>
-        </w:rPr>
-        <w:t>Таблица</w:t>
-      </w:r>
-      <w:proofErr w:type="spellEnd"/>
-      <w:r>
-        <w:rPr>
-          <w:rFonts w:ascii="Times New Roman" w:hAnsi="Times New Roman" w:cs="Times New Roman"/>
-          <w:sz w:val="24"/>
-          <w:szCs w:val="24"/>
-          <w:lang w:val="en-US"/>
-        </w:rPr>
-        <w:t xml:space="preserve">: </w:t>
-      </w:r>
-      <w:proofErr w:type="spellStart"/>
-      <w:r>
-        <w:rPr>
-          <w:rFonts w:ascii="Times New Roman" w:hAnsi="Times New Roman" w:cs="Times New Roman"/>
-          <w:sz w:val="24"/>
-          <w:szCs w:val="24"/>
-          <w:lang w:val="en-US"/>
-        </w:rPr>
-        <w:t>Агенты</w:t>
-      </w:r>
-      <w:proofErr w:type="spellEnd"/>
-      <w:r>
-        <w:rPr>
-          <w:rFonts w:ascii="Times New Roman" w:hAnsi="Times New Roman" w:cs="Times New Roman"/>
-          <w:sz w:val="24"/>
-          <w:szCs w:val="24"/>
-          <w:lang w:val="en-US"/>
-        </w:rPr>
-        <w:t xml:space="preserve"> (agents)</w:t>
-      </w:r>
-    </w:p>
-    <w:p>
-      <w:pPr>
-        <w:ind w:firstLine="708"/>
-        <w:rPr>
-          <w:rFonts w:ascii="Times New Roman" w:hAnsi="Times New Roman" w:cs="Times New Roman"/>
-          <w:sz w:val="24"/>
-          <w:szCs w:val="24"/>
-          <w:lang w:val="en-US"/>
-        </w:rPr>
-      </w:pPr>
-      <w:r>
-        <w:rPr>
-          <w:rFonts w:ascii="Times New Roman" w:hAnsi="Times New Roman" w:cs="Times New Roman"/>
-          <w:sz w:val="24"/>
-          <w:szCs w:val="24"/>
-          <w:lang w:val="en-US"/>
-        </w:rPr>
-        <w:t>CREATE TABLE agents (</w:t>
-      </w:r>
-    </w:p>
-    <w:p>
-      <w:pPr>
-        <w:ind w:firstLine="708"/>
-        <w:rPr>
-          <w:rFonts w:ascii="Times New Roman" w:hAnsi="Times New Roman" w:cs="Times New Roman"/>
-          <w:sz w:val="24"/>
-          <w:szCs w:val="24"/>
-          <w:lang w:val="en-US"/>
-        </w:rPr>
-      </w:pPr>
-      <w:r>
-        <w:rPr>
-          <w:rFonts w:ascii="Times New Roman" w:hAnsi="Times New Roman" w:cs="Times New Roman"/>
-          <w:sz w:val="24"/>
-          <w:szCs w:val="24"/>
-          <w:lang w:val="en-US"/>
-        </w:rPr>
-        <w:t xml:space="preserve">    id INT PRIMARY KEY AUTO_INCREMENT,</w:t>
-      </w:r>
-    </w:p>
-    <w:p>
-      <w:pPr>
-        <w:ind w:firstLine="708"/>
-        <w:rPr>
-          <w:rFonts w:ascii="Times New Roman" w:hAnsi="Times New Roman" w:cs="Times New Roman"/>
-          <w:sz w:val="24"/>
-          <w:szCs w:val="24"/>
-          <w:lang w:val="en-US"/>
-        </w:rPr>
-      </w:pPr>
-      <w:r>
-        <w:rPr>
-          <w:rFonts w:ascii="Times New Roman" w:hAnsi="Times New Roman" w:cs="Times New Roman"/>
-          <w:sz w:val="24"/>
-          <w:szCs w:val="24"/>
-          <w:lang w:val="en-US"/>
-        </w:rPr>
-        <w:t xml:space="preserve">    </w:t>
-      </w:r>
-      <w:proofErr w:type="spellStart"/>
-      <w:r>
-        <w:rPr>
-          <w:rFonts w:ascii="Times New Roman" w:hAnsi="Times New Roman" w:cs="Times New Roman"/>
-          <w:sz w:val="24"/>
-          <w:szCs w:val="24"/>
-          <w:lang w:val="en-US"/>
-        </w:rPr>
-        <w:t>last_name</w:t>
-      </w:r>
-      <w:proofErr w:type="spellEnd"/>
-      <w:r>
-        <w:rPr>
-          <w:rFonts w:ascii="Times New Roman" w:hAnsi="Times New Roman" w:cs="Times New Roman"/>
-          <w:sz w:val="24"/>
-          <w:szCs w:val="24"/>
-          <w:lang w:val="en-US"/>
-        </w:rPr>
-        <w:t xml:space="preserve"> VARCHAR(50) NOT NULL,</w:t>
-      </w:r>
-    </w:p>
-    <w:p>
-      <w:pPr>
-        <w:ind w:firstLine="708"/>
-        <w:rPr>
-          <w:rFonts w:ascii="Times New Roman" w:hAnsi="Times New Roman" w:cs="Times New Roman"/>
-          <w:sz w:val="24"/>
-          <w:szCs w:val="24"/>
-          <w:lang w:val="en-US"/>
-        </w:rPr>
-      </w:pPr>
-      <w:r>
-        <w:rPr>
-          <w:rFonts w:ascii="Times New Roman" w:hAnsi="Times New Roman" w:cs="Times New Roman"/>
-          <w:sz w:val="24"/>
-          <w:szCs w:val="24"/>
-          <w:lang w:val="en-US"/>
-        </w:rPr>
-        <w:t xml:space="preserve">    </w:t>
-      </w:r>
-      <w:proofErr w:type="spellStart"/>
-      <w:r>
-        <w:rPr>
-          <w:rFonts w:ascii="Times New Roman" w:hAnsi="Times New Roman" w:cs="Times New Roman"/>
-          <w:sz w:val="24"/>
-          <w:szCs w:val="24"/>
-          <w:lang w:val="en-US"/>
-        </w:rPr>
-        <w:t>first_name</w:t>
-      </w:r>
-      <w:proofErr w:type="spellEnd"/>
-      <w:r>
-        <w:rPr>
-          <w:rFonts w:ascii="Times New Roman" w:hAnsi="Times New Roman" w:cs="Times New Roman"/>
-          <w:sz w:val="24"/>
-          <w:szCs w:val="24"/>
-          <w:lang w:val="en-US"/>
-        </w:rPr>
-        <w:t xml:space="preserve"> VARCHAR(50) NOT NULL,</w:t>
-      </w:r>
-    </w:p>
-    <w:p>
-      <w:pPr>
-        <w:ind w:firstLine="708"/>
-        <w:rPr>
-          <w:rFonts w:ascii="Times New Roman" w:hAnsi="Times New Roman" w:cs="Times New Roman"/>
-          <w:sz w:val="24"/>
-          <w:szCs w:val="24"/>
-          <w:lang w:val="en-US"/>
-        </w:rPr>
-      </w:pPr>
-      <w:r>
-        <w:rPr>
-          <w:rFonts w:ascii="Times New Roman" w:hAnsi="Times New Roman" w:cs="Times New Roman"/>
-          <w:sz w:val="24"/>
-          <w:szCs w:val="24"/>
-          <w:lang w:val="en-US"/>
-        </w:rPr>
-        <w:t xml:space="preserve">    </w:t>
-      </w:r>
-      <w:proofErr w:type="spellStart"/>
-      <w:r>
-        <w:rPr>
-          <w:rFonts w:ascii="Times New Roman" w:hAnsi="Times New Roman" w:cs="Times New Roman"/>
-          <w:sz w:val="24"/>
-          <w:szCs w:val="24"/>
-          <w:lang w:val="en-US"/>
-        </w:rPr>
-        <w:t>middle_name</w:t>
-      </w:r>
-      <w:proofErr w:type="spellEnd"/>
-      <w:r>
-        <w:rPr>
-          <w:rFonts w:ascii="Times New Roman" w:hAnsi="Times New Roman" w:cs="Times New Roman"/>
-          <w:sz w:val="24"/>
-          <w:szCs w:val="24"/>
-          <w:lang w:val="en-US"/>
-        </w:rPr>
-        <w:t xml:space="preserve"> VARCHAR(50)</w:t>
-      </w:r>
-    </w:p>
-    <w:p>
-      <w:pPr>
-        <w:ind w:firstLine="708"/>
-        <w:rPr>
-          <w:rFonts w:ascii="Times New Roman" w:hAnsi="Times New Roman" w:cs="Times New Roman"/>
-          <w:sz w:val="24"/>
-          <w:szCs w:val="24"/>
-          <w:lang w:val="en-US"/>
-        </w:rPr>
-      </w:pPr>
-      <w:r>
-        <w:rPr>
-          <w:rFonts w:ascii="Times New Roman" w:hAnsi="Times New Roman" w:cs="Times New Roman"/>
-          <w:sz w:val="24"/>
-          <w:szCs w:val="24"/>
-          <w:lang w:val="en-US"/>
-        </w:rPr>
-        <w:t>);</w:t>
-      </w:r>
-    </w:p>
-    <w:p>
-      <w:pPr>
-        <w:ind w:firstLine="708"/>
-        <w:rPr>
-          <w:rFonts w:ascii="Times New Roman" w:hAnsi="Times New Roman" w:cs="Times New Roman"/>
-          <w:sz w:val="24"/>
-          <w:szCs w:val="24"/>
-          <w:lang w:val="en-US"/>
-        </w:rPr>
-      </w:pPr>
-    </w:p>
-    <w:p>
-      <w:pPr>
-        <w:ind w:firstLine="708"/>
-        <w:rPr>
-          <w:rFonts w:ascii="Times New Roman" w:hAnsi="Times New Roman" w:cs="Times New Roman"/>
-          <w:sz w:val="24"/>
-          <w:szCs w:val="24"/>
-          <w:lang w:val="en-US"/>
-        </w:rPr>
-      </w:pPr>
-      <w:r>
-        <w:rPr>
-          <w:rFonts w:ascii="Times New Roman" w:hAnsi="Times New Roman" w:cs="Times New Roman"/>
-          <w:sz w:val="24"/>
-          <w:szCs w:val="24"/>
-          <w:lang w:val="en-US"/>
-        </w:rPr>
-        <w:t xml:space="preserve">-- 6. </w:t>
-      </w:r>
-      <w:proofErr w:type="spellStart"/>
-      <w:r>
-        <w:rPr>
-          <w:rFonts w:ascii="Times New Roman" w:hAnsi="Times New Roman" w:cs="Times New Roman"/>
-          <w:sz w:val="24"/>
-          <w:szCs w:val="24"/>
-          <w:lang w:val="en-US"/>
-        </w:rPr>
-        <w:t>Таблица</w:t>
-      </w:r>
-      <w:proofErr w:type="spellEnd"/>
-      <w:r>
-        <w:rPr>
-          <w:rFonts w:ascii="Times New Roman" w:hAnsi="Times New Roman" w:cs="Times New Roman"/>
-          <w:sz w:val="24"/>
-          <w:szCs w:val="24"/>
-          <w:lang w:val="en-US"/>
-        </w:rPr>
-        <w:t xml:space="preserve">: </w:t>
-      </w:r>
-      <w:proofErr w:type="spellStart"/>
-      <w:r>
-        <w:rPr>
-          <w:rFonts w:ascii="Times New Roman" w:hAnsi="Times New Roman" w:cs="Times New Roman"/>
-          <w:sz w:val="24"/>
-          <w:szCs w:val="24"/>
-          <w:lang w:val="en-US"/>
-        </w:rPr>
-        <w:t>Строительные</w:t>
-      </w:r>
-      <w:proofErr w:type="spellEnd"/>
-      <w:r>
-        <w:rPr>
-          <w:rFonts w:ascii="Times New Roman" w:hAnsi="Times New Roman" w:cs="Times New Roman"/>
-          <w:sz w:val="24"/>
-          <w:szCs w:val="24"/>
-          <w:lang w:val="en-US"/>
-        </w:rPr>
-        <w:t xml:space="preserve"> </w:t>
-      </w:r>
-      <w:proofErr w:type="spellStart"/>
-      <w:r>
-        <w:rPr>
-          <w:rFonts w:ascii="Times New Roman" w:hAnsi="Times New Roman" w:cs="Times New Roman"/>
-          <w:sz w:val="24"/>
-          <w:szCs w:val="24"/>
-          <w:lang w:val="en-US"/>
-        </w:rPr>
-        <w:t>серии</w:t>
-      </w:r>
-      <w:proofErr w:type="spellEnd"/>
-      <w:r>
-        <w:rPr>
-          <w:rFonts w:ascii="Times New Roman" w:hAnsi="Times New Roman" w:cs="Times New Roman"/>
-          <w:sz w:val="24"/>
-          <w:szCs w:val="24"/>
-          <w:lang w:val="en-US"/>
-        </w:rPr>
-        <w:t xml:space="preserve"> (</w:t>
-      </w:r>
-      <w:proofErr w:type="spellStart"/>
-      <w:r>
-        <w:rPr>
-          <w:rFonts w:ascii="Times New Roman" w:hAnsi="Times New Roman" w:cs="Times New Roman"/>
-          <w:sz w:val="24"/>
-          <w:szCs w:val="24"/>
-          <w:lang w:val="en-US"/>
-        </w:rPr>
-        <w:t>building_series</w:t>
-      </w:r>
-      <w:proofErr w:type="spellEnd"/>
-      <w:r>
-        <w:rPr>
-          <w:rFonts w:ascii="Times New Roman" w:hAnsi="Times New Roman" w:cs="Times New Roman"/>
-          <w:sz w:val="24"/>
-          <w:szCs w:val="24"/>
-          <w:lang w:val="en-US"/>
-        </w:rPr>
-        <w:t>)</w:t>
-      </w:r>
-    </w:p>
-    <w:p>
-      <w:pPr>
-        <w:ind w:firstLine="708"/>
-        <w:rPr>
-          <w:rFonts w:ascii="Times New Roman" w:hAnsi="Times New Roman" w:cs="Times New Roman"/>
-          <w:sz w:val="24"/>
-          <w:szCs w:val="24"/>
-          <w:lang w:val="en-US"/>
-        </w:rPr>
-      </w:pPr>
-      <w:r>
-        <w:rPr>
-          <w:rFonts w:ascii="Times New Roman" w:hAnsi="Times New Roman" w:cs="Times New Roman"/>
-          <w:sz w:val="24"/>
-          <w:szCs w:val="24"/>
-          <w:lang w:val="en-US"/>
-        </w:rPr>
-        <w:t xml:space="preserve">CREATE TABLE </w:t>
-      </w:r>
-      <w:proofErr w:type="spellStart"/>
-      <w:r>
-        <w:rPr>
-          <w:rFonts w:ascii="Times New Roman" w:hAnsi="Times New Roman" w:cs="Times New Roman"/>
-          <w:sz w:val="24"/>
-          <w:szCs w:val="24"/>
-          <w:lang w:val="en-US"/>
-        </w:rPr>
-        <w:t>building_series</w:t>
-      </w:r>
-      <w:proofErr w:type="spellEnd"/>
-      <w:r>
-        <w:rPr>
-          <w:rFonts w:ascii="Times New Roman" w:hAnsi="Times New Roman" w:cs="Times New Roman"/>
-          <w:sz w:val="24"/>
-          <w:szCs w:val="24"/>
-          <w:lang w:val="en-US"/>
-        </w:rPr>
-        <w:t xml:space="preserve"> (</w:t>
-      </w:r>
-    </w:p>
-    <w:p>
-      <w:pPr>
-        <w:ind w:firstLine="708"/>
-        <w:rPr>
-          <w:rFonts w:ascii="Times New Roman" w:hAnsi="Times New Roman" w:cs="Times New Roman"/>
-          <w:sz w:val="24"/>
-          <w:szCs w:val="24"/>
-          <w:lang w:val="en-US"/>
-        </w:rPr>
-      </w:pPr>
-      <w:r>
-        <w:rPr>
-          <w:rFonts w:ascii="Times New Roman" w:hAnsi="Times New Roman" w:cs="Times New Roman"/>
-          <w:sz w:val="24"/>
-          <w:szCs w:val="24"/>
-          <w:lang w:val="en-US"/>
-        </w:rPr>
-        <w:t xml:space="preserve">    id INT PRIMARY KEY AUTO_INCREMENT,</w:t>
-      </w:r>
-    </w:p>
-    <w:p>
-      <w:pPr>
-        <w:ind w:firstLine="708"/>
-        <w:rPr>
-          <w:rFonts w:ascii="Times New Roman" w:hAnsi="Times New Roman" w:cs="Times New Roman"/>
-          <w:sz w:val="24"/>
-          <w:szCs w:val="24"/>
-          <w:lang w:val="en-US"/>
-        </w:rPr>
-      </w:pPr>
-      <w:r>
-        <w:rPr>
-          <w:rFonts w:ascii="Times New Roman" w:hAnsi="Times New Roman" w:cs="Times New Roman"/>
-          <w:sz w:val="24"/>
-          <w:szCs w:val="24"/>
-          <w:lang w:val="en-US"/>
-        </w:rPr>
-        <w:t xml:space="preserve">    name VARCHAR(100) NOT NULL</w:t>
-      </w:r>
-    </w:p>
-    <w:p>
-      <w:pPr>
-        <w:ind w:firstLine="708"/>
-        <w:rPr>
-          <w:rFonts w:ascii="Times New Roman" w:hAnsi="Times New Roman" w:cs="Times New Roman"/>
-          <w:sz w:val="24"/>
-          <w:szCs w:val="24"/>
-          <w:lang w:val="en-US"/>
-        </w:rPr>
-      </w:pPr>
-      <w:r>
-        <w:rPr>
-          <w:rFonts w:ascii="Times New Roman" w:hAnsi="Times New Roman" w:cs="Times New Roman"/>
-          <w:sz w:val="24"/>
-          <w:szCs w:val="24"/>
-          <w:lang w:val="en-US"/>
-        </w:rPr>
-        <w:t>);</w:t>
-      </w:r>
-    </w:p>
-    <w:p>
-      <w:pPr>
-        <w:ind w:firstLine="708"/>
-        <w:rPr>
-          <w:rFonts w:ascii="Times New Roman" w:hAnsi="Times New Roman" w:cs="Times New Roman"/>
-          <w:sz w:val="24"/>
-          <w:szCs w:val="24"/>
-          <w:lang w:val="en-US"/>
-        </w:rPr>
-      </w:pPr>
-    </w:p>
-    <w:p>
-      <w:pPr>
-        <w:ind w:firstLine="708"/>
-        <w:rPr>
-          <w:rFonts w:ascii="Times New Roman" w:hAnsi="Times New Roman" w:cs="Times New Roman"/>
-          <w:sz w:val="24"/>
-          <w:szCs w:val="24"/>
-          <w:lang w:val="en-US"/>
-        </w:rPr>
-      </w:pPr>
-      <w:r>
-        <w:rPr>
-          <w:rFonts w:ascii="Times New Roman" w:hAnsi="Times New Roman" w:cs="Times New Roman"/>
-          <w:sz w:val="24"/>
-          <w:szCs w:val="24"/>
-          <w:lang w:val="en-US"/>
-        </w:rPr>
-        <w:t xml:space="preserve">-- 7. </w:t>
-      </w:r>
-      <w:proofErr w:type="spellStart"/>
-      <w:r>
-        <w:rPr>
-          <w:rFonts w:ascii="Times New Roman" w:hAnsi="Times New Roman" w:cs="Times New Roman"/>
-          <w:sz w:val="24"/>
-          <w:szCs w:val="24"/>
-          <w:lang w:val="en-US"/>
-        </w:rPr>
-        <w:t>Таблица</w:t>
-      </w:r>
-      <w:proofErr w:type="spellEnd"/>
-      <w:r>
-        <w:rPr>
-          <w:rFonts w:ascii="Times New Roman" w:hAnsi="Times New Roman" w:cs="Times New Roman"/>
-          <w:sz w:val="24"/>
-          <w:szCs w:val="24"/>
-          <w:lang w:val="en-US"/>
-        </w:rPr>
-        <w:t xml:space="preserve">: </w:t>
-      </w:r>
-      <w:proofErr w:type="spellStart"/>
-      <w:r>
-        <w:rPr>
-          <w:rFonts w:ascii="Times New Roman" w:hAnsi="Times New Roman" w:cs="Times New Roman"/>
-          <w:sz w:val="24"/>
-          <w:szCs w:val="24"/>
-          <w:lang w:val="en-US"/>
-        </w:rPr>
-        <w:t>Квартиры</w:t>
-      </w:r>
-      <w:proofErr w:type="spellEnd"/>
-      <w:r>
-        <w:rPr>
-          <w:rFonts w:ascii="Times New Roman" w:hAnsi="Times New Roman" w:cs="Times New Roman"/>
-          <w:sz w:val="24"/>
-          <w:szCs w:val="24"/>
-          <w:lang w:val="en-US"/>
-        </w:rPr>
-        <w:t xml:space="preserve"> (apartments)</w:t>
-      </w:r>
-    </w:p>
-    <w:p>
-      <w:pPr>
-        <w:ind w:firstLine="708"/>
-        <w:rPr>
-          <w:rFonts w:ascii="Times New Roman" w:hAnsi="Times New Roman" w:cs="Times New Roman"/>
-          <w:sz w:val="24"/>
-          <w:szCs w:val="24"/>
-          <w:lang w:val="en-US"/>
-        </w:rPr>
-      </w:pPr>
-      <w:r>
-        <w:rPr>
-          <w:rFonts w:ascii="Times New Roman" w:hAnsi="Times New Roman" w:cs="Times New Roman"/>
-          <w:sz w:val="24"/>
-          <w:szCs w:val="24"/>
-          <w:lang w:val="en-US"/>
-        </w:rPr>
-        <w:t>CREATE TABLE apartments (</w:t>
-      </w:r>
-    </w:p>
-    <w:p>
-      <w:pPr>
-        <w:ind w:firstLine="708"/>
-        <w:rPr>
-          <w:rFonts w:ascii="Times New Roman" w:hAnsi="Times New Roman" w:cs="Times New Roman"/>
-          <w:sz w:val="24"/>
-          <w:szCs w:val="24"/>
-          <w:lang w:val="en-US"/>
-        </w:rPr>
-      </w:pPr>
-      <w:r>
-        <w:rPr>
-          <w:rFonts w:ascii="Times New Roman" w:hAnsi="Times New Roman" w:cs="Times New Roman"/>
-          <w:sz w:val="24"/>
-          <w:szCs w:val="24"/>
-          <w:lang w:val="en-US"/>
-        </w:rPr>
-        <w:t xml:space="preserve">    id INT PRIMARY KEY AUTO_INCREMENT,</w:t>
-      </w:r>
-    </w:p>
-    <w:p>
-      <w:pPr>
-        <w:ind w:firstLine="708"/>
-        <w:rPr>
-          <w:rFonts w:ascii="Times New Roman" w:hAnsi="Times New Roman" w:cs="Times New Roman"/>
-          <w:sz w:val="24"/>
-          <w:szCs w:val="24"/>
-          <w:lang w:val="en-US"/>
-        </w:rPr>
-      </w:pPr>
-      <w:r>
-        <w:rPr>
-          <w:rFonts w:ascii="Times New Roman" w:hAnsi="Times New Roman" w:cs="Times New Roman"/>
-          <w:sz w:val="24"/>
-          <w:szCs w:val="24"/>
-          <w:lang w:val="en-US"/>
-        </w:rPr>
-        <w:t xml:space="preserve">    </w:t>
-      </w:r>
-      <w:proofErr w:type="spellStart"/>
-      <w:r>
-        <w:rPr>
-          <w:rFonts w:ascii="Times New Roman" w:hAnsi="Times New Roman" w:cs="Times New Roman"/>
-          <w:sz w:val="24"/>
-          <w:szCs w:val="24"/>
-          <w:lang w:val="en-US"/>
-        </w:rPr>
-        <w:t>street_id</w:t>
-      </w:r>
-      <w:proofErr w:type="spellEnd"/>
-      <w:r>
-        <w:rPr>
-          <w:rFonts w:ascii="Times New Roman" w:hAnsi="Times New Roman" w:cs="Times New Roman"/>
-          <w:sz w:val="24"/>
-          <w:szCs w:val="24"/>
-          <w:lang w:val="en-US"/>
-        </w:rPr>
-        <w:t xml:space="preserve"> INT NOT NULL,</w:t>
-      </w:r>
-    </w:p>
-    <w:p>
-      <w:pPr>
-        <w:ind w:firstLine="708"/>
-        <w:rPr>
-          <w:rFonts w:ascii="Times New Roman" w:hAnsi="Times New Roman" w:cs="Times New Roman"/>
-          <w:sz w:val="24"/>
-          <w:szCs w:val="24"/>
-          <w:lang w:val="en-US"/>
-        </w:rPr>
-      </w:pPr>
-      <w:r>
-        <w:rPr>
-          <w:rFonts w:ascii="Times New Roman" w:hAnsi="Times New Roman" w:cs="Times New Roman"/>
-          <w:sz w:val="24"/>
-          <w:szCs w:val="24"/>
-          <w:lang w:val="en-US"/>
-        </w:rPr>
-        <w:t xml:space="preserve">    </w:t>
-      </w:r>
-      <w:proofErr w:type="spellStart"/>
-      <w:r>
-        <w:rPr>
-          <w:rFonts w:ascii="Times New Roman" w:hAnsi="Times New Roman" w:cs="Times New Roman"/>
-          <w:sz w:val="24"/>
-          <w:szCs w:val="24"/>
-          <w:lang w:val="en-US"/>
-        </w:rPr>
-        <w:t>district_id</w:t>
-      </w:r>
-      <w:proofErr w:type="spellEnd"/>
-      <w:r>
-        <w:rPr>
-          <w:rFonts w:ascii="Times New Roman" w:hAnsi="Times New Roman" w:cs="Times New Roman"/>
-          <w:sz w:val="24"/>
-          <w:szCs w:val="24"/>
-          <w:lang w:val="en-US"/>
-        </w:rPr>
-        <w:t xml:space="preserve"> INT NOT NULL,</w:t>
-      </w:r>
-    </w:p>
-    <w:p>
-      <w:pPr>
-        <w:ind w:firstLine="708"/>
-        <w:rPr>
-          <w:rFonts w:ascii="Times New Roman" w:hAnsi="Times New Roman" w:cs="Times New Roman"/>
-          <w:sz w:val="24"/>
-          <w:szCs w:val="24"/>
-          <w:lang w:val="en-US"/>
-        </w:rPr>
-      </w:pPr>
-      <w:r>
-        <w:rPr>
-          <w:rFonts w:ascii="Times New Roman" w:hAnsi="Times New Roman" w:cs="Times New Roman"/>
-          <w:sz w:val="24"/>
-          <w:szCs w:val="24"/>
-          <w:lang w:val="en-US"/>
-        </w:rPr>
-        <w:t xml:space="preserve">    floor INT NOT NULL,</w:t>
-      </w:r>
-    </w:p>
-    <w:p>
-      <w:pPr>
-        <w:ind w:firstLine="708"/>
-        <w:rPr>
-          <w:rFonts w:ascii="Times New Roman" w:hAnsi="Times New Roman" w:cs="Times New Roman"/>
-          <w:sz w:val="24"/>
-          <w:szCs w:val="24"/>
-          <w:lang w:val="en-US"/>
-        </w:rPr>
-      </w:pPr>
-      <w:r>
-        <w:rPr>
-          <w:rFonts w:ascii="Times New Roman" w:hAnsi="Times New Roman" w:cs="Times New Roman"/>
-          <w:sz w:val="24"/>
-          <w:szCs w:val="24"/>
-          <w:lang w:val="en-US"/>
-        </w:rPr>
-        <w:t xml:space="preserve">    </w:t>
-      </w:r>
-      <w:proofErr w:type="spellStart"/>
-      <w:r>
-        <w:rPr>
-          <w:rFonts w:ascii="Times New Roman" w:hAnsi="Times New Roman" w:cs="Times New Roman"/>
-          <w:sz w:val="24"/>
-          <w:szCs w:val="24"/>
-          <w:lang w:val="en-US"/>
-        </w:rPr>
-        <w:t>apartment_number</w:t>
-      </w:r>
-      <w:proofErr w:type="spellEnd"/>
-      <w:r>
-        <w:rPr>
-          <w:rFonts w:ascii="Times New Roman" w:hAnsi="Times New Roman" w:cs="Times New Roman"/>
-          <w:sz w:val="24"/>
-          <w:szCs w:val="24"/>
-          <w:lang w:val="en-US"/>
-        </w:rPr>
-        <w:t xml:space="preserve"> VARCHAR(20),</w:t>
-      </w:r>
-    </w:p>
-    <w:p>
-      <w:pPr>
-        <w:ind w:firstLine="708"/>
-        <w:rPr>
-          <w:rFonts w:ascii="Times New Roman" w:hAnsi="Times New Roman" w:cs="Times New Roman"/>
-          <w:sz w:val="24"/>
-          <w:szCs w:val="24"/>
-          <w:lang w:val="en-US"/>
-        </w:rPr>
-      </w:pPr>
-      <w:r>
-        <w:rPr>
-          <w:rFonts w:ascii="Times New Roman" w:hAnsi="Times New Roman" w:cs="Times New Roman"/>
-          <w:sz w:val="24"/>
-          <w:szCs w:val="24"/>
-          <w:lang w:val="en-US"/>
-        </w:rPr>
-        <w:t xml:space="preserve">    rooms INT,</w:t>
-      </w:r>
-    </w:p>
-    <w:p>
-      <w:pPr>
-        <w:ind w:firstLine="708"/>
-        <w:rPr>
-          <w:rFonts w:ascii="Times New Roman" w:hAnsi="Times New Roman" w:cs="Times New Roman"/>
-          <w:sz w:val="24"/>
-          <w:szCs w:val="24"/>
-          <w:lang w:val="en-US"/>
-        </w:rPr>
-      </w:pPr>
-      <w:r>
-        <w:rPr>
-          <w:rFonts w:ascii="Times New Roman" w:hAnsi="Times New Roman" w:cs="Times New Roman"/>
-          <w:sz w:val="24"/>
-          <w:szCs w:val="24"/>
-          <w:lang w:val="en-US"/>
-        </w:rPr>
-        <w:t xml:space="preserve">    area DECIMAL(10, 2),</w:t>
-      </w:r>
-    </w:p>
-    <w:p>
-      <w:pPr>
-        <w:ind w:firstLine="708"/>
-        <w:rPr>
-          <w:rFonts w:ascii="Times New Roman" w:hAnsi="Times New Roman" w:cs="Times New Roman"/>
-          <w:sz w:val="24"/>
-          <w:szCs w:val="24"/>
-          <w:lang w:val="en-US"/>
-        </w:rPr>
-      </w:pPr>
-      <w:r>
-        <w:rPr>
-          <w:rFonts w:ascii="Times New Roman" w:hAnsi="Times New Roman" w:cs="Times New Roman"/>
-          <w:sz w:val="24"/>
-          <w:szCs w:val="24"/>
-          <w:lang w:val="en-US"/>
-        </w:rPr>
-        <w:t xml:space="preserve">    price DECIMAL(12, 2),</w:t>
-      </w:r>
-    </w:p>
-    <w:p>
-      <w:pPr>
-        <w:ind w:firstLine="708"/>
-        <w:rPr>
-          <w:rFonts w:ascii="Times New Roman" w:hAnsi="Times New Roman" w:cs="Times New Roman"/>
-          <w:sz w:val="24"/>
-          <w:szCs w:val="24"/>
-          <w:lang w:val="en-US"/>
-        </w:rPr>
-      </w:pPr>
-      <w:r>
-        <w:rPr>
-          <w:rFonts w:ascii="Times New Roman" w:hAnsi="Times New Roman" w:cs="Times New Roman"/>
-          <w:sz w:val="24"/>
-          <w:szCs w:val="24"/>
-          <w:lang w:val="en-US"/>
-        </w:rPr>
-        <w:t xml:space="preserve">    </w:t>
-      </w:r>
-      <w:proofErr w:type="spellStart"/>
-      <w:r>
-        <w:rPr>
-          <w:rFonts w:ascii="Times New Roman" w:hAnsi="Times New Roman" w:cs="Times New Roman"/>
-          <w:sz w:val="24"/>
-          <w:szCs w:val="24"/>
-          <w:lang w:val="en-US"/>
-        </w:rPr>
-        <w:t>is_for_sale</w:t>
-      </w:r>
-      <w:proofErr w:type="spellEnd"/>
-      <w:r>
-        <w:rPr>
-          <w:rFonts w:ascii="Times New Roman" w:hAnsi="Times New Roman" w:cs="Times New Roman"/>
-          <w:sz w:val="24"/>
-          <w:szCs w:val="24"/>
-          <w:lang w:val="en-US"/>
-        </w:rPr>
-        <w:t xml:space="preserve"> BOOLEAN DEFAULT TRUE,</w:t>
-      </w:r>
-    </w:p>
-    <w:p>
-      <w:pPr>
-        <w:ind w:firstLine="708"/>
+        <w:rPr>
+          <w:rFonts w:ascii="Times New Roman" w:hAnsi="Times New Roman" w:cs="Times New Roman"/>
+          <w:sz w:val="24"/>
+          <w:szCs w:val="24"/>
+          <w:lang w:val="en-US"/>
+        </w:rPr>
+      </w:pPr>
+    </w:p>
+    <w:p>
+      <w:pPr>
+        <w:rPr>
+          <w:rFonts w:ascii="Times New Roman" w:hAnsi="Times New Roman" w:cs="Times New Roman"/>
+          <w:sz w:val="24"/>
+          <w:szCs w:val="24"/>
+          <w:lang w:val="en-US"/>
+        </w:rPr>
+      </w:pPr>
+      <w:r>
+        <w:rPr>
+          <w:rFonts w:ascii="Times New Roman" w:hAnsi="Times New Roman" w:cs="Times New Roman"/>
+          <w:sz w:val="24"/>
+          <w:szCs w:val="24"/>
+          <w:lang w:val="en-US"/>
+        </w:rPr>
+        <w:t xml:space="preserve">-- 4. Связь Улицы-Районы </w:t>
+      </w:r>
+    </w:p>
+    <w:p>
+      <w:pPr>
+        <w:rPr>
+          <w:rFonts w:ascii="Times New Roman" w:hAnsi="Times New Roman" w:cs="Times New Roman"/>
+          <w:sz w:val="24"/>
+          <w:szCs w:val="24"/>
+          <w:lang w:val="en-US"/>
+        </w:rPr>
+      </w:pPr>
+      <w:r>
+        <w:rPr>
+          <w:rFonts w:ascii="Times New Roman" w:hAnsi="Times New Roman" w:cs="Times New Roman"/>
+          <w:sz w:val="24"/>
+          <w:szCs w:val="24"/>
+          <w:lang w:val="en-US"/>
+        </w:rPr>
+        <w:t>CREATE TABLE street_districts (</w:t>
+      </w:r>
+    </w:p>
+    <w:p>
+      <w:pPr>
+        <w:rPr>
+          <w:rFonts w:ascii="Times New Roman" w:hAnsi="Times New Roman" w:cs="Times New Roman"/>
+          <w:sz w:val="24"/>
+          <w:szCs w:val="24"/>
+          <w:lang w:val="en-US"/>
+        </w:rPr>
+      </w:pPr>
+      <w:r>
+        <w:rPr>
+          <w:rFonts w:ascii="Times New Roman" w:hAnsi="Times New Roman" w:cs="Times New Roman"/>
+          <w:sz w:val="24"/>
+          <w:szCs w:val="24"/>
+          <w:lang w:val="en-US"/>
+        </w:rPr>
+        <w:t xml:space="preserve">    street_id INT NOT NULL,</w:t>
+      </w:r>
+    </w:p>
+    <w:p>
+      <w:pPr>
+        <w:rPr>
+          <w:rFonts w:ascii="Times New Roman" w:hAnsi="Times New Roman" w:cs="Times New Roman"/>
+          <w:sz w:val="24"/>
+          <w:szCs w:val="24"/>
+          <w:lang w:val="en-US"/>
+        </w:rPr>
+      </w:pPr>
+      <w:r>
+        <w:rPr>
+          <w:rFonts w:ascii="Times New Roman" w:hAnsi="Times New Roman" w:cs="Times New Roman"/>
+          <w:sz w:val="24"/>
+          <w:szCs w:val="24"/>
+          <w:lang w:val="en-US"/>
+        </w:rPr>
+        <w:t xml:space="preserve">    district_id INT NOT NULL,</w:t>
+      </w:r>
+    </w:p>
+    <w:p>
+      <w:pPr>
+        <w:rPr>
+          <w:rFonts w:ascii="Times New Roman" w:hAnsi="Times New Roman" w:cs="Times New Roman"/>
+          <w:sz w:val="24"/>
+          <w:szCs w:val="24"/>
+          <w:lang w:val="en-US"/>
+        </w:rPr>
+      </w:pPr>
+      <w:r>
+        <w:rPr>
+          <w:rFonts w:ascii="Times New Roman" w:hAnsi="Times New Roman" w:cs="Times New Roman"/>
+          <w:sz w:val="24"/>
+          <w:szCs w:val="24"/>
+          <w:lang w:val="en-US"/>
+        </w:rPr>
+        <w:t xml:space="preserve">    PRIMARY KEY (street_id, district_id),</w:t>
+      </w:r>
+    </w:p>
+    <w:p>
+      <w:pPr>
         <w:rPr>
           <w:rFonts w:ascii="Times New Roman" w:hAnsi="Times New Roman" w:cs="Times New Roman"/>
           <w:sz w:val="24"/>
@@ -4063,30 +2564,104 @@
         <w:lastRenderedPageBreak/>
         <w:t xml:space="preserve">    </w:t>
       </w:r>
-      <w:proofErr w:type="spellStart"/>
-      <w:r>
-        <w:rPr>
-          <w:rFonts w:ascii="Times New Roman" w:hAnsi="Times New Roman" w:cs="Times New Roman"/>
-          <w:sz w:val="24"/>
-          <w:szCs w:val="24"/>
-          <w:lang w:val="en-US"/>
-        </w:rPr>
-        <w:t>agent_id</w:t>
-      </w:r>
-      <w:proofErr w:type="spellEnd"/>
-      <w:r>
-        <w:rPr>
-          <w:rFonts w:ascii="Times New Roman" w:hAnsi="Times New Roman" w:cs="Times New Roman"/>
-          <w:sz w:val="24"/>
-          <w:szCs w:val="24"/>
-          <w:lang w:val="en-US"/>
-        </w:rPr>
-        <w:t xml:space="preserve"> INT,</w:t>
-      </w:r>
-    </w:p>
-    <w:p>
-      <w:pPr>
-        <w:ind w:firstLine="708"/>
+    </w:p>
+    <w:p>
+      <w:pPr>
+        <w:rPr>
+          <w:rFonts w:ascii="Times New Roman" w:hAnsi="Times New Roman" w:cs="Times New Roman"/>
+          <w:sz w:val="24"/>
+          <w:szCs w:val="24"/>
+          <w:lang w:val="en-US"/>
+        </w:rPr>
+      </w:pPr>
+      <w:r>
+        <w:rPr>
+          <w:rFonts w:ascii="Times New Roman" w:hAnsi="Times New Roman" w:cs="Times New Roman"/>
+          <w:sz w:val="24"/>
+          <w:szCs w:val="24"/>
+          <w:lang w:val="en-US"/>
+        </w:rPr>
+        <w:t xml:space="preserve">    CONSTRAINT fk_sd_street </w:t>
+      </w:r>
+    </w:p>
+    <w:p>
+      <w:pPr>
+        <w:rPr>
+          <w:rFonts w:ascii="Times New Roman" w:hAnsi="Times New Roman" w:cs="Times New Roman"/>
+          <w:sz w:val="24"/>
+          <w:szCs w:val="24"/>
+          <w:lang w:val="en-US"/>
+        </w:rPr>
+      </w:pPr>
+      <w:r>
+        <w:rPr>
+          <w:rFonts w:ascii="Times New Roman" w:hAnsi="Times New Roman" w:cs="Times New Roman"/>
+          <w:sz w:val="24"/>
+          <w:szCs w:val="24"/>
+          <w:lang w:val="en-US"/>
+        </w:rPr>
+        <w:t xml:space="preserve">        FOREIGN KEY (street_id) </w:t>
+      </w:r>
+    </w:p>
+    <w:p>
+      <w:pPr>
+        <w:rPr>
+          <w:rFonts w:ascii="Times New Roman" w:hAnsi="Times New Roman" w:cs="Times New Roman"/>
+          <w:sz w:val="24"/>
+          <w:szCs w:val="24"/>
+          <w:lang w:val="en-US"/>
+        </w:rPr>
+      </w:pPr>
+      <w:r>
+        <w:rPr>
+          <w:rFonts w:ascii="Times New Roman" w:hAnsi="Times New Roman" w:cs="Times New Roman"/>
+          <w:sz w:val="24"/>
+          <w:szCs w:val="24"/>
+          <w:lang w:val="en-US"/>
+        </w:rPr>
+        <w:t xml:space="preserve">        REFERENCES streets(id) </w:t>
+      </w:r>
+    </w:p>
+    <w:p>
+      <w:pPr>
+        <w:rPr>
+          <w:rFonts w:ascii="Times New Roman" w:hAnsi="Times New Roman" w:cs="Times New Roman"/>
+          <w:sz w:val="24"/>
+          <w:szCs w:val="24"/>
+          <w:lang w:val="en-US"/>
+        </w:rPr>
+      </w:pPr>
+      <w:r>
+        <w:rPr>
+          <w:rFonts w:ascii="Times New Roman" w:hAnsi="Times New Roman" w:cs="Times New Roman"/>
+          <w:sz w:val="24"/>
+          <w:szCs w:val="24"/>
+          <w:lang w:val="en-US"/>
+        </w:rPr>
+        <w:t xml:space="preserve">        ON DELETE CASCADE</w:t>
+      </w:r>
+    </w:p>
+    <w:p>
+      <w:pPr>
+        <w:rPr>
+          <w:rFonts w:ascii="Times New Roman" w:hAnsi="Times New Roman" w:cs="Times New Roman"/>
+          <w:sz w:val="24"/>
+          <w:szCs w:val="24"/>
+          <w:lang w:val="en-US"/>
+        </w:rPr>
+      </w:pPr>
+      <w:r>
+        <w:rPr>
+          <w:rFonts w:ascii="Times New Roman" w:hAnsi="Times New Roman" w:cs="Times New Roman"/>
+          <w:sz w:val="24"/>
+          <w:szCs w:val="24"/>
+          <w:lang w:val="en-US"/>
+        </w:rPr>
+        <w:t xml:space="preserve">        ON UPDATE CASCADE,</w:t>
+      </w:r>
+    </w:p>
+    <w:p>
+      <w:pPr>
         <w:rPr>
           <w:rFonts w:ascii="Times New Roman" w:hAnsi="Times New Roman" w:cs="Times New Roman"/>
           <w:sz w:val="24"/>
@@ -4103,45 +2678,834 @@
         </w:rPr>
         <w:t xml:space="preserve">    </w:t>
       </w:r>
-      <w:proofErr w:type="spellStart"/>
-      <w:r>
-        <w:rPr>
-          <w:rFonts w:ascii="Times New Roman" w:hAnsi="Times New Roman" w:cs="Times New Roman"/>
-          <w:sz w:val="24"/>
-          <w:szCs w:val="24"/>
-          <w:lang w:val="en-US"/>
-        </w:rPr>
-        <w:t>series_id</w:t>
-      </w:r>
-      <w:proofErr w:type="spellEnd"/>
-      <w:r>
-        <w:rPr>
-          <w:rFonts w:ascii="Times New Roman" w:hAnsi="Times New Roman" w:cs="Times New Roman"/>
-          <w:sz w:val="24"/>
-          <w:szCs w:val="24"/>
-          <w:lang w:val="en-US"/>
-        </w:rPr>
-        <w:t xml:space="preserve"> INT,</w:t>
-      </w:r>
-    </w:p>
-    <w:p>
-      <w:pPr>
-        <w:ind w:firstLine="708"/>
-        <w:rPr>
-          <w:rFonts w:ascii="Times New Roman" w:hAnsi="Times New Roman" w:cs="Times New Roman"/>
-          <w:sz w:val="24"/>
-          <w:szCs w:val="24"/>
-          <w:lang w:val="en-US"/>
-        </w:rPr>
-      </w:pPr>
-    </w:p>
-    <w:p>
-      <w:pPr>
-        <w:ind w:firstLine="708"/>
-        <w:rPr>
-          <w:rFonts w:ascii="Times New Roman" w:hAnsi="Times New Roman" w:cs="Times New Roman"/>
-          <w:sz w:val="24"/>
-          <w:szCs w:val="24"/>
+    </w:p>
+    <w:p>
+      <w:pPr>
+        <w:rPr>
+          <w:rFonts w:ascii="Times New Roman" w:hAnsi="Times New Roman" w:cs="Times New Roman"/>
+          <w:sz w:val="24"/>
+          <w:szCs w:val="24"/>
+          <w:lang w:val="en-US"/>
+        </w:rPr>
+      </w:pPr>
+      <w:r>
+        <w:rPr>
+          <w:rFonts w:ascii="Times New Roman" w:hAnsi="Times New Roman" w:cs="Times New Roman"/>
+          <w:sz w:val="24"/>
+          <w:szCs w:val="24"/>
+          <w:lang w:val="en-US"/>
+        </w:rPr>
+        <w:t xml:space="preserve">    CONSTRAINT fk_sd_district </w:t>
+      </w:r>
+    </w:p>
+    <w:p>
+      <w:pPr>
+        <w:rPr>
+          <w:rFonts w:ascii="Times New Roman" w:hAnsi="Times New Roman" w:cs="Times New Roman"/>
+          <w:sz w:val="24"/>
+          <w:szCs w:val="24"/>
+          <w:lang w:val="en-US"/>
+        </w:rPr>
+      </w:pPr>
+      <w:r>
+        <w:rPr>
+          <w:rFonts w:ascii="Times New Roman" w:hAnsi="Times New Roman" w:cs="Times New Roman"/>
+          <w:sz w:val="24"/>
+          <w:szCs w:val="24"/>
+          <w:lang w:val="en-US"/>
+        </w:rPr>
+        <w:t xml:space="preserve">        FOREIGN KEY (district_id) </w:t>
+      </w:r>
+    </w:p>
+    <w:p>
+      <w:pPr>
+        <w:rPr>
+          <w:rFonts w:ascii="Times New Roman" w:hAnsi="Times New Roman" w:cs="Times New Roman"/>
+          <w:sz w:val="24"/>
+          <w:szCs w:val="24"/>
+          <w:lang w:val="en-US"/>
+        </w:rPr>
+      </w:pPr>
+      <w:r>
+        <w:rPr>
+          <w:rFonts w:ascii="Times New Roman" w:hAnsi="Times New Roman" w:cs="Times New Roman"/>
+          <w:sz w:val="24"/>
+          <w:szCs w:val="24"/>
+          <w:lang w:val="en-US"/>
+        </w:rPr>
+        <w:t xml:space="preserve">        REFERENCES districts(id) </w:t>
+      </w:r>
+    </w:p>
+    <w:p>
+      <w:pPr>
+        <w:rPr>
+          <w:rFonts w:ascii="Times New Roman" w:hAnsi="Times New Roman" w:cs="Times New Roman"/>
+          <w:sz w:val="24"/>
+          <w:szCs w:val="24"/>
+          <w:lang w:val="en-US"/>
+        </w:rPr>
+      </w:pPr>
+      <w:r>
+        <w:rPr>
+          <w:rFonts w:ascii="Times New Roman" w:hAnsi="Times New Roman" w:cs="Times New Roman"/>
+          <w:sz w:val="24"/>
+          <w:szCs w:val="24"/>
+          <w:lang w:val="en-US"/>
+        </w:rPr>
+        <w:t xml:space="preserve">        ON DELETE CASCADE</w:t>
+      </w:r>
+    </w:p>
+    <w:p>
+      <w:pPr>
+        <w:rPr>
+          <w:rFonts w:ascii="Times New Roman" w:hAnsi="Times New Roman" w:cs="Times New Roman"/>
+          <w:sz w:val="24"/>
+          <w:szCs w:val="24"/>
+          <w:lang w:val="en-US"/>
+        </w:rPr>
+      </w:pPr>
+      <w:r>
+        <w:rPr>
+          <w:rFonts w:ascii="Times New Roman" w:hAnsi="Times New Roman" w:cs="Times New Roman"/>
+          <w:sz w:val="24"/>
+          <w:szCs w:val="24"/>
+          <w:lang w:val="en-US"/>
+        </w:rPr>
+        <w:t xml:space="preserve">        ON UPDATE CASCADE</w:t>
+      </w:r>
+    </w:p>
+    <w:p>
+      <w:pPr>
+        <w:rPr>
+          <w:rFonts w:ascii="Times New Roman" w:hAnsi="Times New Roman" w:cs="Times New Roman"/>
+          <w:sz w:val="24"/>
+          <w:szCs w:val="24"/>
+          <w:lang w:val="en-US"/>
+        </w:rPr>
+      </w:pPr>
+      <w:r>
+        <w:rPr>
+          <w:rFonts w:ascii="Times New Roman" w:hAnsi="Times New Roman" w:cs="Times New Roman"/>
+          <w:sz w:val="24"/>
+          <w:szCs w:val="24"/>
+          <w:lang w:val="en-US"/>
+        </w:rPr>
+        <w:t>);</w:t>
+      </w:r>
+    </w:p>
+    <w:p>
+      <w:pPr>
+        <w:rPr>
+          <w:rFonts w:ascii="Times New Roman" w:hAnsi="Times New Roman" w:cs="Times New Roman"/>
+          <w:sz w:val="24"/>
+          <w:szCs w:val="24"/>
+          <w:lang w:val="en-US"/>
+        </w:rPr>
+      </w:pPr>
+    </w:p>
+    <w:p>
+      <w:pPr>
+        <w:rPr>
+          <w:rFonts w:ascii="Times New Roman" w:hAnsi="Times New Roman" w:cs="Times New Roman"/>
+          <w:sz w:val="24"/>
+          <w:szCs w:val="24"/>
+          <w:lang w:val="en-US"/>
+        </w:rPr>
+      </w:pPr>
+      <w:r>
+        <w:rPr>
+          <w:rFonts w:ascii="Times New Roman" w:hAnsi="Times New Roman" w:cs="Times New Roman"/>
+          <w:sz w:val="24"/>
+          <w:szCs w:val="24"/>
+          <w:lang w:val="en-US"/>
+        </w:rPr>
+        <w:t>-- 5. Агенты</w:t>
+      </w:r>
+    </w:p>
+    <w:p>
+      <w:pPr>
+        <w:rPr>
+          <w:rFonts w:ascii="Times New Roman" w:hAnsi="Times New Roman" w:cs="Times New Roman"/>
+          <w:sz w:val="24"/>
+          <w:szCs w:val="24"/>
+          <w:lang w:val="en-US"/>
+        </w:rPr>
+      </w:pPr>
+      <w:r>
+        <w:rPr>
+          <w:rFonts w:ascii="Times New Roman" w:hAnsi="Times New Roman" w:cs="Times New Roman"/>
+          <w:sz w:val="24"/>
+          <w:szCs w:val="24"/>
+          <w:lang w:val="en-US"/>
+        </w:rPr>
+        <w:t>CREATE TABLE agents (</w:t>
+      </w:r>
+    </w:p>
+    <w:p>
+      <w:pPr>
+        <w:rPr>
+          <w:rFonts w:ascii="Times New Roman" w:hAnsi="Times New Roman" w:cs="Times New Roman"/>
+          <w:sz w:val="24"/>
+          <w:szCs w:val="24"/>
+          <w:lang w:val="en-US"/>
+        </w:rPr>
+      </w:pPr>
+      <w:r>
+        <w:rPr>
+          <w:rFonts w:ascii="Times New Roman" w:hAnsi="Times New Roman" w:cs="Times New Roman"/>
+          <w:sz w:val="24"/>
+          <w:szCs w:val="24"/>
+          <w:lang w:val="en-US"/>
+        </w:rPr>
+        <w:t xml:space="preserve">    id INT PRIMARY KEY AUTO_INCREMENT,</w:t>
+      </w:r>
+    </w:p>
+    <w:p>
+      <w:pPr>
+        <w:rPr>
+          <w:rFonts w:ascii="Times New Roman" w:hAnsi="Times New Roman" w:cs="Times New Roman"/>
+          <w:sz w:val="24"/>
+          <w:szCs w:val="24"/>
+          <w:lang w:val="en-US"/>
+        </w:rPr>
+      </w:pPr>
+      <w:r>
+        <w:rPr>
+          <w:rFonts w:ascii="Times New Roman" w:hAnsi="Times New Roman" w:cs="Times New Roman"/>
+          <w:sz w:val="24"/>
+          <w:szCs w:val="24"/>
+          <w:lang w:val="en-US"/>
+        </w:rPr>
+        <w:t xml:space="preserve">    last_name VARCHAR(50) NOT NULL,</w:t>
+      </w:r>
+    </w:p>
+    <w:p>
+      <w:pPr>
+        <w:rPr>
+          <w:rFonts w:ascii="Times New Roman" w:hAnsi="Times New Roman" w:cs="Times New Roman"/>
+          <w:sz w:val="24"/>
+          <w:szCs w:val="24"/>
+          <w:lang w:val="en-US"/>
+        </w:rPr>
+      </w:pPr>
+      <w:r>
+        <w:rPr>
+          <w:rFonts w:ascii="Times New Roman" w:hAnsi="Times New Roman" w:cs="Times New Roman"/>
+          <w:sz w:val="24"/>
+          <w:szCs w:val="24"/>
+          <w:lang w:val="en-US"/>
+        </w:rPr>
+        <w:t xml:space="preserve">    first_name VARCHAR(50) NOT NULL,</w:t>
+      </w:r>
+    </w:p>
+    <w:p>
+      <w:pPr>
+        <w:rPr>
+          <w:rFonts w:ascii="Times New Roman" w:hAnsi="Times New Roman" w:cs="Times New Roman"/>
+          <w:sz w:val="24"/>
+          <w:szCs w:val="24"/>
+          <w:lang w:val="en-US"/>
+        </w:rPr>
+      </w:pPr>
+      <w:r>
+        <w:rPr>
+          <w:rFonts w:ascii="Times New Roman" w:hAnsi="Times New Roman" w:cs="Times New Roman"/>
+          <w:sz w:val="24"/>
+          <w:szCs w:val="24"/>
+          <w:lang w:val="en-US"/>
+        </w:rPr>
+        <w:t xml:space="preserve">    middle_name VARCHAR(50) DEFAULT NULL,</w:t>
+      </w:r>
+    </w:p>
+    <w:p>
+      <w:pPr>
+        <w:rPr>
+          <w:rFonts w:ascii="Times New Roman" w:hAnsi="Times New Roman" w:cs="Times New Roman"/>
+          <w:sz w:val="24"/>
+          <w:szCs w:val="24"/>
+          <w:lang w:val="en-US"/>
+        </w:rPr>
+      </w:pPr>
+      <w:r>
+        <w:rPr>
+          <w:rFonts w:ascii="Times New Roman" w:hAnsi="Times New Roman" w:cs="Times New Roman"/>
+          <w:sz w:val="24"/>
+          <w:szCs w:val="24"/>
+          <w:lang w:val="en-US"/>
+        </w:rPr>
+        <w:t xml:space="preserve">    CONSTRAINT chk_agent_names CHECK (</w:t>
+      </w:r>
+    </w:p>
+    <w:p>
+      <w:pPr>
+        <w:rPr>
+          <w:rFonts w:ascii="Times New Roman" w:hAnsi="Times New Roman" w:cs="Times New Roman"/>
+          <w:sz w:val="24"/>
+          <w:szCs w:val="24"/>
+          <w:lang w:val="en-US"/>
+        </w:rPr>
+      </w:pPr>
+      <w:r>
+        <w:rPr>
+          <w:rFonts w:ascii="Times New Roman" w:hAnsi="Times New Roman" w:cs="Times New Roman"/>
+          <w:sz w:val="24"/>
+          <w:szCs w:val="24"/>
+          <w:lang w:val="en-US"/>
+        </w:rPr>
+        <w:t xml:space="preserve">        CHAR_LENGTH(TRIM(last_name)) &gt; 0 AND </w:t>
+      </w:r>
+    </w:p>
+    <w:p>
+      <w:pPr>
+        <w:rPr>
+          <w:rFonts w:ascii="Times New Roman" w:hAnsi="Times New Roman" w:cs="Times New Roman"/>
+          <w:sz w:val="24"/>
+          <w:szCs w:val="24"/>
+          <w:lang w:val="en-US"/>
+        </w:rPr>
+      </w:pPr>
+      <w:r>
+        <w:rPr>
+          <w:rFonts w:ascii="Times New Roman" w:hAnsi="Times New Roman" w:cs="Times New Roman"/>
+          <w:sz w:val="24"/>
+          <w:szCs w:val="24"/>
+          <w:lang w:val="en-US"/>
+        </w:rPr>
+        <w:t xml:space="preserve">        CHAR_LENGTH(TRIM(first_name)) &gt; 0</w:t>
+      </w:r>
+    </w:p>
+    <w:p>
+      <w:pPr>
+        <w:rPr>
+          <w:rFonts w:ascii="Times New Roman" w:hAnsi="Times New Roman" w:cs="Times New Roman"/>
+          <w:sz w:val="24"/>
+          <w:szCs w:val="24"/>
+          <w:lang w:val="en-US"/>
+        </w:rPr>
+      </w:pPr>
+      <w:r>
+        <w:rPr>
+          <w:rFonts w:ascii="Times New Roman" w:hAnsi="Times New Roman" w:cs="Times New Roman"/>
+          <w:sz w:val="24"/>
+          <w:szCs w:val="24"/>
+          <w:lang w:val="en-US"/>
+        </w:rPr>
+        <w:t xml:space="preserve">    )</w:t>
+      </w:r>
+    </w:p>
+    <w:p>
+      <w:pPr>
+        <w:rPr>
+          <w:rFonts w:ascii="Times New Roman" w:hAnsi="Times New Roman" w:cs="Times New Roman"/>
+          <w:sz w:val="24"/>
+          <w:szCs w:val="24"/>
+          <w:lang w:val="en-US"/>
+        </w:rPr>
+      </w:pPr>
+      <w:r>
+        <w:rPr>
+          <w:rFonts w:ascii="Times New Roman" w:hAnsi="Times New Roman" w:cs="Times New Roman"/>
+          <w:sz w:val="24"/>
+          <w:szCs w:val="24"/>
+          <w:lang w:val="en-US"/>
+        </w:rPr>
+        <w:t>);</w:t>
+      </w:r>
+    </w:p>
+    <w:p>
+      <w:pPr>
+        <w:rPr>
+          <w:rFonts w:ascii="Times New Roman" w:hAnsi="Times New Roman" w:cs="Times New Roman"/>
+          <w:sz w:val="24"/>
+          <w:szCs w:val="24"/>
+          <w:lang w:val="en-US"/>
+        </w:rPr>
+      </w:pPr>
+    </w:p>
+    <w:p>
+      <w:pPr>
+        <w:rPr>
+          <w:rFonts w:ascii="Times New Roman" w:hAnsi="Times New Roman" w:cs="Times New Roman"/>
+          <w:sz w:val="24"/>
+          <w:szCs w:val="24"/>
+          <w:lang w:val="en-US"/>
+        </w:rPr>
+      </w:pPr>
+      <w:r>
+        <w:rPr>
+          <w:rFonts w:ascii="Times New Roman" w:hAnsi="Times New Roman" w:cs="Times New Roman"/>
+          <w:sz w:val="24"/>
+          <w:szCs w:val="24"/>
+          <w:lang w:val="en-US"/>
+        </w:rPr>
+        <w:t>-- 6. Строительные серии</w:t>
+      </w:r>
+    </w:p>
+    <w:p>
+      <w:pPr>
+        <w:rPr>
+          <w:rFonts w:ascii="Times New Roman" w:hAnsi="Times New Roman" w:cs="Times New Roman"/>
+          <w:sz w:val="24"/>
+          <w:szCs w:val="24"/>
+          <w:lang w:val="en-US"/>
+        </w:rPr>
+      </w:pPr>
+      <w:r>
+        <w:rPr>
+          <w:rFonts w:ascii="Times New Roman" w:hAnsi="Times New Roman" w:cs="Times New Roman"/>
+          <w:sz w:val="24"/>
+          <w:szCs w:val="24"/>
+          <w:lang w:val="en-US"/>
+        </w:rPr>
+        <w:t>CREATE TABLE building_series (</w:t>
+      </w:r>
+    </w:p>
+    <w:p>
+      <w:pPr>
+        <w:rPr>
+          <w:rFonts w:ascii="Times New Roman" w:hAnsi="Times New Roman" w:cs="Times New Roman"/>
+          <w:sz w:val="24"/>
+          <w:szCs w:val="24"/>
+          <w:lang w:val="en-US"/>
+        </w:rPr>
+      </w:pPr>
+      <w:r>
+        <w:rPr>
+          <w:rFonts w:ascii="Times New Roman" w:hAnsi="Times New Roman" w:cs="Times New Roman"/>
+          <w:sz w:val="24"/>
+          <w:szCs w:val="24"/>
+          <w:lang w:val="en-US"/>
+        </w:rPr>
+        <w:t xml:space="preserve">    id INT PRIMARY KEY AUTO_INCREMENT,</w:t>
+      </w:r>
+    </w:p>
+    <w:p>
+      <w:pPr>
+        <w:rPr>
+          <w:rFonts w:ascii="Times New Roman" w:hAnsi="Times New Roman" w:cs="Times New Roman"/>
+          <w:sz w:val="24"/>
+          <w:szCs w:val="24"/>
+          <w:lang w:val="en-US"/>
+        </w:rPr>
+      </w:pPr>
+      <w:r>
+        <w:rPr>
+          <w:rFonts w:ascii="Times New Roman" w:hAnsi="Times New Roman" w:cs="Times New Roman"/>
+          <w:sz w:val="24"/>
+          <w:szCs w:val="24"/>
+          <w:lang w:val="en-US"/>
+        </w:rPr>
+        <w:t xml:space="preserve">    name VARCHAR(100) NOT NULL UNIQUE,</w:t>
+      </w:r>
+    </w:p>
+    <w:p>
+      <w:pPr>
+        <w:rPr>
+          <w:rFonts w:ascii="Times New Roman" w:hAnsi="Times New Roman" w:cs="Times New Roman"/>
+          <w:sz w:val="24"/>
+          <w:szCs w:val="24"/>
+          <w:lang w:val="en-US"/>
+        </w:rPr>
+      </w:pPr>
+      <w:r>
+        <w:rPr>
+          <w:rFonts w:ascii="Times New Roman" w:hAnsi="Times New Roman" w:cs="Times New Roman"/>
+          <w:sz w:val="24"/>
+          <w:szCs w:val="24"/>
+          <w:lang w:val="en-US"/>
+        </w:rPr>
+        <w:t xml:space="preserve">    CONSTRAINT chk_series_name CHECK (CHAR_LENGTH(TRIM(name)) &gt; 0)</w:t>
+      </w:r>
+    </w:p>
+    <w:p>
+      <w:pPr>
+        <w:rPr>
+          <w:rFonts w:ascii="Times New Roman" w:hAnsi="Times New Roman" w:cs="Times New Roman"/>
+          <w:sz w:val="24"/>
+          <w:szCs w:val="24"/>
+          <w:lang w:val="en-US"/>
+        </w:rPr>
+      </w:pPr>
+      <w:r>
+        <w:rPr>
+          <w:rFonts w:ascii="Times New Roman" w:hAnsi="Times New Roman" w:cs="Times New Roman"/>
+          <w:sz w:val="24"/>
+          <w:szCs w:val="24"/>
+          <w:lang w:val="en-US"/>
+        </w:rPr>
+        <w:t>);</w:t>
+      </w:r>
+    </w:p>
+    <w:p>
+      <w:pPr>
+        <w:rPr>
+          <w:rFonts w:ascii="Times New Roman" w:hAnsi="Times New Roman" w:cs="Times New Roman"/>
+          <w:sz w:val="24"/>
+          <w:szCs w:val="24"/>
+          <w:lang w:val="en-US"/>
+        </w:rPr>
+      </w:pPr>
+    </w:p>
+    <w:p>
+      <w:pPr>
+        <w:rPr>
+          <w:rFonts w:ascii="Times New Roman" w:hAnsi="Times New Roman" w:cs="Times New Roman"/>
+          <w:sz w:val="24"/>
+          <w:szCs w:val="24"/>
+          <w:lang w:val="en-US"/>
+        </w:rPr>
+      </w:pPr>
+      <w:r>
+        <w:rPr>
+          <w:rFonts w:ascii="Times New Roman" w:hAnsi="Times New Roman" w:cs="Times New Roman"/>
+          <w:sz w:val="24"/>
+          <w:szCs w:val="24"/>
+          <w:lang w:val="en-US"/>
+        </w:rPr>
+        <w:t>-- 7. Квартиры</w:t>
+      </w:r>
+    </w:p>
+    <w:p>
+      <w:pPr>
+        <w:rPr>
+          <w:rFonts w:ascii="Times New Roman" w:hAnsi="Times New Roman" w:cs="Times New Roman"/>
+          <w:sz w:val="24"/>
+          <w:szCs w:val="24"/>
+          <w:lang w:val="en-US"/>
+        </w:rPr>
+      </w:pPr>
+      <w:r>
+        <w:rPr>
+          <w:rFonts w:ascii="Times New Roman" w:hAnsi="Times New Roman" w:cs="Times New Roman"/>
+          <w:sz w:val="24"/>
+          <w:szCs w:val="24"/>
+          <w:lang w:val="en-US"/>
+        </w:rPr>
+        <w:t>CREATE TABLE apartments (</w:t>
+      </w:r>
+    </w:p>
+    <w:p>
+      <w:pPr>
+        <w:rPr>
+          <w:rFonts w:ascii="Times New Roman" w:hAnsi="Times New Roman" w:cs="Times New Roman"/>
+          <w:sz w:val="24"/>
+          <w:szCs w:val="24"/>
+          <w:lang w:val="en-US"/>
+        </w:rPr>
+      </w:pPr>
+      <w:r>
+        <w:rPr>
+          <w:rFonts w:ascii="Times New Roman" w:hAnsi="Times New Roman" w:cs="Times New Roman"/>
+          <w:sz w:val="24"/>
+          <w:szCs w:val="24"/>
+          <w:lang w:val="en-US"/>
+        </w:rPr>
+        <w:lastRenderedPageBreak/>
+        <w:t xml:space="preserve">    id INT PRIMARY KEY AUTO_INCREMENT,</w:t>
+      </w:r>
+    </w:p>
+    <w:p>
+      <w:pPr>
+        <w:rPr>
+          <w:rFonts w:ascii="Times New Roman" w:hAnsi="Times New Roman" w:cs="Times New Roman"/>
+          <w:sz w:val="24"/>
+          <w:szCs w:val="24"/>
+          <w:lang w:val="en-US"/>
+        </w:rPr>
+      </w:pPr>
+      <w:r>
+        <w:rPr>
+          <w:rFonts w:ascii="Times New Roman" w:hAnsi="Times New Roman" w:cs="Times New Roman"/>
+          <w:sz w:val="24"/>
+          <w:szCs w:val="24"/>
+          <w:lang w:val="en-US"/>
+        </w:rPr>
+        <w:t xml:space="preserve">    street_id INT NOT NULL,</w:t>
+      </w:r>
+    </w:p>
+    <w:p>
+      <w:pPr>
+        <w:rPr>
+          <w:rFonts w:ascii="Times New Roman" w:hAnsi="Times New Roman" w:cs="Times New Roman"/>
+          <w:sz w:val="24"/>
+          <w:szCs w:val="24"/>
+          <w:lang w:val="en-US"/>
+        </w:rPr>
+      </w:pPr>
+      <w:r>
+        <w:rPr>
+          <w:rFonts w:ascii="Times New Roman" w:hAnsi="Times New Roman" w:cs="Times New Roman"/>
+          <w:sz w:val="24"/>
+          <w:szCs w:val="24"/>
+          <w:lang w:val="en-US"/>
+        </w:rPr>
+        <w:t xml:space="preserve">    district_id INT NOT NULL,</w:t>
+      </w:r>
+    </w:p>
+    <w:p>
+      <w:pPr>
+        <w:rPr>
+          <w:rFonts w:ascii="Times New Roman" w:hAnsi="Times New Roman" w:cs="Times New Roman"/>
+          <w:sz w:val="24"/>
+          <w:szCs w:val="24"/>
+          <w:lang w:val="en-US"/>
+        </w:rPr>
+      </w:pPr>
+      <w:r>
+        <w:rPr>
+          <w:rFonts w:ascii="Times New Roman" w:hAnsi="Times New Roman" w:cs="Times New Roman"/>
+          <w:sz w:val="24"/>
+          <w:szCs w:val="24"/>
+          <w:lang w:val="en-US"/>
+        </w:rPr>
+        <w:t xml:space="preserve">    floor INT NOT NULL DEFAULT 1,</w:t>
+      </w:r>
+    </w:p>
+    <w:p>
+      <w:pPr>
+        <w:rPr>
+          <w:rFonts w:ascii="Times New Roman" w:hAnsi="Times New Roman" w:cs="Times New Roman"/>
+          <w:sz w:val="24"/>
+          <w:szCs w:val="24"/>
+          <w:lang w:val="en-US"/>
+        </w:rPr>
+      </w:pPr>
+      <w:r>
+        <w:rPr>
+          <w:rFonts w:ascii="Times New Roman" w:hAnsi="Times New Roman" w:cs="Times New Roman"/>
+          <w:sz w:val="24"/>
+          <w:szCs w:val="24"/>
+          <w:lang w:val="en-US"/>
+        </w:rPr>
+        <w:t xml:space="preserve">    apartment_number VARCHAR(20) DEFAULT NULL,</w:t>
+      </w:r>
+    </w:p>
+    <w:p>
+      <w:pPr>
+        <w:rPr>
+          <w:rFonts w:ascii="Times New Roman" w:hAnsi="Times New Roman" w:cs="Times New Roman"/>
+          <w:sz w:val="24"/>
+          <w:szCs w:val="24"/>
+          <w:lang w:val="en-US"/>
+        </w:rPr>
+      </w:pPr>
+      <w:r>
+        <w:rPr>
+          <w:rFonts w:ascii="Times New Roman" w:hAnsi="Times New Roman" w:cs="Times New Roman"/>
+          <w:sz w:val="24"/>
+          <w:szCs w:val="24"/>
+          <w:lang w:val="en-US"/>
+        </w:rPr>
+        <w:t xml:space="preserve">    rooms INT DEFAULT NULL,</w:t>
+      </w:r>
+    </w:p>
+    <w:p>
+      <w:pPr>
+        <w:rPr>
+          <w:rFonts w:ascii="Times New Roman" w:hAnsi="Times New Roman" w:cs="Times New Roman"/>
+          <w:sz w:val="24"/>
+          <w:szCs w:val="24"/>
+          <w:lang w:val="en-US"/>
+        </w:rPr>
+      </w:pPr>
+      <w:r>
+        <w:rPr>
+          <w:rFonts w:ascii="Times New Roman" w:hAnsi="Times New Roman" w:cs="Times New Roman"/>
+          <w:sz w:val="24"/>
+          <w:szCs w:val="24"/>
+          <w:lang w:val="en-US"/>
+        </w:rPr>
+        <w:t xml:space="preserve">    area DECIMAL(10, 2) DEFAULT NULL,</w:t>
+      </w:r>
+    </w:p>
+    <w:p>
+      <w:pPr>
+        <w:rPr>
+          <w:rFonts w:ascii="Times New Roman" w:hAnsi="Times New Roman" w:cs="Times New Roman"/>
+          <w:sz w:val="24"/>
+          <w:szCs w:val="24"/>
+          <w:lang w:val="en-US"/>
+        </w:rPr>
+      </w:pPr>
+      <w:r>
+        <w:rPr>
+          <w:rFonts w:ascii="Times New Roman" w:hAnsi="Times New Roman" w:cs="Times New Roman"/>
+          <w:sz w:val="24"/>
+          <w:szCs w:val="24"/>
+          <w:lang w:val="en-US"/>
+        </w:rPr>
+        <w:t xml:space="preserve">    price DECIMAL(12, 2) DEFAULT NULL,</w:t>
+      </w:r>
+    </w:p>
+    <w:p>
+      <w:pPr>
+        <w:rPr>
+          <w:rFonts w:ascii="Times New Roman" w:hAnsi="Times New Roman" w:cs="Times New Roman"/>
+          <w:sz w:val="24"/>
+          <w:szCs w:val="24"/>
+          <w:lang w:val="en-US"/>
+        </w:rPr>
+      </w:pPr>
+      <w:r>
+        <w:rPr>
+          <w:rFonts w:ascii="Times New Roman" w:hAnsi="Times New Roman" w:cs="Times New Roman"/>
+          <w:sz w:val="24"/>
+          <w:szCs w:val="24"/>
+          <w:lang w:val="en-US"/>
+        </w:rPr>
+        <w:t xml:space="preserve">    is_for_sale BOOLEAN DEFAULT TRUE,</w:t>
+      </w:r>
+    </w:p>
+    <w:p>
+      <w:pPr>
+        <w:rPr>
+          <w:rFonts w:ascii="Times New Roman" w:hAnsi="Times New Roman" w:cs="Times New Roman"/>
+          <w:sz w:val="24"/>
+          <w:szCs w:val="24"/>
+          <w:lang w:val="en-US"/>
+        </w:rPr>
+      </w:pPr>
+      <w:r>
+        <w:rPr>
+          <w:rFonts w:ascii="Times New Roman" w:hAnsi="Times New Roman" w:cs="Times New Roman"/>
+          <w:sz w:val="24"/>
+          <w:szCs w:val="24"/>
+          <w:lang w:val="en-US"/>
+        </w:rPr>
+        <w:t xml:space="preserve">    agent_id INT DEFAULT NULL,</w:t>
+      </w:r>
+    </w:p>
+    <w:p>
+      <w:pPr>
+        <w:rPr>
+          <w:rFonts w:ascii="Times New Roman" w:hAnsi="Times New Roman" w:cs="Times New Roman"/>
+          <w:sz w:val="24"/>
+          <w:szCs w:val="24"/>
+          <w:lang w:val="en-US"/>
+        </w:rPr>
+      </w:pPr>
+      <w:r>
+        <w:rPr>
+          <w:rFonts w:ascii="Times New Roman" w:hAnsi="Times New Roman" w:cs="Times New Roman"/>
+          <w:sz w:val="24"/>
+          <w:szCs w:val="24"/>
+          <w:lang w:val="en-US"/>
+        </w:rPr>
+        <w:t xml:space="preserve">    series_id INT DEFAULT NULL,</w:t>
+      </w:r>
+    </w:p>
+    <w:p>
+      <w:pPr>
+        <w:rPr>
+          <w:rFonts w:ascii="Times New Roman" w:hAnsi="Times New Roman" w:cs="Times New Roman"/>
+          <w:sz w:val="24"/>
+          <w:szCs w:val="24"/>
+          <w:lang w:val="en-US"/>
+        </w:rPr>
+      </w:pPr>
+    </w:p>
+    <w:p>
+      <w:pPr>
+        <w:rPr>
+          <w:rFonts w:ascii="Times New Roman" w:hAnsi="Times New Roman" w:cs="Times New Roman"/>
+          <w:sz w:val="24"/>
+          <w:szCs w:val="24"/>
+          <w:lang w:val="en-US"/>
+        </w:rPr>
+      </w:pPr>
+      <w:r>
+        <w:rPr>
+          <w:rFonts w:ascii="Times New Roman" w:hAnsi="Times New Roman" w:cs="Times New Roman"/>
+          <w:sz w:val="24"/>
+          <w:szCs w:val="24"/>
+          <w:lang w:val="en-US"/>
+        </w:rPr>
+        <w:t xml:space="preserve">    -- CHECK ограничения для числовых данных</w:t>
+      </w:r>
+    </w:p>
+    <w:p>
+      <w:pPr>
+        <w:rPr>
+          <w:rFonts w:ascii="Times New Roman" w:hAnsi="Times New Roman" w:cs="Times New Roman"/>
+          <w:sz w:val="24"/>
+          <w:szCs w:val="24"/>
+          <w:lang w:val="en-US"/>
+        </w:rPr>
+      </w:pPr>
+      <w:r>
+        <w:rPr>
+          <w:rFonts w:ascii="Times New Roman" w:hAnsi="Times New Roman" w:cs="Times New Roman"/>
+          <w:sz w:val="24"/>
+          <w:szCs w:val="24"/>
+          <w:lang w:val="en-US"/>
+        </w:rPr>
+        <w:t xml:space="preserve">    CONSTRAINT chk_floor CHECK (floor &gt; 0),</w:t>
+      </w:r>
+    </w:p>
+    <w:p>
+      <w:pPr>
+        <w:rPr>
+          <w:rFonts w:ascii="Times New Roman" w:hAnsi="Times New Roman" w:cs="Times New Roman"/>
+          <w:sz w:val="24"/>
+          <w:szCs w:val="24"/>
+          <w:lang w:val="en-US"/>
+        </w:rPr>
+      </w:pPr>
+      <w:r>
+        <w:rPr>
+          <w:rFonts w:ascii="Times New Roman" w:hAnsi="Times New Roman" w:cs="Times New Roman"/>
+          <w:sz w:val="24"/>
+          <w:szCs w:val="24"/>
+          <w:lang w:val="en-US"/>
+        </w:rPr>
+        <w:t xml:space="preserve">    CONSTRAINT chk_rooms CHECK (rooms IS NULL OR rooms &gt; 0),</w:t>
+      </w:r>
+    </w:p>
+    <w:p>
+      <w:pPr>
+        <w:rPr>
+          <w:rFonts w:ascii="Times New Roman" w:hAnsi="Times New Roman" w:cs="Times New Roman"/>
+          <w:sz w:val="24"/>
+          <w:szCs w:val="24"/>
+          <w:lang w:val="en-US"/>
+        </w:rPr>
+      </w:pPr>
+      <w:r>
+        <w:rPr>
+          <w:rFonts w:ascii="Times New Roman" w:hAnsi="Times New Roman" w:cs="Times New Roman"/>
+          <w:sz w:val="24"/>
+          <w:szCs w:val="24"/>
+          <w:lang w:val="en-US"/>
+        </w:rPr>
+        <w:t xml:space="preserve">    CONSTRAINT chk_area CHECK (area IS NULL OR area &gt; 0),</w:t>
+      </w:r>
+    </w:p>
+    <w:p>
+      <w:pPr>
+        <w:rPr>
+          <w:rFonts w:ascii="Times New Roman" w:hAnsi="Times New Roman" w:cs="Times New Roman"/>
+          <w:sz w:val="24"/>
+          <w:szCs w:val="24"/>
+          <w:lang w:val="en-US"/>
+        </w:rPr>
+      </w:pPr>
+      <w:r>
+        <w:rPr>
+          <w:rFonts w:ascii="Times New Roman" w:hAnsi="Times New Roman" w:cs="Times New Roman"/>
+          <w:sz w:val="24"/>
+          <w:szCs w:val="24"/>
+          <w:lang w:val="en-US"/>
+        </w:rPr>
+        <w:t xml:space="preserve">    CONSTRAINT chk_price CHECK (price IS NULL OR price &gt;= 0),</w:t>
+      </w:r>
+    </w:p>
+    <w:p>
+      <w:pPr>
+        <w:rPr>
+          <w:rFonts w:ascii="Times New Roman" w:hAnsi="Times New Roman" w:cs="Times New Roman"/>
+          <w:sz w:val="24"/>
+          <w:szCs w:val="24"/>
+          <w:lang w:val="en-US"/>
         </w:rPr>
       </w:pPr>
       <w:r>
@@ -4153,6 +3517,24 @@
         </w:rPr>
         <w:t xml:space="preserve">    </w:t>
       </w:r>
+    </w:p>
+    <w:p>
+      <w:pPr>
+        <w:rPr>
+          <w:rFonts w:ascii="Times New Roman" w:hAnsi="Times New Roman" w:cs="Times New Roman"/>
+          <w:sz w:val="24"/>
+          <w:szCs w:val="24"/>
+        </w:rPr>
+      </w:pPr>
+      <w:r>
+        <w:rPr>
+          <w:rFonts w:ascii="Times New Roman" w:hAnsi="Times New Roman" w:cs="Times New Roman"/>
+          <w:sz w:val="24"/>
+          <w:szCs w:val="24"/>
+          <w:lang w:val="en-US"/>
+        </w:rPr>
+        <w:t xml:space="preserve">    </w:t>
+      </w:r>
       <w:r>
         <w:rPr>
           <w:rFonts w:ascii="Times New Roman" w:hAnsi="Times New Roman" w:cs="Times New Roman"/>
@@ -4164,7 +3546,6 @@
     </w:p>
     <w:p>
       <w:pPr>
-        <w:ind w:firstLine="708"/>
         <w:rPr>
           <w:rFonts w:ascii="Times New Roman" w:hAnsi="Times New Roman" w:cs="Times New Roman"/>
           <w:sz w:val="24"/>
@@ -4196,7 +3577,6 @@
         </w:rPr>
         <w:t xml:space="preserve"> </w:t>
       </w:r>
-      <w:proofErr w:type="spellStart"/>
       <w:r>
         <w:rPr>
           <w:rFonts w:ascii="Times New Roman" w:hAnsi="Times New Roman" w:cs="Times New Roman"/>
@@ -4206,7 +3586,6 @@
         </w:rPr>
         <w:t>fk</w:t>
       </w:r>
-      <w:proofErr w:type="spellEnd"/>
       <w:r>
         <w:rPr>
           <w:rFonts w:ascii="Times New Roman" w:hAnsi="Times New Roman" w:cs="Times New Roman"/>
@@ -4252,7 +3631,6 @@
     </w:p>
     <w:p>
       <w:pPr>
-        <w:ind w:firstLine="708"/>
         <w:rPr>
           <w:rFonts w:ascii="Times New Roman" w:hAnsi="Times New Roman" w:cs="Times New Roman"/>
           <w:sz w:val="24"/>
@@ -4275,32 +3653,11 @@
           <w:szCs w:val="24"/>
           <w:lang w:val="en-US"/>
         </w:rPr>
-        <w:t>FOREIGN KEY (</w:t>
-      </w:r>
-      <w:proofErr w:type="spellStart"/>
-      <w:r>
-        <w:rPr>
-          <w:rFonts w:ascii="Times New Roman" w:hAnsi="Times New Roman" w:cs="Times New Roman"/>
-          <w:sz w:val="24"/>
-          <w:szCs w:val="24"/>
-          <w:lang w:val="en-US"/>
-        </w:rPr>
-        <w:t>street_id</w:t>
-      </w:r>
-      <w:proofErr w:type="spellEnd"/>
-      <w:r>
-        <w:rPr>
-          <w:rFonts w:ascii="Times New Roman" w:hAnsi="Times New Roman" w:cs="Times New Roman"/>
-          <w:sz w:val="24"/>
-          <w:szCs w:val="24"/>
-          <w:lang w:val="en-US"/>
-        </w:rPr>
-        <w:t xml:space="preserve">) </w:t>
-      </w:r>
-    </w:p>
-    <w:p>
-      <w:pPr>
-        <w:ind w:firstLine="708"/>
+        <w:t xml:space="preserve">FOREIGN KEY (street_id) </w:t>
+      </w:r>
+    </w:p>
+    <w:p>
+      <w:pPr>
         <w:rPr>
           <w:rFonts w:ascii="Times New Roman" w:hAnsi="Times New Roman" w:cs="Times New Roman"/>
           <w:sz w:val="24"/>
@@ -4320,118 +3677,92 @@
     </w:p>
     <w:p>
       <w:pPr>
-        <w:ind w:firstLine="708"/>
-        <w:rPr>
-          <w:rFonts w:ascii="Times New Roman" w:hAnsi="Times New Roman" w:cs="Times New Roman"/>
-          <w:sz w:val="24"/>
-          <w:szCs w:val="24"/>
-          <w:lang w:val="en-US"/>
-        </w:rPr>
-      </w:pPr>
-      <w:r>
-        <w:rPr>
-          <w:rFonts w:ascii="Times New Roman" w:hAnsi="Times New Roman" w:cs="Times New Roman"/>
-          <w:sz w:val="24"/>
-          <w:szCs w:val="24"/>
-          <w:lang w:val="en-US"/>
-        </w:rPr>
-        <w:t xml:space="preserve">        ON DELETE CASCADE,</w:t>
-      </w:r>
-    </w:p>
-    <w:p>
-      <w:pPr>
-        <w:ind w:firstLine="708"/>
-        <w:rPr>
-          <w:rFonts w:ascii="Times New Roman" w:hAnsi="Times New Roman" w:cs="Times New Roman"/>
-          <w:sz w:val="24"/>
-          <w:szCs w:val="24"/>
-          <w:lang w:val="en-US"/>
-        </w:rPr>
-      </w:pPr>
-    </w:p>
-    <w:p>
-      <w:pPr>
-        <w:ind w:firstLine="708"/>
-        <w:rPr>
-          <w:rFonts w:ascii="Times New Roman" w:hAnsi="Times New Roman" w:cs="Times New Roman"/>
-          <w:sz w:val="24"/>
-          <w:szCs w:val="24"/>
-          <w:lang w:val="en-US"/>
-        </w:rPr>
-      </w:pPr>
-      <w:r>
-        <w:rPr>
-          <w:rFonts w:ascii="Times New Roman" w:hAnsi="Times New Roman" w:cs="Times New Roman"/>
-          <w:sz w:val="24"/>
-          <w:szCs w:val="24"/>
-          <w:lang w:val="en-US"/>
-        </w:rPr>
-        <w:t xml:space="preserve">    CONSTRAINT </w:t>
-      </w:r>
-      <w:proofErr w:type="spellStart"/>
-      <w:r>
-        <w:rPr>
-          <w:rFonts w:ascii="Times New Roman" w:hAnsi="Times New Roman" w:cs="Times New Roman"/>
-          <w:sz w:val="24"/>
-          <w:szCs w:val="24"/>
-          <w:lang w:val="en-US"/>
-        </w:rPr>
-        <w:t>fk_apt_district</w:t>
-      </w:r>
-      <w:proofErr w:type="spellEnd"/>
-      <w:r>
-        <w:rPr>
-          <w:rFonts w:ascii="Times New Roman" w:hAnsi="Times New Roman" w:cs="Times New Roman"/>
-          <w:sz w:val="24"/>
-          <w:szCs w:val="24"/>
-          <w:lang w:val="en-US"/>
-        </w:rPr>
-        <w:t xml:space="preserve"> </w:t>
-      </w:r>
-    </w:p>
-    <w:p>
-      <w:pPr>
-        <w:ind w:firstLine="708"/>
-        <w:rPr>
-          <w:rFonts w:ascii="Times New Roman" w:hAnsi="Times New Roman" w:cs="Times New Roman"/>
-          <w:sz w:val="24"/>
-          <w:szCs w:val="24"/>
-          <w:lang w:val="en-US"/>
-        </w:rPr>
-      </w:pPr>
-      <w:r>
-        <w:rPr>
-          <w:rFonts w:ascii="Times New Roman" w:hAnsi="Times New Roman" w:cs="Times New Roman"/>
-          <w:sz w:val="24"/>
-          <w:szCs w:val="24"/>
-          <w:lang w:val="en-US"/>
-        </w:rPr>
-        <w:t xml:space="preserve">        FOREIGN KEY (</w:t>
-      </w:r>
-      <w:proofErr w:type="spellStart"/>
-      <w:r>
-        <w:rPr>
-          <w:rFonts w:ascii="Times New Roman" w:hAnsi="Times New Roman" w:cs="Times New Roman"/>
-          <w:sz w:val="24"/>
-          <w:szCs w:val="24"/>
-          <w:lang w:val="en-US"/>
-        </w:rPr>
-        <w:t>district_id</w:t>
-      </w:r>
-      <w:proofErr w:type="spellEnd"/>
-      <w:r>
-        <w:rPr>
-          <w:rFonts w:ascii="Times New Roman" w:hAnsi="Times New Roman" w:cs="Times New Roman"/>
-          <w:sz w:val="24"/>
-          <w:szCs w:val="24"/>
-          <w:lang w:val="en-US"/>
-        </w:rPr>
-        <w:t xml:space="preserve">) </w:t>
-      </w:r>
-    </w:p>
-    <w:p>
-      <w:pPr>
-        <w:ind w:firstLine="708"/>
+        <w:rPr>
+          <w:rFonts w:ascii="Times New Roman" w:hAnsi="Times New Roman" w:cs="Times New Roman"/>
+          <w:sz w:val="24"/>
+          <w:szCs w:val="24"/>
+          <w:lang w:val="en-US"/>
+        </w:rPr>
+      </w:pPr>
+      <w:r>
+        <w:rPr>
+          <w:rFonts w:ascii="Times New Roman" w:hAnsi="Times New Roman" w:cs="Times New Roman"/>
+          <w:sz w:val="24"/>
+          <w:szCs w:val="24"/>
+          <w:lang w:val="en-US"/>
+        </w:rPr>
+        <w:t xml:space="preserve">        ON DELETE CASCADE</w:t>
+      </w:r>
+    </w:p>
+    <w:p>
+      <w:pPr>
+        <w:rPr>
+          <w:rFonts w:ascii="Times New Roman" w:hAnsi="Times New Roman" w:cs="Times New Roman"/>
+          <w:sz w:val="24"/>
+          <w:szCs w:val="24"/>
+          <w:lang w:val="en-US"/>
+        </w:rPr>
+      </w:pPr>
+      <w:r>
+        <w:rPr>
+          <w:rFonts w:ascii="Times New Roman" w:hAnsi="Times New Roman" w:cs="Times New Roman"/>
+          <w:sz w:val="24"/>
+          <w:szCs w:val="24"/>
+          <w:lang w:val="en-US"/>
+        </w:rPr>
+        <w:t xml:space="preserve">        ON UPDATE CASCADE,</w:t>
+      </w:r>
+    </w:p>
+    <w:p>
+      <w:pPr>
+        <w:rPr>
+          <w:rFonts w:ascii="Times New Roman" w:hAnsi="Times New Roman" w:cs="Times New Roman"/>
+          <w:sz w:val="24"/>
+          <w:szCs w:val="24"/>
+          <w:lang w:val="en-US"/>
+        </w:rPr>
+      </w:pPr>
+    </w:p>
+    <w:p>
+      <w:pPr>
+        <w:rPr>
+          <w:rFonts w:ascii="Times New Roman" w:hAnsi="Times New Roman" w:cs="Times New Roman"/>
+          <w:sz w:val="24"/>
+          <w:szCs w:val="24"/>
+          <w:lang w:val="en-US"/>
+        </w:rPr>
+      </w:pPr>
+      <w:r>
+        <w:rPr>
+          <w:rFonts w:ascii="Times New Roman" w:hAnsi="Times New Roman" w:cs="Times New Roman"/>
+          <w:sz w:val="24"/>
+          <w:szCs w:val="24"/>
+          <w:lang w:val="en-US"/>
+        </w:rPr>
+        <w:t xml:space="preserve">    CONSTRAINT fk_apt_district </w:t>
+      </w:r>
+    </w:p>
+    <w:p>
+      <w:pPr>
+        <w:rPr>
+          <w:rFonts w:ascii="Times New Roman" w:hAnsi="Times New Roman" w:cs="Times New Roman"/>
+          <w:sz w:val="24"/>
+          <w:szCs w:val="24"/>
+          <w:lang w:val="en-US"/>
+        </w:rPr>
+      </w:pPr>
+      <w:r>
+        <w:rPr>
+          <w:rFonts w:ascii="Times New Roman" w:hAnsi="Times New Roman" w:cs="Times New Roman"/>
+          <w:sz w:val="24"/>
+          <w:szCs w:val="24"/>
+          <w:lang w:val="en-US"/>
+        </w:rPr>
+        <w:t xml:space="preserve">        FOREIGN KEY (district_id) </w:t>
+      </w:r>
+    </w:p>
+    <w:p>
+      <w:pPr>
         <w:rPr>
           <w:rFonts w:ascii="Times New Roman" w:hAnsi="Times New Roman" w:cs="Times New Roman"/>
           <w:sz w:val="24"/>
@@ -4451,118 +3782,92 @@
     </w:p>
     <w:p>
       <w:pPr>
-        <w:ind w:firstLine="708"/>
-        <w:rPr>
-          <w:rFonts w:ascii="Times New Roman" w:hAnsi="Times New Roman" w:cs="Times New Roman"/>
-          <w:sz w:val="24"/>
-          <w:szCs w:val="24"/>
-          <w:lang w:val="en-US"/>
-        </w:rPr>
-      </w:pPr>
-      <w:r>
-        <w:rPr>
-          <w:rFonts w:ascii="Times New Roman" w:hAnsi="Times New Roman" w:cs="Times New Roman"/>
-          <w:sz w:val="24"/>
-          <w:szCs w:val="24"/>
-          <w:lang w:val="en-US"/>
-        </w:rPr>
-        <w:t xml:space="preserve">        ON DELETE CASCADE,</w:t>
-      </w:r>
-    </w:p>
-    <w:p>
-      <w:pPr>
-        <w:ind w:firstLine="708"/>
-        <w:rPr>
-          <w:rFonts w:ascii="Times New Roman" w:hAnsi="Times New Roman" w:cs="Times New Roman"/>
-          <w:sz w:val="24"/>
-          <w:szCs w:val="24"/>
-          <w:lang w:val="en-US"/>
-        </w:rPr>
-      </w:pPr>
-    </w:p>
-    <w:p>
-      <w:pPr>
-        <w:ind w:firstLine="708"/>
-        <w:rPr>
-          <w:rFonts w:ascii="Times New Roman" w:hAnsi="Times New Roman" w:cs="Times New Roman"/>
-          <w:sz w:val="24"/>
-          <w:szCs w:val="24"/>
-          <w:lang w:val="en-US"/>
-        </w:rPr>
-      </w:pPr>
-      <w:r>
-        <w:rPr>
-          <w:rFonts w:ascii="Times New Roman" w:hAnsi="Times New Roman" w:cs="Times New Roman"/>
-          <w:sz w:val="24"/>
-          <w:szCs w:val="24"/>
-          <w:lang w:val="en-US"/>
-        </w:rPr>
-        <w:t xml:space="preserve">    CONSTRAINT </w:t>
-      </w:r>
-      <w:proofErr w:type="spellStart"/>
-      <w:r>
-        <w:rPr>
-          <w:rFonts w:ascii="Times New Roman" w:hAnsi="Times New Roman" w:cs="Times New Roman"/>
-          <w:sz w:val="24"/>
-          <w:szCs w:val="24"/>
-          <w:lang w:val="en-US"/>
-        </w:rPr>
-        <w:t>fk_apt_agent</w:t>
-      </w:r>
-      <w:proofErr w:type="spellEnd"/>
-      <w:r>
-        <w:rPr>
-          <w:rFonts w:ascii="Times New Roman" w:hAnsi="Times New Roman" w:cs="Times New Roman"/>
-          <w:sz w:val="24"/>
-          <w:szCs w:val="24"/>
-          <w:lang w:val="en-US"/>
-        </w:rPr>
-        <w:t xml:space="preserve"> </w:t>
-      </w:r>
-    </w:p>
-    <w:p>
-      <w:pPr>
-        <w:ind w:firstLine="708"/>
-        <w:rPr>
-          <w:rFonts w:ascii="Times New Roman" w:hAnsi="Times New Roman" w:cs="Times New Roman"/>
-          <w:sz w:val="24"/>
-          <w:szCs w:val="24"/>
-          <w:lang w:val="en-US"/>
-        </w:rPr>
-      </w:pPr>
-      <w:r>
-        <w:rPr>
-          <w:rFonts w:ascii="Times New Roman" w:hAnsi="Times New Roman" w:cs="Times New Roman"/>
-          <w:sz w:val="24"/>
-          <w:szCs w:val="24"/>
-          <w:lang w:val="en-US"/>
-        </w:rPr>
-        <w:t xml:space="preserve">        FOREIGN KEY (</w:t>
-      </w:r>
-      <w:proofErr w:type="spellStart"/>
-      <w:r>
-        <w:rPr>
-          <w:rFonts w:ascii="Times New Roman" w:hAnsi="Times New Roman" w:cs="Times New Roman"/>
-          <w:sz w:val="24"/>
-          <w:szCs w:val="24"/>
-          <w:lang w:val="en-US"/>
-        </w:rPr>
-        <w:t>agent_id</w:t>
-      </w:r>
-      <w:proofErr w:type="spellEnd"/>
-      <w:r>
-        <w:rPr>
-          <w:rFonts w:ascii="Times New Roman" w:hAnsi="Times New Roman" w:cs="Times New Roman"/>
-          <w:sz w:val="24"/>
-          <w:szCs w:val="24"/>
-          <w:lang w:val="en-US"/>
-        </w:rPr>
-        <w:t xml:space="preserve">) </w:t>
-      </w:r>
-    </w:p>
-    <w:p>
-      <w:pPr>
-        <w:ind w:firstLine="708"/>
+        <w:rPr>
+          <w:rFonts w:ascii="Times New Roman" w:hAnsi="Times New Roman" w:cs="Times New Roman"/>
+          <w:sz w:val="24"/>
+          <w:szCs w:val="24"/>
+          <w:lang w:val="en-US"/>
+        </w:rPr>
+      </w:pPr>
+      <w:r>
+        <w:rPr>
+          <w:rFonts w:ascii="Times New Roman" w:hAnsi="Times New Roman" w:cs="Times New Roman"/>
+          <w:sz w:val="24"/>
+          <w:szCs w:val="24"/>
+          <w:lang w:val="en-US"/>
+        </w:rPr>
+        <w:t xml:space="preserve">        ON DELETE CASCADE</w:t>
+      </w:r>
+    </w:p>
+    <w:p>
+      <w:pPr>
+        <w:rPr>
+          <w:rFonts w:ascii="Times New Roman" w:hAnsi="Times New Roman" w:cs="Times New Roman"/>
+          <w:sz w:val="24"/>
+          <w:szCs w:val="24"/>
+          <w:lang w:val="en-US"/>
+        </w:rPr>
+      </w:pPr>
+      <w:r>
+        <w:rPr>
+          <w:rFonts w:ascii="Times New Roman" w:hAnsi="Times New Roman" w:cs="Times New Roman"/>
+          <w:sz w:val="24"/>
+          <w:szCs w:val="24"/>
+          <w:lang w:val="en-US"/>
+        </w:rPr>
+        <w:t xml:space="preserve">        ON UPDATE CASCADE,</w:t>
+      </w:r>
+    </w:p>
+    <w:p>
+      <w:pPr>
+        <w:rPr>
+          <w:rFonts w:ascii="Times New Roman" w:hAnsi="Times New Roman" w:cs="Times New Roman"/>
+          <w:sz w:val="24"/>
+          <w:szCs w:val="24"/>
+          <w:lang w:val="en-US"/>
+        </w:rPr>
+      </w:pPr>
+    </w:p>
+    <w:p>
+      <w:pPr>
+        <w:rPr>
+          <w:rFonts w:ascii="Times New Roman" w:hAnsi="Times New Roman" w:cs="Times New Roman"/>
+          <w:sz w:val="24"/>
+          <w:szCs w:val="24"/>
+          <w:lang w:val="en-US"/>
+        </w:rPr>
+      </w:pPr>
+      <w:r>
+        <w:rPr>
+          <w:rFonts w:ascii="Times New Roman" w:hAnsi="Times New Roman" w:cs="Times New Roman"/>
+          <w:sz w:val="24"/>
+          <w:szCs w:val="24"/>
+          <w:lang w:val="en-US"/>
+        </w:rPr>
+        <w:t xml:space="preserve">    CONSTRAINT fk_apt_agent </w:t>
+      </w:r>
+    </w:p>
+    <w:p>
+      <w:pPr>
+        <w:rPr>
+          <w:rFonts w:ascii="Times New Roman" w:hAnsi="Times New Roman" w:cs="Times New Roman"/>
+          <w:sz w:val="24"/>
+          <w:szCs w:val="24"/>
+          <w:lang w:val="en-US"/>
+        </w:rPr>
+      </w:pPr>
+      <w:r>
+        <w:rPr>
+          <w:rFonts w:ascii="Times New Roman" w:hAnsi="Times New Roman" w:cs="Times New Roman"/>
+          <w:sz w:val="24"/>
+          <w:szCs w:val="24"/>
+          <w:lang w:val="en-US"/>
+        </w:rPr>
+        <w:t xml:space="preserve">        FOREIGN KEY (agent_id) </w:t>
+      </w:r>
+    </w:p>
+    <w:p>
+      <w:pPr>
         <w:rPr>
           <w:rFonts w:ascii="Times New Roman" w:hAnsi="Times New Roman" w:cs="Times New Roman"/>
           <w:sz w:val="24"/>
@@ -4582,224 +3887,146 @@
     </w:p>
     <w:p>
       <w:pPr>
-        <w:ind w:firstLine="708"/>
-        <w:rPr>
-          <w:rFonts w:ascii="Times New Roman" w:hAnsi="Times New Roman" w:cs="Times New Roman"/>
-          <w:sz w:val="24"/>
-          <w:szCs w:val="24"/>
-          <w:lang w:val="en-US"/>
-        </w:rPr>
-      </w:pPr>
-      <w:r>
-        <w:rPr>
-          <w:rFonts w:ascii="Times New Roman" w:hAnsi="Times New Roman" w:cs="Times New Roman"/>
-          <w:sz w:val="24"/>
-          <w:szCs w:val="24"/>
-          <w:lang w:val="en-US"/>
-        </w:rPr>
-        <w:t xml:space="preserve">        ON DELETE CASCADE,</w:t>
-      </w:r>
-    </w:p>
-    <w:p>
-      <w:pPr>
-        <w:ind w:firstLine="708"/>
-        <w:rPr>
-          <w:rFonts w:ascii="Times New Roman" w:hAnsi="Times New Roman" w:cs="Times New Roman"/>
-          <w:sz w:val="24"/>
-          <w:szCs w:val="24"/>
-          <w:lang w:val="en-US"/>
-        </w:rPr>
-      </w:pPr>
-    </w:p>
-    <w:p>
-      <w:pPr>
-        <w:ind w:firstLine="708"/>
-        <w:rPr>
-          <w:rFonts w:ascii="Times New Roman" w:hAnsi="Times New Roman" w:cs="Times New Roman"/>
-          <w:sz w:val="24"/>
-          <w:szCs w:val="24"/>
-          <w:lang w:val="en-US"/>
-        </w:rPr>
-      </w:pPr>
-      <w:r>
-        <w:rPr>
-          <w:rFonts w:ascii="Times New Roman" w:hAnsi="Times New Roman" w:cs="Times New Roman"/>
-          <w:sz w:val="24"/>
-          <w:szCs w:val="24"/>
-          <w:lang w:val="en-US"/>
-        </w:rPr>
-        <w:t xml:space="preserve">    CONSTRAINT </w:t>
-      </w:r>
-      <w:proofErr w:type="spellStart"/>
-      <w:r>
-        <w:rPr>
-          <w:rFonts w:ascii="Times New Roman" w:hAnsi="Times New Roman" w:cs="Times New Roman"/>
-          <w:sz w:val="24"/>
-          <w:szCs w:val="24"/>
-          <w:lang w:val="en-US"/>
-        </w:rPr>
-        <w:t>fk_apt_series</w:t>
-      </w:r>
-      <w:proofErr w:type="spellEnd"/>
-      <w:r>
-        <w:rPr>
-          <w:rFonts w:ascii="Times New Roman" w:hAnsi="Times New Roman" w:cs="Times New Roman"/>
-          <w:sz w:val="24"/>
-          <w:szCs w:val="24"/>
-          <w:lang w:val="en-US"/>
-        </w:rPr>
-        <w:t xml:space="preserve"> </w:t>
-      </w:r>
-    </w:p>
-    <w:p>
-      <w:pPr>
-        <w:ind w:firstLine="708"/>
-        <w:rPr>
-          <w:rFonts w:ascii="Times New Roman" w:hAnsi="Times New Roman" w:cs="Times New Roman"/>
-          <w:sz w:val="24"/>
-          <w:szCs w:val="24"/>
-          <w:lang w:val="en-US"/>
-        </w:rPr>
-      </w:pPr>
-      <w:r>
-        <w:rPr>
-          <w:rFonts w:ascii="Times New Roman" w:hAnsi="Times New Roman" w:cs="Times New Roman"/>
-          <w:sz w:val="24"/>
-          <w:szCs w:val="24"/>
-          <w:lang w:val="en-US"/>
-        </w:rPr>
-        <w:t xml:space="preserve">        FOREIGN KEY (</w:t>
-      </w:r>
-      <w:proofErr w:type="spellStart"/>
-      <w:r>
-        <w:rPr>
-          <w:rFonts w:ascii="Times New Roman" w:hAnsi="Times New Roman" w:cs="Times New Roman"/>
-          <w:sz w:val="24"/>
-          <w:szCs w:val="24"/>
-          <w:lang w:val="en-US"/>
-        </w:rPr>
-        <w:t>series_id</w:t>
-      </w:r>
-      <w:proofErr w:type="spellEnd"/>
-      <w:r>
-        <w:rPr>
-          <w:rFonts w:ascii="Times New Roman" w:hAnsi="Times New Roman" w:cs="Times New Roman"/>
-          <w:sz w:val="24"/>
-          <w:szCs w:val="24"/>
-          <w:lang w:val="en-US"/>
-        </w:rPr>
-        <w:t xml:space="preserve">) </w:t>
-      </w:r>
-    </w:p>
-    <w:p>
-      <w:pPr>
-        <w:ind w:firstLine="708"/>
-        <w:rPr>
-          <w:rFonts w:ascii="Times New Roman" w:hAnsi="Times New Roman" w:cs="Times New Roman"/>
-          <w:sz w:val="24"/>
-          <w:szCs w:val="24"/>
-          <w:lang w:val="en-US"/>
-        </w:rPr>
-      </w:pPr>
-      <w:r>
-        <w:rPr>
-          <w:rFonts w:ascii="Times New Roman" w:hAnsi="Times New Roman" w:cs="Times New Roman"/>
-          <w:sz w:val="24"/>
-          <w:szCs w:val="24"/>
-          <w:lang w:val="en-US"/>
-        </w:rPr>
-        <w:t xml:space="preserve">        REFERENCES </w:t>
-      </w:r>
-      <w:proofErr w:type="spellStart"/>
-      <w:r>
-        <w:rPr>
-          <w:rFonts w:ascii="Times New Roman" w:hAnsi="Times New Roman" w:cs="Times New Roman"/>
-          <w:sz w:val="24"/>
-          <w:szCs w:val="24"/>
-          <w:lang w:val="en-US"/>
-        </w:rPr>
-        <w:t>building_series</w:t>
-      </w:r>
-      <w:proofErr w:type="spellEnd"/>
-      <w:r>
-        <w:rPr>
-          <w:rFonts w:ascii="Times New Roman" w:hAnsi="Times New Roman" w:cs="Times New Roman"/>
-          <w:sz w:val="24"/>
-          <w:szCs w:val="24"/>
-          <w:lang w:val="en-US"/>
-        </w:rPr>
-        <w:t xml:space="preserve">(id) </w:t>
-      </w:r>
-    </w:p>
-    <w:p>
-      <w:pPr>
-        <w:ind w:firstLine="708"/>
-        <w:rPr>
-          <w:rFonts w:ascii="Times New Roman" w:hAnsi="Times New Roman" w:cs="Times New Roman"/>
-          <w:sz w:val="24"/>
-          <w:szCs w:val="24"/>
-        </w:rPr>
-      </w:pPr>
-      <w:r>
-        <w:rPr>
-          <w:rFonts w:ascii="Times New Roman" w:hAnsi="Times New Roman" w:cs="Times New Roman"/>
-          <w:sz w:val="24"/>
-          <w:szCs w:val="24"/>
-          <w:lang w:val="en-US"/>
-        </w:rPr>
-        <w:t xml:space="preserve">        ON</w:t>
-      </w:r>
-      <w:r>
-        <w:rPr>
-          <w:rFonts w:ascii="Times New Roman" w:hAnsi="Times New Roman" w:cs="Times New Roman"/>
-          <w:sz w:val="24"/>
-          <w:szCs w:val="24"/>
-        </w:rPr>
-        <w:t xml:space="preserve"> </w:t>
-      </w:r>
-      <w:r>
-        <w:rPr>
-          <w:rFonts w:ascii="Times New Roman" w:hAnsi="Times New Roman" w:cs="Times New Roman"/>
-          <w:sz w:val="24"/>
-          <w:szCs w:val="24"/>
-          <w:lang w:val="en-US"/>
-        </w:rPr>
-        <w:t>DELETE</w:t>
-      </w:r>
-      <w:r>
-        <w:rPr>
-          <w:rFonts w:ascii="Times New Roman" w:hAnsi="Times New Roman" w:cs="Times New Roman"/>
-          <w:sz w:val="24"/>
-          <w:szCs w:val="24"/>
-        </w:rPr>
-        <w:t xml:space="preserve"> </w:t>
-      </w:r>
-      <w:r>
-        <w:rPr>
-          <w:rFonts w:ascii="Times New Roman" w:hAnsi="Times New Roman" w:cs="Times New Roman"/>
-          <w:sz w:val="24"/>
-          <w:szCs w:val="24"/>
-          <w:lang w:val="en-US"/>
-        </w:rPr>
-        <w:t>CASCADE</w:t>
-      </w:r>
-    </w:p>
-    <w:p>
-      <w:pPr>
-        <w:ind w:firstLine="708"/>
-        <w:rPr>
-          <w:rFonts w:ascii="Times New Roman" w:hAnsi="Times New Roman" w:cs="Times New Roman"/>
-          <w:sz w:val="24"/>
-          <w:szCs w:val="24"/>
-        </w:rPr>
-      </w:pPr>
-      <w:r>
-        <w:rPr>
-          <w:rFonts w:ascii="Times New Roman" w:hAnsi="Times New Roman" w:cs="Times New Roman"/>
-          <w:sz w:val="24"/>
-          <w:szCs w:val="24"/>
-        </w:rPr>
-        <w:t>);</w:t>
+        <w:rPr>
+          <w:rFonts w:ascii="Times New Roman" w:hAnsi="Times New Roman" w:cs="Times New Roman"/>
+          <w:sz w:val="24"/>
+          <w:szCs w:val="24"/>
+          <w:lang w:val="en-US"/>
+        </w:rPr>
+      </w:pPr>
+      <w:r>
+        <w:rPr>
+          <w:rFonts w:ascii="Times New Roman" w:hAnsi="Times New Roman" w:cs="Times New Roman"/>
+          <w:sz w:val="24"/>
+          <w:szCs w:val="24"/>
+          <w:lang w:val="en-US"/>
+        </w:rPr>
+        <w:t xml:space="preserve">        ON DELETE CASCADE</w:t>
+      </w:r>
+    </w:p>
+    <w:p>
+      <w:pPr>
+        <w:rPr>
+          <w:rFonts w:ascii="Times New Roman" w:hAnsi="Times New Roman" w:cs="Times New Roman"/>
+          <w:sz w:val="24"/>
+          <w:szCs w:val="24"/>
+          <w:lang w:val="en-US"/>
+        </w:rPr>
+      </w:pPr>
+      <w:r>
+        <w:rPr>
+          <w:rFonts w:ascii="Times New Roman" w:hAnsi="Times New Roman" w:cs="Times New Roman"/>
+          <w:sz w:val="24"/>
+          <w:szCs w:val="24"/>
+          <w:lang w:val="en-US"/>
+        </w:rPr>
+        <w:lastRenderedPageBreak/>
+        <w:t xml:space="preserve">        ON UPDATE CASCADE,</w:t>
+      </w:r>
+    </w:p>
+    <w:p>
+      <w:pPr>
+        <w:rPr>
+          <w:rFonts w:ascii="Times New Roman" w:hAnsi="Times New Roman" w:cs="Times New Roman"/>
+          <w:sz w:val="24"/>
+          <w:szCs w:val="24"/>
+          <w:lang w:val="en-US"/>
+        </w:rPr>
+      </w:pPr>
+    </w:p>
+    <w:p>
+      <w:pPr>
+        <w:rPr>
+          <w:rFonts w:ascii="Times New Roman" w:hAnsi="Times New Roman" w:cs="Times New Roman"/>
+          <w:sz w:val="24"/>
+          <w:szCs w:val="24"/>
+          <w:lang w:val="en-US"/>
+        </w:rPr>
+      </w:pPr>
+      <w:r>
+        <w:rPr>
+          <w:rFonts w:ascii="Times New Roman" w:hAnsi="Times New Roman" w:cs="Times New Roman"/>
+          <w:sz w:val="24"/>
+          <w:szCs w:val="24"/>
+          <w:lang w:val="en-US"/>
+        </w:rPr>
+        <w:t xml:space="preserve">    CONSTRAINT fk_apt_series </w:t>
+      </w:r>
+    </w:p>
+    <w:p>
+      <w:pPr>
+        <w:rPr>
+          <w:rFonts w:ascii="Times New Roman" w:hAnsi="Times New Roman" w:cs="Times New Roman"/>
+          <w:sz w:val="24"/>
+          <w:szCs w:val="24"/>
+          <w:lang w:val="en-US"/>
+        </w:rPr>
+      </w:pPr>
+      <w:r>
+        <w:rPr>
+          <w:rFonts w:ascii="Times New Roman" w:hAnsi="Times New Roman" w:cs="Times New Roman"/>
+          <w:sz w:val="24"/>
+          <w:szCs w:val="24"/>
+          <w:lang w:val="en-US"/>
+        </w:rPr>
+        <w:t xml:space="preserve">        FOREIGN KEY (series_id) </w:t>
+      </w:r>
+    </w:p>
+    <w:p>
+      <w:pPr>
+        <w:rPr>
+          <w:rFonts w:ascii="Times New Roman" w:hAnsi="Times New Roman" w:cs="Times New Roman"/>
+          <w:sz w:val="24"/>
+          <w:szCs w:val="24"/>
+          <w:lang w:val="en-US"/>
+        </w:rPr>
+      </w:pPr>
+      <w:r>
+        <w:rPr>
+          <w:rFonts w:ascii="Times New Roman" w:hAnsi="Times New Roman" w:cs="Times New Roman"/>
+          <w:sz w:val="24"/>
+          <w:szCs w:val="24"/>
+          <w:lang w:val="en-US"/>
+        </w:rPr>
+        <w:t xml:space="preserve">        REFERENCES building_series(id) </w:t>
+      </w:r>
+    </w:p>
+    <w:p>
+      <w:pPr>
+        <w:rPr>
+          <w:rFonts w:ascii="Times New Roman" w:hAnsi="Times New Roman" w:cs="Times New Roman"/>
+          <w:sz w:val="24"/>
+          <w:szCs w:val="24"/>
+          <w:lang w:val="en-US"/>
+        </w:rPr>
+      </w:pPr>
+      <w:r>
+        <w:rPr>
+          <w:rFonts w:ascii="Times New Roman" w:hAnsi="Times New Roman" w:cs="Times New Roman"/>
+          <w:sz w:val="24"/>
+          <w:szCs w:val="24"/>
+          <w:lang w:val="en-US"/>
+        </w:rPr>
+        <w:t xml:space="preserve">        ON DELETE CASCADE</w:t>
+      </w:r>
+    </w:p>
+    <w:p>
+      <w:pPr>
+        <w:rPr>
+          <w:rFonts w:ascii="Times New Roman" w:hAnsi="Times New Roman" w:cs="Times New Roman"/>
+          <w:sz w:val="24"/>
+          <w:szCs w:val="24"/>
+          <w:lang w:val="en-US"/>
+        </w:rPr>
+      </w:pPr>
+      <w:r>
+        <w:rPr>
+          <w:rFonts w:ascii="Times New Roman" w:hAnsi="Times New Roman" w:cs="Times New Roman"/>
+          <w:sz w:val="24"/>
+          <w:szCs w:val="24"/>
+          <w:lang w:val="en-US"/>
+        </w:rPr>
+        <w:t xml:space="preserve">        ON UPDATE CASCADE</w:t>
       </w:r>
     </w:p>
     <w:p>
@@ -4810,6 +4037,15 @@
           <w:szCs w:val="28"/>
         </w:rPr>
       </w:pPr>
+      <w:r>
+        <w:rPr>
+          <w:rFonts w:ascii="Times New Roman" w:hAnsi="Times New Roman" w:cs="Times New Roman"/>
+          <w:sz w:val="24"/>
+          <w:szCs w:val="24"/>
+          <w:lang w:val="en-US"/>
+        </w:rPr>
+        <w:t>);</w:t>
+      </w:r>
       <w:r>
         <w:rPr>
           <w:rFonts w:ascii="Times New Roman" w:hAnsi="Times New Roman" w:cs="Times New Roman"/>
@@ -4929,25 +4165,7 @@
           <w:sz w:val="24"/>
           <w:szCs w:val="24"/>
         </w:rPr>
-        <w:t xml:space="preserve">Во всех таблицах поле </w:t>
-      </w:r>
-      <w:proofErr w:type="spellStart"/>
-      <w:r>
-        <w:rPr>
-          <w:rFonts w:ascii="Times New Roman" w:hAnsi="Times New Roman" w:cs="Times New Roman"/>
-          <w:sz w:val="24"/>
-          <w:szCs w:val="24"/>
-        </w:rPr>
-        <w:t>id</w:t>
-      </w:r>
-      <w:proofErr w:type="spellEnd"/>
-      <w:r>
-        <w:rPr>
-          <w:rFonts w:ascii="Times New Roman" w:hAnsi="Times New Roman" w:cs="Times New Roman"/>
-          <w:sz w:val="24"/>
-          <w:szCs w:val="24"/>
-        </w:rPr>
-        <w:t xml:space="preserve"> является уникальным идентификатором записи.</w:t>
+        <w:t>Во всех таблицах поле id является уникальным идентификатором записи.</w:t>
       </w:r>
     </w:p>
     <w:p>
@@ -4968,25 +4186,7 @@
           <w:sz w:val="24"/>
           <w:szCs w:val="24"/>
         </w:rPr>
-        <w:t xml:space="preserve">Для всех полей </w:t>
-      </w:r>
-      <w:proofErr w:type="spellStart"/>
-      <w:r>
-        <w:rPr>
-          <w:rFonts w:ascii="Times New Roman" w:hAnsi="Times New Roman" w:cs="Times New Roman"/>
-          <w:sz w:val="24"/>
-          <w:szCs w:val="24"/>
-        </w:rPr>
-        <w:t>id</w:t>
-      </w:r>
-      <w:proofErr w:type="spellEnd"/>
-      <w:r>
-        <w:rPr>
-          <w:rFonts w:ascii="Times New Roman" w:hAnsi="Times New Roman" w:cs="Times New Roman"/>
-          <w:sz w:val="24"/>
-          <w:szCs w:val="24"/>
-        </w:rPr>
-        <w:t xml:space="preserve"> установлен атрибут AUTO_INCREMENT, что гарантирует уникальность и автоматическую генерацию идентификаторов при вставке новых записей.</w:t>
+        <w:t>Для всех полей id установлен атрибут AUTO_INCREMENT, что гарантирует уникальность и автоматическую генерацию идентификаторов при вставке новых записей.</w:t>
       </w:r>
     </w:p>
     <w:p>
@@ -5007,61 +4207,7 @@
           <w:sz w:val="24"/>
           <w:szCs w:val="24"/>
         </w:rPr>
-        <w:t xml:space="preserve">В таблице </w:t>
-      </w:r>
-      <w:proofErr w:type="spellStart"/>
-      <w:r>
-        <w:rPr>
-          <w:rFonts w:ascii="Times New Roman" w:hAnsi="Times New Roman" w:cs="Times New Roman"/>
-          <w:sz w:val="24"/>
-          <w:szCs w:val="24"/>
-        </w:rPr>
-        <w:t>street_districts</w:t>
-      </w:r>
-      <w:proofErr w:type="spellEnd"/>
-      <w:r>
-        <w:rPr>
-          <w:rFonts w:ascii="Times New Roman" w:hAnsi="Times New Roman" w:cs="Times New Roman"/>
-          <w:sz w:val="24"/>
-          <w:szCs w:val="24"/>
-        </w:rPr>
-        <w:t xml:space="preserve"> первичный ключ составной (</w:t>
-      </w:r>
-      <w:proofErr w:type="spellStart"/>
-      <w:r>
-        <w:rPr>
-          <w:rFonts w:ascii="Times New Roman" w:hAnsi="Times New Roman" w:cs="Times New Roman"/>
-          <w:sz w:val="24"/>
-          <w:szCs w:val="24"/>
-        </w:rPr>
-        <w:t>street_id</w:t>
-      </w:r>
-      <w:proofErr w:type="spellEnd"/>
-      <w:r>
-        <w:rPr>
-          <w:rFonts w:ascii="Times New Roman" w:hAnsi="Times New Roman" w:cs="Times New Roman"/>
-          <w:sz w:val="24"/>
-          <w:szCs w:val="24"/>
-        </w:rPr>
-        <w:t xml:space="preserve">, </w:t>
-      </w:r>
-      <w:proofErr w:type="spellStart"/>
-      <w:r>
-        <w:rPr>
-          <w:rFonts w:ascii="Times New Roman" w:hAnsi="Times New Roman" w:cs="Times New Roman"/>
-          <w:sz w:val="24"/>
-          <w:szCs w:val="24"/>
-        </w:rPr>
-        <w:t>district_id</w:t>
-      </w:r>
-      <w:proofErr w:type="spellEnd"/>
-      <w:r>
-        <w:rPr>
-          <w:rFonts w:ascii="Times New Roman" w:hAnsi="Times New Roman" w:cs="Times New Roman"/>
-          <w:sz w:val="24"/>
-          <w:szCs w:val="24"/>
-        </w:rPr>
-        <w:t>), что запрещает дублирование связей между одной и той же парой улицы и района.</w:t>
+        <w:t>В таблице street_districts первичный ключ составной (street_id, district_id), что запрещает дублирование связей между одной и той же парой улицы и района.</w:t>
       </w:r>
     </w:p>
     <w:p>
@@ -5103,25 +4249,7 @@
           <w:sz w:val="24"/>
           <w:szCs w:val="24"/>
         </w:rPr>
-        <w:t>Текстовые названия (</w:t>
-      </w:r>
-      <w:proofErr w:type="spellStart"/>
-      <w:r>
-        <w:rPr>
-          <w:rFonts w:ascii="Times New Roman" w:hAnsi="Times New Roman" w:cs="Times New Roman"/>
-          <w:sz w:val="24"/>
-          <w:szCs w:val="24"/>
-        </w:rPr>
-        <w:t>name</w:t>
-      </w:r>
-      <w:proofErr w:type="spellEnd"/>
-      <w:r>
-        <w:rPr>
-          <w:rFonts w:ascii="Times New Roman" w:hAnsi="Times New Roman" w:cs="Times New Roman"/>
-          <w:sz w:val="24"/>
-          <w:szCs w:val="24"/>
-        </w:rPr>
-        <w:t xml:space="preserve"> в справочниках, фамилия и имя агента) не могут быть пустыми.</w:t>
+        <w:t>Текстовые названия (name в справочниках, фамилия и имя агента) не могут быть пустыми.</w:t>
       </w:r>
     </w:p>
     <w:p>
@@ -5142,61 +4270,7 @@
           <w:sz w:val="24"/>
           <w:szCs w:val="24"/>
         </w:rPr>
-        <w:t>Географические привязки квартиры (</w:t>
-      </w:r>
-      <w:proofErr w:type="spellStart"/>
-      <w:r>
-        <w:rPr>
-          <w:rFonts w:ascii="Times New Roman" w:hAnsi="Times New Roman" w:cs="Times New Roman"/>
-          <w:sz w:val="24"/>
-          <w:szCs w:val="24"/>
-        </w:rPr>
-        <w:t>street_id</w:t>
-      </w:r>
-      <w:proofErr w:type="spellEnd"/>
-      <w:r>
-        <w:rPr>
-          <w:rFonts w:ascii="Times New Roman" w:hAnsi="Times New Roman" w:cs="Times New Roman"/>
-          <w:sz w:val="24"/>
-          <w:szCs w:val="24"/>
-        </w:rPr>
-        <w:t xml:space="preserve">, </w:t>
-      </w:r>
-      <w:proofErr w:type="spellStart"/>
-      <w:r>
-        <w:rPr>
-          <w:rFonts w:ascii="Times New Roman" w:hAnsi="Times New Roman" w:cs="Times New Roman"/>
-          <w:sz w:val="24"/>
-          <w:szCs w:val="24"/>
-        </w:rPr>
-        <w:t>district_id</w:t>
-      </w:r>
-      <w:proofErr w:type="spellEnd"/>
-      <w:r>
-        <w:rPr>
-          <w:rFonts w:ascii="Times New Roman" w:hAnsi="Times New Roman" w:cs="Times New Roman"/>
-          <w:sz w:val="24"/>
-          <w:szCs w:val="24"/>
-        </w:rPr>
-        <w:t>) и этаж (</w:t>
-      </w:r>
-      <w:proofErr w:type="spellStart"/>
-      <w:r>
-        <w:rPr>
-          <w:rFonts w:ascii="Times New Roman" w:hAnsi="Times New Roman" w:cs="Times New Roman"/>
-          <w:sz w:val="24"/>
-          <w:szCs w:val="24"/>
-        </w:rPr>
-        <w:t>floor</w:t>
-      </w:r>
-      <w:proofErr w:type="spellEnd"/>
-      <w:r>
-        <w:rPr>
-          <w:rFonts w:ascii="Times New Roman" w:hAnsi="Times New Roman" w:cs="Times New Roman"/>
-          <w:sz w:val="24"/>
-          <w:szCs w:val="24"/>
-        </w:rPr>
-        <w:t>) являются обязательными.</w:t>
+        <w:t>Географические привязки квартиры (street_id, district_id) и этаж (floor) являются обязательными.</w:t>
       </w:r>
     </w:p>
     <w:p>
@@ -5217,61 +4291,7 @@
           <w:sz w:val="24"/>
           <w:szCs w:val="24"/>
         </w:rPr>
-        <w:t>Числовые параметры (</w:t>
-      </w:r>
-      <w:proofErr w:type="spellStart"/>
-      <w:r>
-        <w:rPr>
-          <w:rFonts w:ascii="Times New Roman" w:hAnsi="Times New Roman" w:cs="Times New Roman"/>
-          <w:sz w:val="24"/>
-          <w:szCs w:val="24"/>
-        </w:rPr>
-        <w:t>rooms</w:t>
-      </w:r>
-      <w:proofErr w:type="spellEnd"/>
-      <w:r>
-        <w:rPr>
-          <w:rFonts w:ascii="Times New Roman" w:hAnsi="Times New Roman" w:cs="Times New Roman"/>
-          <w:sz w:val="24"/>
-          <w:szCs w:val="24"/>
-        </w:rPr>
-        <w:t xml:space="preserve">, </w:t>
-      </w:r>
-      <w:proofErr w:type="spellStart"/>
-      <w:r>
-        <w:rPr>
-          <w:rFonts w:ascii="Times New Roman" w:hAnsi="Times New Roman" w:cs="Times New Roman"/>
-          <w:sz w:val="24"/>
-          <w:szCs w:val="24"/>
-        </w:rPr>
-        <w:t>area</w:t>
-      </w:r>
-      <w:proofErr w:type="spellEnd"/>
-      <w:r>
-        <w:rPr>
-          <w:rFonts w:ascii="Times New Roman" w:hAnsi="Times New Roman" w:cs="Times New Roman"/>
-          <w:sz w:val="24"/>
-          <w:szCs w:val="24"/>
-        </w:rPr>
-        <w:t xml:space="preserve">, </w:t>
-      </w:r>
-      <w:proofErr w:type="spellStart"/>
-      <w:r>
-        <w:rPr>
-          <w:rFonts w:ascii="Times New Roman" w:hAnsi="Times New Roman" w:cs="Times New Roman"/>
-          <w:sz w:val="24"/>
-          <w:szCs w:val="24"/>
-        </w:rPr>
-        <w:t>price</w:t>
-      </w:r>
-      <w:proofErr w:type="spellEnd"/>
-      <w:r>
-        <w:rPr>
-          <w:rFonts w:ascii="Times New Roman" w:hAnsi="Times New Roman" w:cs="Times New Roman"/>
-          <w:sz w:val="24"/>
-          <w:szCs w:val="24"/>
-        </w:rPr>
-        <w:t>) могут принимать значение NULL (если данные неизвестны), за исключением этажа.</w:t>
+        <w:t>Числовые параметры (rooms, area, price) могут принимать значение NULL (если данные неизвестны), за исключением этажа.</w:t>
       </w:r>
     </w:p>
     <w:p>
@@ -5334,25 +4354,7 @@
           <w:sz w:val="24"/>
           <w:szCs w:val="24"/>
         </w:rPr>
-        <w:t xml:space="preserve">Логические значения: Статус продажи </w:t>
-      </w:r>
-      <w:proofErr w:type="spellStart"/>
-      <w:r>
-        <w:rPr>
-          <w:rFonts w:ascii="Times New Roman" w:hAnsi="Times New Roman" w:cs="Times New Roman"/>
-          <w:sz w:val="24"/>
-          <w:szCs w:val="24"/>
-        </w:rPr>
-        <w:t>is_for_sale</w:t>
-      </w:r>
-      <w:proofErr w:type="spellEnd"/>
-      <w:r>
-        <w:rPr>
-          <w:rFonts w:ascii="Times New Roman" w:hAnsi="Times New Roman" w:cs="Times New Roman"/>
-          <w:sz w:val="24"/>
-          <w:szCs w:val="24"/>
-        </w:rPr>
-        <w:t xml:space="preserve"> реализован через тип BOOLEAN (в MySQL хранится как TINYINT(1)), по умолчанию имеет значение TRUE.</w:t>
+        <w:t>Логические значения: Статус продажи is_for_sale реализован через тип BOOLEAN (в MySQL хранится как TINYINT(1)), по умолчанию имеет значение TRUE.</w:t>
       </w:r>
     </w:p>
     <w:p>
@@ -5378,6 +4380,229 @@
     </w:p>
     <w:p>
       <w:pPr>
+        <w:pStyle w:val="a7"/>
+        <w:numPr>
+          <w:ilvl w:val="0"/>
+          <w:numId w:val="51"/>
+        </w:numPr>
+        <w:rPr>
+          <w:rFonts w:ascii="Times New Roman" w:hAnsi="Times New Roman" w:cs="Times New Roman"/>
+          <w:sz w:val="24"/>
+          <w:szCs w:val="24"/>
+        </w:rPr>
+      </w:pPr>
+      <w:r>
+        <w:rPr>
+          <w:rFonts w:ascii="Times New Roman" w:hAnsi="Times New Roman" w:cs="Times New Roman"/>
+          <w:sz w:val="24"/>
+          <w:szCs w:val="24"/>
+        </w:rPr>
+        <w:t>Уникальность</w:t>
+      </w:r>
+      <w:r>
+        <w:rPr>
+          <w:rFonts w:ascii="Times New Roman" w:hAnsi="Times New Roman" w:cs="Times New Roman"/>
+          <w:sz w:val="24"/>
+          <w:szCs w:val="24"/>
+        </w:rPr>
+        <w:t xml:space="preserve"> </w:t>
+      </w:r>
+      <w:r>
+        <w:rPr>
+          <w:rFonts w:ascii="Times New Roman" w:hAnsi="Times New Roman" w:cs="Times New Roman"/>
+          <w:sz w:val="24"/>
+          <w:szCs w:val="24"/>
+          <w:lang w:val="en-US"/>
+        </w:rPr>
+        <w:t>(UNIQUE</w:t>
+      </w:r>
+      <w:r>
+        <w:rPr>
+          <w:rFonts w:ascii="Times New Roman" w:hAnsi="Times New Roman" w:cs="Times New Roman"/>
+          <w:sz w:val="24"/>
+          <w:szCs w:val="24"/>
+        </w:rPr>
+        <w:t>):</w:t>
+      </w:r>
+    </w:p>
+    <w:p>
+      <w:pPr>
+        <w:numPr>
+          <w:ilvl w:val="1"/>
+          <w:numId w:val="51"/>
+        </w:numPr>
+        <w:rPr>
+          <w:rFonts w:ascii="Times New Roman" w:hAnsi="Times New Roman" w:cs="Times New Roman"/>
+          <w:sz w:val="24"/>
+          <w:szCs w:val="24"/>
+        </w:rPr>
+      </w:pPr>
+      <w:r>
+        <w:rPr>
+          <w:rFonts w:ascii="Times New Roman" w:hAnsi="Times New Roman" w:cs="Times New Roman"/>
+          <w:sz w:val="24"/>
+          <w:szCs w:val="24"/>
+        </w:rPr>
+        <w:t xml:space="preserve">Таблица building_series: Поле name имеет ограничение UNIQUE. Это запрещает создание дубликатов строительных серий (например, нельзя добавить серию </w:t>
+      </w:r>
+      <w:r>
+        <w:rPr>
+          <w:rFonts w:ascii="Times New Roman" w:hAnsi="Times New Roman" w:cs="Times New Roman"/>
+          <w:sz w:val="24"/>
+          <w:szCs w:val="24"/>
+          <w:lang w:val="en-US"/>
+        </w:rPr>
+        <w:t>«П-44» дважды).</w:t>
+      </w:r>
+    </w:p>
+    <w:p>
+      <w:pPr>
+        <w:pStyle w:val="a7"/>
+        <w:numPr>
+          <w:ilvl w:val="0"/>
+          <w:numId w:val="51"/>
+        </w:numPr>
+        <w:rPr>
+          <w:rFonts w:ascii="Times New Roman" w:hAnsi="Times New Roman" w:cs="Times New Roman"/>
+          <w:sz w:val="24"/>
+          <w:szCs w:val="24"/>
+        </w:rPr>
+      </w:pPr>
+      <w:r>
+        <w:rPr>
+          <w:rFonts w:ascii="Times New Roman" w:hAnsi="Times New Roman" w:cs="Times New Roman"/>
+          <w:sz w:val="24"/>
+          <w:szCs w:val="24"/>
+        </w:rPr>
+        <w:t>Проверочные ограничения (CHECK):</w:t>
+      </w:r>
+    </w:p>
+    <w:p>
+      <w:pPr>
+        <w:rPr>
+          <w:rFonts w:ascii="Times New Roman" w:hAnsi="Times New Roman" w:cs="Times New Roman"/>
+          <w:sz w:val="24"/>
+          <w:szCs w:val="24"/>
+        </w:rPr>
+      </w:pPr>
+      <w:r>
+        <w:rPr>
+          <w:rFonts w:ascii="Times New Roman" w:hAnsi="Times New Roman" w:cs="Times New Roman"/>
+          <w:sz w:val="24"/>
+          <w:szCs w:val="24"/>
+        </w:rPr>
+        <w:t>Для валидации данных на уровне базы установлены следующие правила (требуют MySQL 8.0.16+):</w:t>
+      </w:r>
+    </w:p>
+    <w:p>
+      <w:pPr>
+        <w:numPr>
+          <w:ilvl w:val="1"/>
+          <w:numId w:val="51"/>
+        </w:numPr>
+        <w:rPr>
+          <w:rFonts w:ascii="Times New Roman" w:hAnsi="Times New Roman" w:cs="Times New Roman"/>
+          <w:sz w:val="24"/>
+          <w:szCs w:val="24"/>
+        </w:rPr>
+      </w:pPr>
+      <w:r>
+        <w:rPr>
+          <w:rFonts w:ascii="Times New Roman" w:hAnsi="Times New Roman" w:cs="Times New Roman"/>
+          <w:sz w:val="24"/>
+          <w:szCs w:val="24"/>
+        </w:rPr>
+        <w:lastRenderedPageBreak/>
+        <w:t>Текстовые поля (cities, districts, streets, agents, building_series): Запрещены пустые строки или строки из пробелов (CHAR_LENGTH(TRIM(name)) &gt; 0).</w:t>
+      </w:r>
+    </w:p>
+    <w:p>
+      <w:pPr>
+        <w:numPr>
+          <w:ilvl w:val="1"/>
+          <w:numId w:val="51"/>
+        </w:numPr>
+        <w:ind w:firstLine="0"/>
+        <w:rPr>
+          <w:rFonts w:ascii="Times New Roman" w:hAnsi="Times New Roman" w:cs="Times New Roman"/>
+          <w:sz w:val="24"/>
+          <w:szCs w:val="24"/>
+        </w:rPr>
+      </w:pPr>
+      <w:r>
+        <w:rPr>
+          <w:rFonts w:ascii="Times New Roman" w:hAnsi="Times New Roman" w:cs="Times New Roman"/>
+          <w:sz w:val="24"/>
+          <w:szCs w:val="24"/>
+        </w:rPr>
+        <w:t>Квартиры (apartments):</w:t>
+      </w:r>
+    </w:p>
+    <w:p>
+      <w:pPr>
+        <w:numPr>
+          <w:ilvl w:val="2"/>
+          <w:numId w:val="51"/>
+        </w:numPr>
+        <w:rPr>
+          <w:rFonts w:ascii="Times New Roman" w:hAnsi="Times New Roman" w:cs="Times New Roman"/>
+          <w:sz w:val="24"/>
+          <w:szCs w:val="24"/>
+        </w:rPr>
+      </w:pPr>
+      <w:r>
+        <w:rPr>
+          <w:rFonts w:ascii="Times New Roman" w:hAnsi="Times New Roman" w:cs="Times New Roman"/>
+          <w:sz w:val="24"/>
+          <w:szCs w:val="24"/>
+        </w:rPr>
+        <w:t>Этаж (floor): должен быть больше 0.</w:t>
+      </w:r>
+    </w:p>
+    <w:p>
+      <w:pPr>
+        <w:numPr>
+          <w:ilvl w:val="2"/>
+          <w:numId w:val="51"/>
+        </w:numPr>
+        <w:rPr>
+          <w:rFonts w:ascii="Times New Roman" w:hAnsi="Times New Roman" w:cs="Times New Roman"/>
+          <w:sz w:val="24"/>
+          <w:szCs w:val="24"/>
+        </w:rPr>
+      </w:pPr>
+      <w:r>
+        <w:rPr>
+          <w:rFonts w:ascii="Times New Roman" w:hAnsi="Times New Roman" w:cs="Times New Roman"/>
+          <w:sz w:val="24"/>
+          <w:szCs w:val="24"/>
+        </w:rPr>
+        <w:t>Комнаты (rooms), Площадь (area): должны быть больше 0 (если значение не NULL).</w:t>
+      </w:r>
+    </w:p>
+    <w:p>
+      <w:pPr>
+        <w:numPr>
+          <w:ilvl w:val="2"/>
+          <w:numId w:val="51"/>
+        </w:numPr>
+        <w:rPr>
+          <w:rFonts w:ascii="Times New Roman" w:hAnsi="Times New Roman" w:cs="Times New Roman"/>
+          <w:sz w:val="24"/>
+          <w:szCs w:val="24"/>
+        </w:rPr>
+      </w:pPr>
+      <w:r>
+        <w:rPr>
+          <w:rFonts w:ascii="Times New Roman" w:hAnsi="Times New Roman" w:cs="Times New Roman"/>
+          <w:sz w:val="24"/>
+          <w:szCs w:val="24"/>
+        </w:rPr>
+        <w:t>Цена (price): должна быть &gt;= 0 (если значение не NULL).</w:t>
+      </w:r>
+    </w:p>
+    <w:p>
+      <w:pPr>
         <w:ind w:firstLine="708"/>
         <w:rPr>
           <w:rFonts w:ascii="Times New Roman" w:hAnsi="Times New Roman" w:cs="Times New Roman"/>
@@ -5395,7 +4620,7 @@
           <w:sz w:val="24"/>
           <w:szCs w:val="24"/>
         </w:rPr>
-        <w:t>2</w:t>
+        <w:t xml:space="preserve">2) </w:t>
       </w:r>
       <w:r>
         <w:rPr>
@@ -5405,7 +4630,7 @@
           <w:sz w:val="24"/>
           <w:szCs w:val="24"/>
         </w:rPr>
-        <w:t>)</w:t>
+        <w:t>Ссылочная</w:t>
       </w:r>
       <w:r>
         <w:rPr>
@@ -5415,9 +4640,8 @@
           <w:sz w:val="24"/>
           <w:szCs w:val="24"/>
         </w:rPr>
-        <w:t xml:space="preserve"> Ссылочная целостность (</w:t>
-      </w:r>
-      <w:proofErr w:type="spellStart"/>
+        <w:t xml:space="preserve"> </w:t>
+      </w:r>
       <w:r>
         <w:rPr>
           <w:rFonts w:ascii="Times New Roman" w:hAnsi="Times New Roman" w:cs="Times New Roman"/>
@@ -5426,9 +4650,8 @@
           <w:sz w:val="24"/>
           <w:szCs w:val="24"/>
         </w:rPr>
-        <w:t>Referential</w:t>
-      </w:r>
-      <w:proofErr w:type="spellEnd"/>
+        <w:t>целостность</w:t>
+      </w:r>
       <w:r>
         <w:rPr>
           <w:rFonts w:ascii="Times New Roman" w:hAnsi="Times New Roman" w:cs="Times New Roman"/>
@@ -5437,9 +4660,8 @@
           <w:sz w:val="24"/>
           <w:szCs w:val="24"/>
         </w:rPr>
-        <w:t xml:space="preserve"> </w:t>
-      </w:r>
-      <w:proofErr w:type="spellStart"/>
+        <w:t xml:space="preserve"> (</w:t>
+      </w:r>
       <w:r>
         <w:rPr>
           <w:rFonts w:ascii="Times New Roman" w:hAnsi="Times New Roman" w:cs="Times New Roman"/>
@@ -5447,10 +4669,31 @@
           <w:bCs/>
           <w:sz w:val="24"/>
           <w:szCs w:val="24"/>
+          <w:lang w:val="en-US"/>
+        </w:rPr>
+        <w:t>Referential</w:t>
+      </w:r>
+      <w:r>
+        <w:rPr>
+          <w:rFonts w:ascii="Times New Roman" w:hAnsi="Times New Roman" w:cs="Times New Roman"/>
+          <w:b/>
+          <w:bCs/>
+          <w:sz w:val="24"/>
+          <w:szCs w:val="24"/>
+        </w:rPr>
+        <w:t xml:space="preserve"> </w:t>
+      </w:r>
+      <w:r>
+        <w:rPr>
+          <w:rFonts w:ascii="Times New Roman" w:hAnsi="Times New Roman" w:cs="Times New Roman"/>
+          <w:b/>
+          <w:bCs/>
+          <w:sz w:val="24"/>
+          <w:szCs w:val="24"/>
+          <w:lang w:val="en-US"/>
         </w:rPr>
         <w:t>Integrity</w:t>
       </w:r>
-      <w:proofErr w:type="spellEnd"/>
       <w:r>
         <w:rPr>
           <w:rFonts w:ascii="Times New Roman" w:hAnsi="Times New Roman" w:cs="Times New Roman"/>
@@ -5563,7 +4806,6 @@
           <w:sz w:val="24"/>
           <w:szCs w:val="24"/>
         </w:rPr>
-        <w:lastRenderedPageBreak/>
         <w:t>Пример:</w:t>
       </w:r>
       <w:r>
@@ -5672,25 +4914,14 @@
           <w:lang w:val="en-US"/>
         </w:rPr>
       </w:pPr>
-      <w:proofErr w:type="spellStart"/>
-      <w:r>
-        <w:rPr>
-          <w:rFonts w:ascii="Times New Roman" w:hAnsi="Times New Roman" w:cs="Times New Roman"/>
-          <w:sz w:val="24"/>
-          <w:szCs w:val="24"/>
-          <w:lang w:val="en-US"/>
-        </w:rPr>
-        <w:t>districts.city_id</w:t>
-      </w:r>
-      <w:proofErr w:type="spellEnd"/>
-      <w:r>
-        <w:rPr>
-          <w:rFonts w:ascii="Times New Roman" w:hAnsi="Times New Roman" w:cs="Times New Roman"/>
-          <w:sz w:val="24"/>
-          <w:szCs w:val="24"/>
-          <w:lang w:val="en-US"/>
-        </w:rPr>
-        <w:t xml:space="preserve"> </w:t>
+      <w:r>
+        <w:rPr>
+          <w:rFonts w:ascii="Times New Roman" w:hAnsi="Times New Roman" w:cs="Times New Roman"/>
+          <w:sz w:val="24"/>
+          <w:szCs w:val="24"/>
+          <w:lang w:val="en-US"/>
+        </w:rPr>
+        <w:t xml:space="preserve">districts.city_id </w:t>
       </w:r>
       <w:r>
         <w:rPr>
@@ -5787,25 +5018,7 @@
           <w:sz w:val="24"/>
           <w:szCs w:val="24"/>
         </w:rPr>
-        <w:t xml:space="preserve">Реализовано через таблицу </w:t>
-      </w:r>
-      <w:proofErr w:type="spellStart"/>
-      <w:r>
-        <w:rPr>
-          <w:rFonts w:ascii="Times New Roman" w:hAnsi="Times New Roman" w:cs="Times New Roman"/>
-          <w:sz w:val="24"/>
-          <w:szCs w:val="24"/>
-        </w:rPr>
-        <w:t>street_districts</w:t>
-      </w:r>
-      <w:proofErr w:type="spellEnd"/>
-      <w:r>
-        <w:rPr>
-          <w:rFonts w:ascii="Times New Roman" w:hAnsi="Times New Roman" w:cs="Times New Roman"/>
-          <w:sz w:val="24"/>
-          <w:szCs w:val="24"/>
-        </w:rPr>
-        <w:t>.</w:t>
+        <w:t>Реализовано через таблицу street_districts.</w:t>
       </w:r>
     </w:p>
     <w:p>
@@ -5821,25 +5034,14 @@
           <w:lang w:val="en-US"/>
         </w:rPr>
       </w:pPr>
-      <w:proofErr w:type="spellStart"/>
-      <w:r>
-        <w:rPr>
-          <w:rFonts w:ascii="Times New Roman" w:hAnsi="Times New Roman" w:cs="Times New Roman"/>
-          <w:sz w:val="24"/>
-          <w:szCs w:val="24"/>
-          <w:lang w:val="en-US"/>
-        </w:rPr>
-        <w:t>street_districts.street_id</w:t>
-      </w:r>
-      <w:proofErr w:type="spellEnd"/>
-      <w:r>
-        <w:rPr>
-          <w:rFonts w:ascii="Times New Roman" w:hAnsi="Times New Roman" w:cs="Times New Roman"/>
-          <w:sz w:val="24"/>
-          <w:szCs w:val="24"/>
-          <w:lang w:val="en-US"/>
-        </w:rPr>
-        <w:t xml:space="preserve"> </w:t>
+      <w:r>
+        <w:rPr>
+          <w:rFonts w:ascii="Times New Roman" w:hAnsi="Times New Roman" w:cs="Times New Roman"/>
+          <w:sz w:val="24"/>
+          <w:szCs w:val="24"/>
+          <w:lang w:val="en-US"/>
+        </w:rPr>
+        <w:t xml:space="preserve">street_districts.street_id </w:t>
       </w:r>
       <w:r>
         <w:rPr>
@@ -5889,25 +5091,14 @@
           <w:lang w:val="en-US"/>
         </w:rPr>
       </w:pPr>
-      <w:proofErr w:type="spellStart"/>
-      <w:r>
-        <w:rPr>
-          <w:rFonts w:ascii="Times New Roman" w:hAnsi="Times New Roman" w:cs="Times New Roman"/>
-          <w:sz w:val="24"/>
-          <w:szCs w:val="24"/>
-          <w:lang w:val="en-US"/>
-        </w:rPr>
-        <w:t>street_districts.district_id</w:t>
-      </w:r>
-      <w:proofErr w:type="spellEnd"/>
-      <w:r>
-        <w:rPr>
-          <w:rFonts w:ascii="Times New Roman" w:hAnsi="Times New Roman" w:cs="Times New Roman"/>
-          <w:sz w:val="24"/>
-          <w:szCs w:val="24"/>
-          <w:lang w:val="en-US"/>
-        </w:rPr>
-        <w:t xml:space="preserve"> </w:t>
+      <w:r>
+        <w:rPr>
+          <w:rFonts w:ascii="Times New Roman" w:hAnsi="Times New Roman" w:cs="Times New Roman"/>
+          <w:sz w:val="24"/>
+          <w:szCs w:val="24"/>
+          <w:lang w:val="en-US"/>
+        </w:rPr>
+        <w:t xml:space="preserve">street_districts.district_id </w:t>
       </w:r>
       <w:r>
         <w:rPr>
@@ -6082,27 +5273,7 @@
           <w:szCs w:val="24"/>
           <w:lang w:val="en-US"/>
         </w:rPr>
-        <w:t xml:space="preserve"> streets, districts, agents, </w:t>
-      </w:r>
-      <w:proofErr w:type="spellStart"/>
-      <w:r>
-        <w:rPr>
-          <w:rFonts w:ascii="Times New Roman" w:hAnsi="Times New Roman" w:cs="Times New Roman"/>
-          <w:sz w:val="24"/>
-          <w:szCs w:val="24"/>
-          <w:lang w:val="en-US"/>
-        </w:rPr>
-        <w:t>building_series</w:t>
-      </w:r>
-      <w:proofErr w:type="spellEnd"/>
-      <w:r>
-        <w:rPr>
-          <w:rFonts w:ascii="Times New Roman" w:hAnsi="Times New Roman" w:cs="Times New Roman"/>
-          <w:sz w:val="24"/>
-          <w:szCs w:val="24"/>
-          <w:lang w:val="en-US"/>
-        </w:rPr>
-        <w:t>.</w:t>
+        <w:t xml:space="preserve"> streets, districts, agents, building_series.</w:t>
       </w:r>
     </w:p>
     <w:p>
@@ -6170,115 +5341,29 @@
           <w:sz w:val="24"/>
           <w:szCs w:val="24"/>
         </w:rPr>
-        <w:t xml:space="preserve">Гибкая географическая привязка: Поскольку одна улица может проходить через несколько районов, прямая ссылка </w:t>
-      </w:r>
-      <w:proofErr w:type="spellStart"/>
-      <w:r>
-        <w:rPr>
-          <w:rFonts w:ascii="Times New Roman" w:hAnsi="Times New Roman" w:cs="Times New Roman"/>
-          <w:sz w:val="24"/>
-          <w:szCs w:val="24"/>
-        </w:rPr>
-        <w:t>district_id</w:t>
-      </w:r>
-      <w:proofErr w:type="spellEnd"/>
-      <w:r>
-        <w:rPr>
-          <w:rFonts w:ascii="Times New Roman" w:hAnsi="Times New Roman" w:cs="Times New Roman"/>
-          <w:sz w:val="24"/>
-          <w:szCs w:val="24"/>
-        </w:rPr>
-        <w:t xml:space="preserve"> в таблице </w:t>
-      </w:r>
-      <w:proofErr w:type="spellStart"/>
-      <w:r>
-        <w:rPr>
-          <w:rFonts w:ascii="Times New Roman" w:hAnsi="Times New Roman" w:cs="Times New Roman"/>
-          <w:sz w:val="24"/>
-          <w:szCs w:val="24"/>
-        </w:rPr>
-        <w:t>streets</w:t>
-      </w:r>
-      <w:proofErr w:type="spellEnd"/>
-      <w:r>
-        <w:rPr>
-          <w:rFonts w:ascii="Times New Roman" w:hAnsi="Times New Roman" w:cs="Times New Roman"/>
-          <w:sz w:val="24"/>
-          <w:szCs w:val="24"/>
-        </w:rPr>
-        <w:t xml:space="preserve"> была исключена. Вместо этого используется таблица-связка </w:t>
-      </w:r>
-      <w:proofErr w:type="spellStart"/>
-      <w:r>
-        <w:rPr>
-          <w:rFonts w:ascii="Times New Roman" w:hAnsi="Times New Roman" w:cs="Times New Roman"/>
-          <w:sz w:val="24"/>
-          <w:szCs w:val="24"/>
-        </w:rPr>
-        <w:t>street_districts</w:t>
-      </w:r>
-      <w:proofErr w:type="spellEnd"/>
-      <w:r>
-        <w:rPr>
-          <w:rFonts w:ascii="Times New Roman" w:hAnsi="Times New Roman" w:cs="Times New Roman"/>
-          <w:sz w:val="24"/>
-          <w:szCs w:val="24"/>
-        </w:rPr>
-        <w:t xml:space="preserve">. Однако в таблице </w:t>
-      </w:r>
-      <w:proofErr w:type="spellStart"/>
-      <w:r>
-        <w:rPr>
-          <w:rFonts w:ascii="Times New Roman" w:hAnsi="Times New Roman" w:cs="Times New Roman"/>
-          <w:sz w:val="24"/>
-          <w:szCs w:val="24"/>
-        </w:rPr>
-        <w:t>apartments</w:t>
-      </w:r>
-      <w:proofErr w:type="spellEnd"/>
-      <w:r>
-        <w:rPr>
-          <w:rFonts w:ascii="Times New Roman" w:hAnsi="Times New Roman" w:cs="Times New Roman"/>
-          <w:sz w:val="24"/>
-          <w:szCs w:val="24"/>
-        </w:rPr>
-        <w:t xml:space="preserve"> хранятся конкретные </w:t>
-      </w:r>
-      <w:proofErr w:type="spellStart"/>
-      <w:r>
-        <w:rPr>
-          <w:rFonts w:ascii="Times New Roman" w:hAnsi="Times New Roman" w:cs="Times New Roman"/>
-          <w:sz w:val="24"/>
-          <w:szCs w:val="24"/>
-        </w:rPr>
-        <w:t>street_id</w:t>
-      </w:r>
-      <w:proofErr w:type="spellEnd"/>
-      <w:r>
-        <w:rPr>
-          <w:rFonts w:ascii="Times New Roman" w:hAnsi="Times New Roman" w:cs="Times New Roman"/>
-          <w:sz w:val="24"/>
-          <w:szCs w:val="24"/>
-        </w:rPr>
-        <w:t xml:space="preserve"> и </w:t>
-      </w:r>
-      <w:proofErr w:type="spellStart"/>
-      <w:r>
-        <w:rPr>
-          <w:rFonts w:ascii="Times New Roman" w:hAnsi="Times New Roman" w:cs="Times New Roman"/>
-          <w:sz w:val="24"/>
-          <w:szCs w:val="24"/>
-        </w:rPr>
-        <w:t>district_id</w:t>
-      </w:r>
-      <w:proofErr w:type="spellEnd"/>
-      <w:r>
-        <w:rPr>
-          <w:rFonts w:ascii="Times New Roman" w:hAnsi="Times New Roman" w:cs="Times New Roman"/>
-          <w:sz w:val="24"/>
-          <w:szCs w:val="24"/>
-        </w:rPr>
-        <w:t>, что позволяет точно идентифицировать местоположение конкретного объекта недвижимости в рамках пересечения улицы и района.</w:t>
+        <w:lastRenderedPageBreak/>
+        <w:t>Гибкая географическая привязка: Поскольку одна улица может проходить через несколько районов, прямая ссылка district_id в таблице streets была исключена. Вместо этого используется таблица-связка street_districts. Однако в таблице apartments хранятся конкретные street_id и district_id, что позволяет точно идентифицировать местоположение конкретного объекта недвижимости в рамках пересечения улицы и района.</w:t>
+      </w:r>
+    </w:p>
+    <w:p>
+      <w:pPr>
+        <w:numPr>
+          <w:ilvl w:val="0"/>
+          <w:numId w:val="54"/>
+        </w:numPr>
+        <w:rPr>
+          <w:rFonts w:ascii="Times New Roman" w:hAnsi="Times New Roman" w:cs="Times New Roman"/>
+          <w:sz w:val="24"/>
+          <w:szCs w:val="24"/>
+        </w:rPr>
+      </w:pPr>
+      <w:r>
+        <w:rPr>
+          <w:rFonts w:ascii="Times New Roman" w:hAnsi="Times New Roman" w:cs="Times New Roman"/>
+          <w:sz w:val="24"/>
+          <w:szCs w:val="24"/>
+        </w:rPr>
+        <w:t>Валидация на уровне БД: Основные бизнес-правила (цена не отрицательная, этаж положительный, уникальность серий) реализованы средствами СУБД (CHECK, UNIQUE), что защищает данные от ошибок даже при вставке через сторонние скрипты.</w:t>
       </w:r>
     </w:p>
     <w:p>
@@ -6348,24 +5433,182 @@
           <w:sz w:val="24"/>
           <w:szCs w:val="24"/>
         </w:rPr>
-        <w:t xml:space="preserve">В ходе выполнения данной лабораторной работы мы разработали базу данных в </w:t>
-      </w:r>
-      <w:r>
-        <w:rPr>
-          <w:rFonts w:ascii="Times New Roman" w:hAnsi="Times New Roman" w:cs="Times New Roman"/>
-          <w:sz w:val="24"/>
-          <w:szCs w:val="24"/>
-          <w:lang w:val="en-US"/>
-        </w:rPr>
-        <w:t>MySQL</w:t>
-      </w:r>
-      <w:r>
-        <w:rPr>
-          <w:rFonts w:ascii="Times New Roman" w:hAnsi="Times New Roman" w:cs="Times New Roman"/>
-          <w:sz w:val="24"/>
-          <w:szCs w:val="24"/>
-        </w:rPr>
-        <w:t>, спроектировали её структуру, настроили связи между таблицами и определили ограничения для полей.</w:t>
+        <w:t>В ходе выполнения работы была спроектирована и реализована структура реляционной базы данных для системы учета недвижимости «real_estate» на основе СУБД MySQL.</w:t>
+      </w:r>
+    </w:p>
+    <w:p>
+      <w:pPr>
+        <w:rPr>
+          <w:rFonts w:ascii="Times New Roman" w:hAnsi="Times New Roman" w:cs="Times New Roman"/>
+          <w:sz w:val="24"/>
+          <w:szCs w:val="24"/>
+        </w:rPr>
+      </w:pPr>
+      <w:r>
+        <w:rPr>
+          <w:rFonts w:ascii="Times New Roman" w:hAnsi="Times New Roman" w:cs="Times New Roman"/>
+          <w:sz w:val="24"/>
+          <w:szCs w:val="24"/>
+        </w:rPr>
+        <w:t>В результате были решены следующие задачи:</w:t>
+      </w:r>
+    </w:p>
+    <w:p>
+      <w:pPr>
+        <w:numPr>
+          <w:ilvl w:val="0"/>
+          <w:numId w:val="55"/>
+        </w:numPr>
+        <w:rPr>
+          <w:rFonts w:ascii="Times New Roman" w:hAnsi="Times New Roman" w:cs="Times New Roman"/>
+          <w:sz w:val="24"/>
+          <w:szCs w:val="24"/>
+        </w:rPr>
+      </w:pPr>
+      <w:r>
+        <w:rPr>
+          <w:rFonts w:ascii="Times New Roman" w:hAnsi="Times New Roman" w:cs="Times New Roman"/>
+          <w:b/>
+          <w:bCs/>
+          <w:sz w:val="24"/>
+          <w:szCs w:val="24"/>
+        </w:rPr>
+        <w:t>Нормализация данных:</w:t>
+      </w:r>
+      <w:r>
+        <w:rPr>
+          <w:rFonts w:ascii="Times New Roman" w:hAnsi="Times New Roman" w:cs="Times New Roman"/>
+          <w:sz w:val="24"/>
+          <w:szCs w:val="24"/>
+        </w:rPr>
+        <w:t xml:space="preserve"> Информация разделена на логические таблицы (справочники городов, районов, улиц, агентов и реестр квартир), что устраняет избыточность данных и упрощает поддержку актуальности информации.</w:t>
+      </w:r>
+    </w:p>
+    <w:p>
+      <w:pPr>
+        <w:numPr>
+          <w:ilvl w:val="0"/>
+          <w:numId w:val="55"/>
+        </w:numPr>
+        <w:rPr>
+          <w:rFonts w:ascii="Times New Roman" w:hAnsi="Times New Roman" w:cs="Times New Roman"/>
+          <w:sz w:val="24"/>
+          <w:szCs w:val="24"/>
+        </w:rPr>
+      </w:pPr>
+      <w:r>
+        <w:rPr>
+          <w:rFonts w:ascii="Times New Roman" w:hAnsi="Times New Roman" w:cs="Times New Roman"/>
+          <w:b/>
+          <w:bCs/>
+          <w:sz w:val="24"/>
+          <w:szCs w:val="24"/>
+        </w:rPr>
+        <w:t>Обеспечение целостности:</w:t>
+      </w:r>
+      <w:r>
+        <w:rPr>
+          <w:rFonts w:ascii="Times New Roman" w:hAnsi="Times New Roman" w:cs="Times New Roman"/>
+          <w:sz w:val="24"/>
+          <w:szCs w:val="24"/>
+        </w:rPr>
+        <w:t xml:space="preserve"> Реализована ссылочная целостность через внешние ключи с каскадным удалением (ON DELETE CASCADE), а также целостность домена через строгие типы данных и ограничения NOT NULL.</w:t>
+      </w:r>
+    </w:p>
+    <w:p>
+      <w:pPr>
+        <w:numPr>
+          <w:ilvl w:val="0"/>
+          <w:numId w:val="55"/>
+        </w:numPr>
+        <w:rPr>
+          <w:rFonts w:ascii="Times New Roman" w:hAnsi="Times New Roman" w:cs="Times New Roman"/>
+          <w:sz w:val="24"/>
+          <w:szCs w:val="24"/>
+        </w:rPr>
+      </w:pPr>
+      <w:r>
+        <w:rPr>
+          <w:rFonts w:ascii="Times New Roman" w:hAnsi="Times New Roman" w:cs="Times New Roman"/>
+          <w:b/>
+          <w:bCs/>
+          <w:sz w:val="24"/>
+          <w:szCs w:val="24"/>
+        </w:rPr>
+        <w:t>Валидация данных:</w:t>
+      </w:r>
+      <w:r>
+        <w:rPr>
+          <w:rFonts w:ascii="Times New Roman" w:hAnsi="Times New Roman" w:cs="Times New Roman"/>
+          <w:sz w:val="24"/>
+          <w:szCs w:val="24"/>
+        </w:rPr>
+        <w:t xml:space="preserve"> Внедрены ограничения CHECK и UNIQUE для предотвращения ввода некорректной информации (отрицательная цена или площадь, пустые имена, дубликаты строительных серий) на уровне СУБД.</w:t>
+      </w:r>
+    </w:p>
+    <w:p>
+      <w:pPr>
+        <w:numPr>
+          <w:ilvl w:val="0"/>
+          <w:numId w:val="55"/>
+        </w:numPr>
+        <w:rPr>
+          <w:rFonts w:ascii="Times New Roman" w:hAnsi="Times New Roman" w:cs="Times New Roman"/>
+          <w:sz w:val="24"/>
+          <w:szCs w:val="24"/>
+        </w:rPr>
+      </w:pPr>
+      <w:r>
+        <w:rPr>
+          <w:rFonts w:ascii="Times New Roman" w:hAnsi="Times New Roman" w:cs="Times New Roman"/>
+          <w:b/>
+          <w:bCs/>
+          <w:sz w:val="24"/>
+          <w:szCs w:val="24"/>
+        </w:rPr>
+        <w:t>Автоматизация:</w:t>
+      </w:r>
+      <w:r>
+        <w:rPr>
+          <w:rFonts w:ascii="Times New Roman" w:hAnsi="Times New Roman" w:cs="Times New Roman"/>
+          <w:sz w:val="24"/>
+          <w:szCs w:val="24"/>
+        </w:rPr>
+        <w:t xml:space="preserve"> Настроены значения по умолчанию (DEFAULT) и автоинкремент идентификаторов (AUTO_INCREMENT) для упрощения вставки записей и стандартизации данных (например, статус продажи по умолчанию).</w:t>
+      </w:r>
+    </w:p>
+    <w:p>
+      <w:pPr>
+        <w:rPr>
+          <w:rFonts w:ascii="Times New Roman" w:hAnsi="Times New Roman" w:cs="Times New Roman"/>
+          <w:sz w:val="24"/>
+          <w:szCs w:val="24"/>
+        </w:rPr>
+      </w:pPr>
+      <w:r>
+        <w:rPr>
+          <w:rFonts w:ascii="Times New Roman" w:hAnsi="Times New Roman" w:cs="Times New Roman"/>
+          <w:sz w:val="24"/>
+          <w:szCs w:val="24"/>
+        </w:rPr>
+        <w:t>Особое внимание уделено гибкости структуры: связь «многие-ко-многим» между улицами и районами реализована через промежуточную таблицу street_districts, что позволяет точно описывать географическое положение объектов, где одна улица может проходить через несколько районов.</w:t>
+      </w:r>
+    </w:p>
+    <w:p>
+      <w:pPr>
+        <w:rPr>
+          <w:rFonts w:ascii="Times New Roman" w:hAnsi="Times New Roman" w:cs="Times New Roman"/>
+          <w:sz w:val="24"/>
+          <w:szCs w:val="24"/>
+        </w:rPr>
+      </w:pPr>
+      <w:r>
+        <w:rPr>
+          <w:rFonts w:ascii="Times New Roman" w:hAnsi="Times New Roman" w:cs="Times New Roman"/>
+          <w:sz w:val="24"/>
+          <w:szCs w:val="24"/>
+        </w:rPr>
+        <w:t>Итоговая схема базы данных является масштабируемой, защищенной от ошибок ввода и готова к наполнению данными и интеграции с прикладным программным обеспечением.</w:t>
       </w:r>
     </w:p>
     <w:p>
@@ -6863,6 +6106,119 @@
     </w:lvl>
   </w:abstractNum>
   <w:abstractNum w:abstractNumId="2" w15:restartNumberingAfterBreak="0">
+    <w:nsid w:val="0645352B"/>
+    <w:multiLevelType w:val="multilevel"/>
+    <w:tmpl w:val="C9C2CE72"/>
+    <w:lvl w:ilvl="0">
+      <w:start w:val="1"/>
+      <w:numFmt w:val="decimal"/>
+      <w:lvlText w:val="%1."/>
+      <w:lvlJc w:val="left"/>
+      <w:pPr>
+        <w:tabs>
+          <w:tab w:val="num" w:pos="720"/>
+        </w:tabs>
+        <w:ind w:left="720" w:hanging="360"/>
+      </w:pPr>
+    </w:lvl>
+    <w:lvl w:ilvl="1" w:tentative="1">
+      <w:start w:val="1"/>
+      <w:numFmt w:val="decimal"/>
+      <w:lvlText w:val="%2."/>
+      <w:lvlJc w:val="left"/>
+      <w:pPr>
+        <w:tabs>
+          <w:tab w:val="num" w:pos="1440"/>
+        </w:tabs>
+        <w:ind w:left="1440" w:hanging="360"/>
+      </w:pPr>
+    </w:lvl>
+    <w:lvl w:ilvl="2" w:tentative="1">
+      <w:start w:val="1"/>
+      <w:numFmt w:val="decimal"/>
+      <w:lvlText w:val="%3."/>
+      <w:lvlJc w:val="left"/>
+      <w:pPr>
+        <w:tabs>
+          <w:tab w:val="num" w:pos="2160"/>
+        </w:tabs>
+        <w:ind w:left="2160" w:hanging="360"/>
+      </w:pPr>
+    </w:lvl>
+    <w:lvl w:ilvl="3" w:tentative="1">
+      <w:start w:val="1"/>
+      <w:numFmt w:val="decimal"/>
+      <w:lvlText w:val="%4."/>
+      <w:lvlJc w:val="left"/>
+      <w:pPr>
+        <w:tabs>
+          <w:tab w:val="num" w:pos="2880"/>
+        </w:tabs>
+        <w:ind w:left="2880" w:hanging="360"/>
+      </w:pPr>
+    </w:lvl>
+    <w:lvl w:ilvl="4" w:tentative="1">
+      <w:start w:val="1"/>
+      <w:numFmt w:val="decimal"/>
+      <w:lvlText w:val="%5."/>
+      <w:lvlJc w:val="left"/>
+      <w:pPr>
+        <w:tabs>
+          <w:tab w:val="num" w:pos="3600"/>
+        </w:tabs>
+        <w:ind w:left="3600" w:hanging="360"/>
+      </w:pPr>
+    </w:lvl>
+    <w:lvl w:ilvl="5" w:tentative="1">
+      <w:start w:val="1"/>
+      <w:numFmt w:val="decimal"/>
+      <w:lvlText w:val="%6."/>
+      <w:lvlJc w:val="left"/>
+      <w:pPr>
+        <w:tabs>
+          <w:tab w:val="num" w:pos="4320"/>
+        </w:tabs>
+        <w:ind w:left="4320" w:hanging="360"/>
+      </w:pPr>
+    </w:lvl>
+    <w:lvl w:ilvl="6" w:tentative="1">
+      <w:start w:val="1"/>
+      <w:numFmt w:val="decimal"/>
+      <w:lvlText w:val="%7."/>
+      <w:lvlJc w:val="left"/>
+      <w:pPr>
+        <w:tabs>
+          <w:tab w:val="num" w:pos="5040"/>
+        </w:tabs>
+        <w:ind w:left="5040" w:hanging="360"/>
+      </w:pPr>
+    </w:lvl>
+    <w:lvl w:ilvl="7" w:tentative="1">
+      <w:start w:val="1"/>
+      <w:numFmt w:val="decimal"/>
+      <w:lvlText w:val="%8."/>
+      <w:lvlJc w:val="left"/>
+      <w:pPr>
+        <w:tabs>
+          <w:tab w:val="num" w:pos="5760"/>
+        </w:tabs>
+        <w:ind w:left="5760" w:hanging="360"/>
+      </w:pPr>
+    </w:lvl>
+    <w:lvl w:ilvl="8" w:tentative="1">
+      <w:start w:val="1"/>
+      <w:numFmt w:val="decimal"/>
+      <w:lvlText w:val="%9."/>
+      <w:lvlJc w:val="left"/>
+      <w:pPr>
+        <w:tabs>
+          <w:tab w:val="num" w:pos="6480"/>
+        </w:tabs>
+        <w:ind w:left="6480" w:hanging="360"/>
+      </w:pPr>
+    </w:lvl>
+  </w:abstractNum>
+  <w:abstractNum w:abstractNumId="3" w15:restartNumberingAfterBreak="0">
     <w:nsid w:val="08875528"/>
     <w:multiLevelType w:val="hybridMultilevel"/>
     <w:tmpl w:val="665EA06E"/>
@@ -6975,7 +6331,7 @@
       </w:rPr>
     </w:lvl>
   </w:abstractNum>
-  <w:abstractNum w:abstractNumId="3" w15:restartNumberingAfterBreak="0">
+  <w:abstractNum w:abstractNumId="4" w15:restartNumberingAfterBreak="0">
     <w:nsid w:val="0A093272"/>
     <w:multiLevelType w:val="multilevel"/>
     <w:tmpl w:val="74E633F6"/>
@@ -7124,7 +6480,7 @@
       </w:rPr>
     </w:lvl>
   </w:abstractNum>
-  <w:abstractNum w:abstractNumId="4" w15:restartNumberingAfterBreak="0">
+  <w:abstractNum w:abstractNumId="5" w15:restartNumberingAfterBreak="0">
     <w:nsid w:val="0E7B3A1D"/>
     <w:multiLevelType w:val="hybridMultilevel"/>
     <w:tmpl w:val="249CD534"/>
@@ -7210,7 +6566,7 @@
       </w:pPr>
     </w:lvl>
   </w:abstractNum>
-  <w:abstractNum w:abstractNumId="5" w15:restartNumberingAfterBreak="0">
+  <w:abstractNum w:abstractNumId="6" w15:restartNumberingAfterBreak="0">
     <w:nsid w:val="0FC36DDD"/>
     <w:multiLevelType w:val="multilevel"/>
     <w:tmpl w:val="185E2166"/>
@@ -7359,7 +6715,7 @@
       </w:rPr>
     </w:lvl>
   </w:abstractNum>
-  <w:abstractNum w:abstractNumId="6" w15:restartNumberingAfterBreak="0">
+  <w:abstractNum w:abstractNumId="7" w15:restartNumberingAfterBreak="0">
     <w:nsid w:val="12B027EA"/>
     <w:multiLevelType w:val="multilevel"/>
     <w:tmpl w:val="D12AB742"/>
@@ -7508,7 +6864,7 @@
       </w:rPr>
     </w:lvl>
   </w:abstractNum>
-  <w:abstractNum w:abstractNumId="7" w15:restartNumberingAfterBreak="0">
+  <w:abstractNum w:abstractNumId="8" w15:restartNumberingAfterBreak="0">
     <w:nsid w:val="132B1566"/>
     <w:multiLevelType w:val="multilevel"/>
     <w:tmpl w:val="3FC6E4D0"/>
@@ -7540,7 +6896,7 @@
         <w:sz w:val="20"/>
       </w:rPr>
     </w:lvl>
-    <w:lvl w:ilvl="2" w:tentative="1">
+    <w:lvl w:ilvl="2">
       <w:start w:val="1"/>
       <w:numFmt w:val="decimal"/>
       <w:lvlText w:val="%3."/>
@@ -7625,7 +6981,7 @@
       </w:pPr>
     </w:lvl>
   </w:abstractNum>
-  <w:abstractNum w:abstractNumId="8" w15:restartNumberingAfterBreak="0">
+  <w:abstractNum w:abstractNumId="9" w15:restartNumberingAfterBreak="0">
     <w:nsid w:val="16AC7854"/>
     <w:multiLevelType w:val="multilevel"/>
     <w:tmpl w:val="0CC8CCA6"/>
@@ -7738,7 +7094,7 @@
       </w:pPr>
     </w:lvl>
   </w:abstractNum>
-  <w:abstractNum w:abstractNumId="9" w15:restartNumberingAfterBreak="0">
+  <w:abstractNum w:abstractNumId="10" w15:restartNumberingAfterBreak="0">
     <w:nsid w:val="16D3455D"/>
     <w:multiLevelType w:val="hybridMultilevel"/>
     <w:tmpl w:val="9CEEC858"/>
@@ -7824,7 +7180,7 @@
       </w:pPr>
     </w:lvl>
   </w:abstractNum>
-  <w:abstractNum w:abstractNumId="10" w15:restartNumberingAfterBreak="0">
+  <w:abstractNum w:abstractNumId="11" w15:restartNumberingAfterBreak="0">
     <w:nsid w:val="186F221D"/>
     <w:multiLevelType w:val="multilevel"/>
     <w:tmpl w:val="B1E8BC86"/>
@@ -7937,7 +7293,7 @@
       </w:pPr>
     </w:lvl>
   </w:abstractNum>
-  <w:abstractNum w:abstractNumId="11" w15:restartNumberingAfterBreak="0">
+  <w:abstractNum w:abstractNumId="12" w15:restartNumberingAfterBreak="0">
     <w:nsid w:val="1A321E7B"/>
     <w:multiLevelType w:val="multilevel"/>
     <w:tmpl w:val="FA2278FC"/>
@@ -8086,7 +7442,7 @@
       </w:rPr>
     </w:lvl>
   </w:abstractNum>
-  <w:abstractNum w:abstractNumId="12" w15:restartNumberingAfterBreak="0">
+  <w:abstractNum w:abstractNumId="13" w15:restartNumberingAfterBreak="0">
     <w:nsid w:val="1B357CAB"/>
     <w:multiLevelType w:val="multilevel"/>
     <w:tmpl w:val="DB247984"/>
@@ -8203,7 +7559,7 @@
       </w:pPr>
     </w:lvl>
   </w:abstractNum>
-  <w:abstractNum w:abstractNumId="13" w15:restartNumberingAfterBreak="0">
+  <w:abstractNum w:abstractNumId="14" w15:restartNumberingAfterBreak="0">
     <w:nsid w:val="1F3A3268"/>
     <w:multiLevelType w:val="multilevel"/>
     <w:tmpl w:val="737E070A"/>
@@ -8352,7 +7708,7 @@
       </w:rPr>
     </w:lvl>
   </w:abstractNum>
-  <w:abstractNum w:abstractNumId="14" w15:restartNumberingAfterBreak="0">
+  <w:abstractNum w:abstractNumId="15" w15:restartNumberingAfterBreak="0">
     <w:nsid w:val="1F63451A"/>
     <w:multiLevelType w:val="hybridMultilevel"/>
     <w:tmpl w:val="1AA45366"/>
@@ -8441,7 +7797,7 @@
       </w:pPr>
     </w:lvl>
   </w:abstractNum>
-  <w:abstractNum w:abstractNumId="15" w15:restartNumberingAfterBreak="0">
+  <w:abstractNum w:abstractNumId="16" w15:restartNumberingAfterBreak="0">
     <w:nsid w:val="23FF3111"/>
     <w:multiLevelType w:val="multilevel"/>
     <w:tmpl w:val="332EEA2A"/>
@@ -8562,7 +7918,7 @@
       </w:pPr>
     </w:lvl>
   </w:abstractNum>
-  <w:abstractNum w:abstractNumId="16" w15:restartNumberingAfterBreak="0">
+  <w:abstractNum w:abstractNumId="17" w15:restartNumberingAfterBreak="0">
     <w:nsid w:val="26E54A1F"/>
     <w:multiLevelType w:val="multilevel"/>
     <w:tmpl w:val="133AD9B8"/>
@@ -8711,7 +8067,7 @@
       </w:rPr>
     </w:lvl>
   </w:abstractNum>
-  <w:abstractNum w:abstractNumId="17" w15:restartNumberingAfterBreak="0">
+  <w:abstractNum w:abstractNumId="18" w15:restartNumberingAfterBreak="0">
     <w:nsid w:val="27D71E82"/>
     <w:multiLevelType w:val="multilevel"/>
     <w:tmpl w:val="40F6A350"/>
@@ -8828,7 +8184,7 @@
       </w:pPr>
     </w:lvl>
   </w:abstractNum>
-  <w:abstractNum w:abstractNumId="18" w15:restartNumberingAfterBreak="0">
+  <w:abstractNum w:abstractNumId="19" w15:restartNumberingAfterBreak="0">
     <w:nsid w:val="2B5520D3"/>
     <w:multiLevelType w:val="hybridMultilevel"/>
     <w:tmpl w:val="F5AC7396"/>
@@ -8917,7 +8273,7 @@
       </w:pPr>
     </w:lvl>
   </w:abstractNum>
-  <w:abstractNum w:abstractNumId="19" w15:restartNumberingAfterBreak="0">
+  <w:abstractNum w:abstractNumId="20" w15:restartNumberingAfterBreak="0">
     <w:nsid w:val="2B871CA9"/>
     <w:multiLevelType w:val="multilevel"/>
     <w:tmpl w:val="8C7CE0BA"/>
@@ -9030,7 +8386,7 @@
       </w:pPr>
     </w:lvl>
   </w:abstractNum>
-  <w:abstractNum w:abstractNumId="20" w15:restartNumberingAfterBreak="0">
+  <w:abstractNum w:abstractNumId="21" w15:restartNumberingAfterBreak="0">
     <w:nsid w:val="2C7D0510"/>
     <w:multiLevelType w:val="multilevel"/>
     <w:tmpl w:val="91B44830"/>
@@ -9179,7 +8535,7 @@
       </w:rPr>
     </w:lvl>
   </w:abstractNum>
-  <w:abstractNum w:abstractNumId="21" w15:restartNumberingAfterBreak="0">
+  <w:abstractNum w:abstractNumId="22" w15:restartNumberingAfterBreak="0">
     <w:nsid w:val="2F7008CB"/>
     <w:multiLevelType w:val="multilevel"/>
     <w:tmpl w:val="F7E0FCEC"/>
@@ -9292,7 +8648,7 @@
       </w:pPr>
     </w:lvl>
   </w:abstractNum>
-  <w:abstractNum w:abstractNumId="22" w15:restartNumberingAfterBreak="0">
+  <w:abstractNum w:abstractNumId="23" w15:restartNumberingAfterBreak="0">
     <w:nsid w:val="2FFC000B"/>
     <w:multiLevelType w:val="multilevel"/>
     <w:tmpl w:val="B616F384"/>
@@ -9441,7 +8797,7 @@
       </w:rPr>
     </w:lvl>
   </w:abstractNum>
-  <w:abstractNum w:abstractNumId="23" w15:restartNumberingAfterBreak="0">
+  <w:abstractNum w:abstractNumId="24" w15:restartNumberingAfterBreak="0">
     <w:nsid w:val="31682B12"/>
     <w:multiLevelType w:val="multilevel"/>
     <w:tmpl w:val="1B28208C"/>
@@ -9590,7 +8946,7 @@
       </w:rPr>
     </w:lvl>
   </w:abstractNum>
-  <w:abstractNum w:abstractNumId="24" w15:restartNumberingAfterBreak="0">
+  <w:abstractNum w:abstractNumId="25" w15:restartNumberingAfterBreak="0">
     <w:nsid w:val="33AC787F"/>
     <w:multiLevelType w:val="hybridMultilevel"/>
     <w:tmpl w:val="FC8AC100"/>
@@ -9703,7 +9059,7 @@
       </w:rPr>
     </w:lvl>
   </w:abstractNum>
-  <w:abstractNum w:abstractNumId="25" w15:restartNumberingAfterBreak="0">
+  <w:abstractNum w:abstractNumId="26" w15:restartNumberingAfterBreak="0">
     <w:nsid w:val="34351EC6"/>
     <w:multiLevelType w:val="multilevel"/>
     <w:tmpl w:val="8DD477AE"/>
@@ -9824,7 +9180,7 @@
       </w:pPr>
     </w:lvl>
   </w:abstractNum>
-  <w:abstractNum w:abstractNumId="26" w15:restartNumberingAfterBreak="0">
+  <w:abstractNum w:abstractNumId="27" w15:restartNumberingAfterBreak="0">
     <w:nsid w:val="38FC57AF"/>
     <w:multiLevelType w:val="hybridMultilevel"/>
     <w:tmpl w:val="21B43A8E"/>
@@ -9913,7 +9269,7 @@
       </w:pPr>
     </w:lvl>
   </w:abstractNum>
-  <w:abstractNum w:abstractNumId="27" w15:restartNumberingAfterBreak="0">
+  <w:abstractNum w:abstractNumId="28" w15:restartNumberingAfterBreak="0">
     <w:nsid w:val="3B2E1BCD"/>
     <w:multiLevelType w:val="multilevel"/>
     <w:tmpl w:val="9CEEC8C4"/>
@@ -10062,7 +9418,7 @@
       </w:rPr>
     </w:lvl>
   </w:abstractNum>
-  <w:abstractNum w:abstractNumId="28" w15:restartNumberingAfterBreak="0">
+  <w:abstractNum w:abstractNumId="29" w15:restartNumberingAfterBreak="0">
     <w:nsid w:val="3B5039C5"/>
     <w:multiLevelType w:val="hybridMultilevel"/>
     <w:tmpl w:val="02EEE21E"/>
@@ -10148,7 +9504,7 @@
       </w:pPr>
     </w:lvl>
   </w:abstractNum>
-  <w:abstractNum w:abstractNumId="29" w15:restartNumberingAfterBreak="0">
+  <w:abstractNum w:abstractNumId="30" w15:restartNumberingAfterBreak="0">
     <w:nsid w:val="41436919"/>
     <w:multiLevelType w:val="hybridMultilevel"/>
     <w:tmpl w:val="33B4FB88"/>
@@ -10237,7 +9593,7 @@
       </w:pPr>
     </w:lvl>
   </w:abstractNum>
-  <w:abstractNum w:abstractNumId="30" w15:restartNumberingAfterBreak="0">
+  <w:abstractNum w:abstractNumId="31" w15:restartNumberingAfterBreak="0">
     <w:nsid w:val="453D7E6A"/>
     <w:multiLevelType w:val="multilevel"/>
     <w:tmpl w:val="EFC6199A"/>
@@ -10386,7 +9742,7 @@
       </w:rPr>
     </w:lvl>
   </w:abstractNum>
-  <w:abstractNum w:abstractNumId="31" w15:restartNumberingAfterBreak="0">
+  <w:abstractNum w:abstractNumId="32" w15:restartNumberingAfterBreak="0">
     <w:nsid w:val="465A2B15"/>
     <w:multiLevelType w:val="multilevel"/>
     <w:tmpl w:val="46A2281C"/>
@@ -10535,7 +9891,7 @@
       </w:rPr>
     </w:lvl>
   </w:abstractNum>
-  <w:abstractNum w:abstractNumId="32" w15:restartNumberingAfterBreak="0">
+  <w:abstractNum w:abstractNumId="33" w15:restartNumberingAfterBreak="0">
     <w:nsid w:val="4DC7000D"/>
     <w:multiLevelType w:val="hybridMultilevel"/>
     <w:tmpl w:val="617AF260"/>
@@ -10624,7 +9980,7 @@
       </w:pPr>
     </w:lvl>
   </w:abstractNum>
-  <w:abstractNum w:abstractNumId="33" w15:restartNumberingAfterBreak="0">
+  <w:abstractNum w:abstractNumId="34" w15:restartNumberingAfterBreak="0">
     <w:nsid w:val="535A61CC"/>
     <w:multiLevelType w:val="hybridMultilevel"/>
     <w:tmpl w:val="3FB2197E"/>
@@ -10737,7 +10093,7 @@
       </w:rPr>
     </w:lvl>
   </w:abstractNum>
-  <w:abstractNum w:abstractNumId="34" w15:restartNumberingAfterBreak="0">
+  <w:abstractNum w:abstractNumId="35" w15:restartNumberingAfterBreak="0">
     <w:nsid w:val="54A34356"/>
     <w:multiLevelType w:val="multilevel"/>
     <w:tmpl w:val="D328316A"/>
@@ -10854,7 +10210,7 @@
       </w:pPr>
     </w:lvl>
   </w:abstractNum>
-  <w:abstractNum w:abstractNumId="35" w15:restartNumberingAfterBreak="0">
+  <w:abstractNum w:abstractNumId="36" w15:restartNumberingAfterBreak="0">
     <w:nsid w:val="54C136A7"/>
     <w:multiLevelType w:val="multilevel"/>
     <w:tmpl w:val="E5BE3AB0"/>
@@ -10967,7 +10323,7 @@
       </w:pPr>
     </w:lvl>
   </w:abstractNum>
-  <w:abstractNum w:abstractNumId="36" w15:restartNumberingAfterBreak="0">
+  <w:abstractNum w:abstractNumId="37" w15:restartNumberingAfterBreak="0">
     <w:nsid w:val="57D24916"/>
     <w:multiLevelType w:val="multilevel"/>
     <w:tmpl w:val="D9C62C62"/>
@@ -11080,7 +10436,7 @@
       </w:pPr>
     </w:lvl>
   </w:abstractNum>
-  <w:abstractNum w:abstractNumId="37" w15:restartNumberingAfterBreak="0">
+  <w:abstractNum w:abstractNumId="38" w15:restartNumberingAfterBreak="0">
     <w:nsid w:val="5A622A4B"/>
     <w:multiLevelType w:val="multilevel"/>
     <w:tmpl w:val="5728F0B2"/>
@@ -11229,7 +10585,7 @@
       </w:rPr>
     </w:lvl>
   </w:abstractNum>
-  <w:abstractNum w:abstractNumId="38" w15:restartNumberingAfterBreak="0">
+  <w:abstractNum w:abstractNumId="39" w15:restartNumberingAfterBreak="0">
     <w:nsid w:val="5C3D5BC8"/>
     <w:multiLevelType w:val="multilevel"/>
     <w:tmpl w:val="8ED64BF6"/>
@@ -11342,7 +10698,7 @@
       </w:pPr>
     </w:lvl>
   </w:abstractNum>
-  <w:abstractNum w:abstractNumId="39" w15:restartNumberingAfterBreak="0">
+  <w:abstractNum w:abstractNumId="40" w15:restartNumberingAfterBreak="0">
     <w:nsid w:val="5DFA7DF7"/>
     <w:multiLevelType w:val="multilevel"/>
     <w:tmpl w:val="2B6067A8"/>
@@ -11464,7 +10820,7 @@
       </w:pPr>
     </w:lvl>
   </w:abstractNum>
-  <w:abstractNum w:abstractNumId="40" w15:restartNumberingAfterBreak="0">
+  <w:abstractNum w:abstractNumId="41" w15:restartNumberingAfterBreak="0">
     <w:nsid w:val="5E0666FD"/>
     <w:multiLevelType w:val="multilevel"/>
     <w:tmpl w:val="A634BAE4"/>
@@ -11577,7 +10933,7 @@
       </w:rPr>
     </w:lvl>
   </w:abstractNum>
-  <w:abstractNum w:abstractNumId="41" w15:restartNumberingAfterBreak="0">
+  <w:abstractNum w:abstractNumId="42" w15:restartNumberingAfterBreak="0">
     <w:nsid w:val="5E1D3D75"/>
     <w:multiLevelType w:val="hybridMultilevel"/>
     <w:tmpl w:val="D64A5B44"/>
@@ -11663,7 +11019,7 @@
       </w:pPr>
     </w:lvl>
   </w:abstractNum>
-  <w:abstractNum w:abstractNumId="42" w15:restartNumberingAfterBreak="0">
+  <w:abstractNum w:abstractNumId="43" w15:restartNumberingAfterBreak="0">
     <w:nsid w:val="638B0652"/>
     <w:multiLevelType w:val="hybridMultilevel"/>
     <w:tmpl w:val="761458F8"/>
@@ -11752,7 +11108,7 @@
       </w:pPr>
     </w:lvl>
   </w:abstractNum>
-  <w:abstractNum w:abstractNumId="43" w15:restartNumberingAfterBreak="0">
+  <w:abstractNum w:abstractNumId="44" w15:restartNumberingAfterBreak="0">
     <w:nsid w:val="657915EF"/>
     <w:multiLevelType w:val="multilevel"/>
     <w:tmpl w:val="6C7C5BCE"/>
@@ -11901,7 +11257,7 @@
       </w:rPr>
     </w:lvl>
   </w:abstractNum>
-  <w:abstractNum w:abstractNumId="44" w15:restartNumberingAfterBreak="0">
+  <w:abstractNum w:abstractNumId="45" w15:restartNumberingAfterBreak="0">
     <w:nsid w:val="65F07D1B"/>
     <w:multiLevelType w:val="multilevel"/>
     <w:tmpl w:val="A6C45A9E"/>
@@ -12014,7 +11370,7 @@
       </w:pPr>
     </w:lvl>
   </w:abstractNum>
-  <w:abstractNum w:abstractNumId="45" w15:restartNumberingAfterBreak="0">
+  <w:abstractNum w:abstractNumId="46" w15:restartNumberingAfterBreak="0">
     <w:nsid w:val="66E953FA"/>
     <w:multiLevelType w:val="hybridMultilevel"/>
     <w:tmpl w:val="5150D742"/>
@@ -12100,7 +11456,7 @@
       </w:pPr>
     </w:lvl>
   </w:abstractNum>
-  <w:abstractNum w:abstractNumId="46" w15:restartNumberingAfterBreak="0">
+  <w:abstractNum w:abstractNumId="47" w15:restartNumberingAfterBreak="0">
     <w:nsid w:val="6A587DA9"/>
     <w:multiLevelType w:val="multilevel"/>
     <w:tmpl w:val="18028036"/>
@@ -12249,7 +11605,7 @@
       </w:rPr>
     </w:lvl>
   </w:abstractNum>
-  <w:abstractNum w:abstractNumId="47" w15:restartNumberingAfterBreak="0">
+  <w:abstractNum w:abstractNumId="48" w15:restartNumberingAfterBreak="0">
     <w:nsid w:val="6D872257"/>
     <w:multiLevelType w:val="multilevel"/>
     <w:tmpl w:val="58529CF6"/>
@@ -12398,7 +11754,7 @@
       </w:rPr>
     </w:lvl>
   </w:abstractNum>
-  <w:abstractNum w:abstractNumId="48" w15:restartNumberingAfterBreak="0">
+  <w:abstractNum w:abstractNumId="49" w15:restartNumberingAfterBreak="0">
     <w:nsid w:val="6F613310"/>
     <w:multiLevelType w:val="hybridMultilevel"/>
     <w:tmpl w:val="765E5A1A"/>
@@ -12487,7 +11843,7 @@
       </w:pPr>
     </w:lvl>
   </w:abstractNum>
-  <w:abstractNum w:abstractNumId="49" w15:restartNumberingAfterBreak="0">
+  <w:abstractNum w:abstractNumId="50" w15:restartNumberingAfterBreak="0">
     <w:nsid w:val="75185CB7"/>
     <w:multiLevelType w:val="multilevel"/>
     <w:tmpl w:val="63182928"/>
@@ -12604,7 +11960,7 @@
       </w:pPr>
     </w:lvl>
   </w:abstractNum>
-  <w:abstractNum w:abstractNumId="50" w15:restartNumberingAfterBreak="0">
+  <w:abstractNum w:abstractNumId="51" w15:restartNumberingAfterBreak="0">
     <w:nsid w:val="77A4172C"/>
     <w:multiLevelType w:val="hybridMultilevel"/>
     <w:tmpl w:val="108C0746"/>
@@ -12693,7 +12049,7 @@
       </w:pPr>
     </w:lvl>
   </w:abstractNum>
-  <w:abstractNum w:abstractNumId="51" w15:restartNumberingAfterBreak="0">
+  <w:abstractNum w:abstractNumId="52" w15:restartNumberingAfterBreak="0">
     <w:nsid w:val="793F458F"/>
     <w:multiLevelType w:val="multilevel"/>
     <w:tmpl w:val="8E805BD6"/>
@@ -12810,7 +12166,7 @@
       </w:pPr>
     </w:lvl>
   </w:abstractNum>
-  <w:abstractNum w:abstractNumId="52" w15:restartNumberingAfterBreak="0">
+  <w:abstractNum w:abstractNumId="53" w15:restartNumberingAfterBreak="0">
     <w:nsid w:val="79A75263"/>
     <w:multiLevelType w:val="hybridMultilevel"/>
     <w:tmpl w:val="D916E1D6"/>
@@ -12899,7 +12255,7 @@
       </w:pPr>
     </w:lvl>
   </w:abstractNum>
-  <w:abstractNum w:abstractNumId="53" w15:restartNumberingAfterBreak="0">
+  <w:abstractNum w:abstractNumId="54" w15:restartNumberingAfterBreak="0">
     <w:nsid w:val="7C005DF7"/>
     <w:multiLevelType w:val="multilevel"/>
     <w:tmpl w:val="2B90A30E"/>
@@ -13013,166 +12369,169 @@
     </w:lvl>
   </w:abstractNum>
   <w:num w:numId="1" w16cid:durableId="2041464889">
-    <w:abstractNumId w:val="2"/>
+    <w:abstractNumId w:val="3"/>
   </w:num>
   <w:num w:numId="2" w16cid:durableId="442111059">
+    <w:abstractNumId w:val="46"/>
+  </w:num>
+  <w:num w:numId="3" w16cid:durableId="1029067420">
+    <w:abstractNumId w:val="19"/>
+  </w:num>
+  <w:num w:numId="4" w16cid:durableId="109396650">
+    <w:abstractNumId w:val="10"/>
+  </w:num>
+  <w:num w:numId="5" w16cid:durableId="212155006">
+    <w:abstractNumId w:val="33"/>
+  </w:num>
+  <w:num w:numId="6" w16cid:durableId="1792283045">
+    <w:abstractNumId w:val="51"/>
+  </w:num>
+  <w:num w:numId="7" w16cid:durableId="976030857">
+    <w:abstractNumId w:val="27"/>
+  </w:num>
+  <w:num w:numId="8" w16cid:durableId="1157114045">
+    <w:abstractNumId w:val="53"/>
+  </w:num>
+  <w:num w:numId="9" w16cid:durableId="1503469554">
+    <w:abstractNumId w:val="28"/>
+  </w:num>
+  <w:num w:numId="10" w16cid:durableId="1464075173">
+    <w:abstractNumId w:val="22"/>
+  </w:num>
+  <w:num w:numId="11" w16cid:durableId="1915240378">
+    <w:abstractNumId w:val="7"/>
+  </w:num>
+  <w:num w:numId="12" w16cid:durableId="1489635008">
+    <w:abstractNumId w:val="9"/>
+  </w:num>
+  <w:num w:numId="13" w16cid:durableId="2111272301">
+    <w:abstractNumId w:val="24"/>
+  </w:num>
+  <w:num w:numId="14" w16cid:durableId="2027898062">
+    <w:abstractNumId w:val="40"/>
+  </w:num>
+  <w:num w:numId="15" w16cid:durableId="1004164127">
+    <w:abstractNumId w:val="38"/>
+  </w:num>
+  <w:num w:numId="16" w16cid:durableId="1494833165">
     <w:abstractNumId w:val="45"/>
   </w:num>
-  <w:num w:numId="3" w16cid:durableId="1029067420">
-    <w:abstractNumId w:val="18"/>
+  <w:num w:numId="17" w16cid:durableId="19281872">
+    <w:abstractNumId w:val="20"/>
   </w:num>
-  <w:num w:numId="4" w16cid:durableId="109396650">
-    <w:abstractNumId w:val="9"/>
+  <w:num w:numId="18" w16cid:durableId="1530142502">
+    <w:abstractNumId w:val="52"/>
   </w:num>
-  <w:num w:numId="5" w16cid:durableId="212155006">
-    <w:abstractNumId w:val="32"/>
+  <w:num w:numId="19" w16cid:durableId="432553545">
+    <w:abstractNumId w:val="41"/>
   </w:num>
-  <w:num w:numId="6" w16cid:durableId="1792283045">
+  <w:num w:numId="20" w16cid:durableId="521743333">
     <w:abstractNumId w:val="50"/>
   </w:num>
-  <w:num w:numId="7" w16cid:durableId="976030857">
-    <w:abstractNumId w:val="26"/>
+  <w:num w:numId="21" w16cid:durableId="2125078504">
+    <w:abstractNumId w:val="16"/>
   </w:num>
-  <w:num w:numId="8" w16cid:durableId="1157114045">
-    <w:abstractNumId w:val="52"/>
-  </w:num>
-  <w:num w:numId="9" w16cid:durableId="1503469554">
-    <w:abstractNumId w:val="27"/>
-  </w:num>
-  <w:num w:numId="10" w16cid:durableId="1464075173">
-    <w:abstractNumId w:val="21"/>
-  </w:num>
-  <w:num w:numId="11" w16cid:durableId="1915240378">
-    <w:abstractNumId w:val="6"/>
-  </w:num>
-  <w:num w:numId="12" w16cid:durableId="1489635008">
-    <w:abstractNumId w:val="8"/>
-  </w:num>
-  <w:num w:numId="13" w16cid:durableId="2111272301">
-    <w:abstractNumId w:val="23"/>
-  </w:num>
-  <w:num w:numId="14" w16cid:durableId="2027898062">
+  <w:num w:numId="22" w16cid:durableId="921337237">
     <w:abstractNumId w:val="39"/>
   </w:num>
-  <w:num w:numId="15" w16cid:durableId="1004164127">
-    <w:abstractNumId w:val="37"/>
-  </w:num>
-  <w:num w:numId="16" w16cid:durableId="1494833165">
-    <w:abstractNumId w:val="44"/>
-  </w:num>
-  <w:num w:numId="17" w16cid:durableId="19281872">
-    <w:abstractNumId w:val="19"/>
-  </w:num>
-  <w:num w:numId="18" w16cid:durableId="1530142502">
-    <w:abstractNumId w:val="51"/>
-  </w:num>
-  <w:num w:numId="19" w16cid:durableId="432553545">
-    <w:abstractNumId w:val="40"/>
-  </w:num>
-  <w:num w:numId="20" w16cid:durableId="521743333">
-    <w:abstractNumId w:val="49"/>
-  </w:num>
-  <w:num w:numId="21" w16cid:durableId="2125078504">
-    <w:abstractNumId w:val="15"/>
-  </w:num>
-  <w:num w:numId="22" w16cid:durableId="921337237">
-    <w:abstractNumId w:val="38"/>
-  </w:num>
   <w:num w:numId="23" w16cid:durableId="238440546">
-    <w:abstractNumId w:val="34"/>
+    <w:abstractNumId w:val="35"/>
   </w:num>
   <w:num w:numId="24" w16cid:durableId="1783181903">
     <w:abstractNumId w:val="0"/>
   </w:num>
   <w:num w:numId="25" w16cid:durableId="1485318151">
-    <w:abstractNumId w:val="33"/>
+    <w:abstractNumId w:val="34"/>
   </w:num>
   <w:num w:numId="26" w16cid:durableId="1320689588">
-    <w:abstractNumId w:val="20"/>
+    <w:abstractNumId w:val="21"/>
   </w:num>
   <w:num w:numId="27" w16cid:durableId="1692798527">
-    <w:abstractNumId w:val="28"/>
+    <w:abstractNumId w:val="29"/>
   </w:num>
   <w:num w:numId="28" w16cid:durableId="1888569486">
-    <w:abstractNumId w:val="25"/>
+    <w:abstractNumId w:val="26"/>
   </w:num>
   <w:num w:numId="29" w16cid:durableId="1597714059">
-    <w:abstractNumId w:val="42"/>
+    <w:abstractNumId w:val="43"/>
   </w:num>
   <w:num w:numId="30" w16cid:durableId="904028737">
-    <w:abstractNumId w:val="48"/>
+    <w:abstractNumId w:val="49"/>
   </w:num>
   <w:num w:numId="31" w16cid:durableId="1977443540">
-    <w:abstractNumId w:val="11"/>
+    <w:abstractNumId w:val="12"/>
   </w:num>
   <w:num w:numId="32" w16cid:durableId="1326400408">
-    <w:abstractNumId w:val="5"/>
+    <w:abstractNumId w:val="6"/>
   </w:num>
   <w:num w:numId="33" w16cid:durableId="811794935">
-    <w:abstractNumId w:val="43"/>
+    <w:abstractNumId w:val="44"/>
   </w:num>
   <w:num w:numId="34" w16cid:durableId="233125011">
-    <w:abstractNumId w:val="13"/>
+    <w:abstractNumId w:val="14"/>
   </w:num>
   <w:num w:numId="35" w16cid:durableId="1850947578">
-    <w:abstractNumId w:val="3"/>
+    <w:abstractNumId w:val="4"/>
   </w:num>
   <w:num w:numId="36" w16cid:durableId="1319846562">
-    <w:abstractNumId w:val="17"/>
+    <w:abstractNumId w:val="18"/>
   </w:num>
   <w:num w:numId="37" w16cid:durableId="13046580">
-    <w:abstractNumId w:val="35"/>
+    <w:abstractNumId w:val="36"/>
   </w:num>
   <w:num w:numId="38" w16cid:durableId="1605264241">
-    <w:abstractNumId w:val="53"/>
+    <w:abstractNumId w:val="54"/>
   </w:num>
   <w:num w:numId="39" w16cid:durableId="324745746">
-    <w:abstractNumId w:val="46"/>
+    <w:abstractNumId w:val="47"/>
   </w:num>
   <w:num w:numId="40" w16cid:durableId="281041402">
     <w:abstractNumId w:val="1"/>
   </w:num>
   <w:num w:numId="41" w16cid:durableId="2041120811">
-    <w:abstractNumId w:val="10"/>
+    <w:abstractNumId w:val="11"/>
   </w:num>
   <w:num w:numId="42" w16cid:durableId="2146190163">
+    <w:abstractNumId w:val="32"/>
+  </w:num>
+  <w:num w:numId="43" w16cid:durableId="1695957868">
+    <w:abstractNumId w:val="17"/>
+  </w:num>
+  <w:num w:numId="44" w16cid:durableId="1208685623">
+    <w:abstractNumId w:val="37"/>
+  </w:num>
+  <w:num w:numId="45" w16cid:durableId="905073466">
     <w:abstractNumId w:val="31"/>
   </w:num>
-  <w:num w:numId="43" w16cid:durableId="1695957868">
-    <w:abstractNumId w:val="16"/>
-  </w:num>
-  <w:num w:numId="44" w16cid:durableId="1208685623">
-    <w:abstractNumId w:val="36"/>
-  </w:num>
-  <w:num w:numId="45" w16cid:durableId="905073466">
+  <w:num w:numId="46" w16cid:durableId="254366592">
     <w:abstractNumId w:val="30"/>
   </w:num>
-  <w:num w:numId="46" w16cid:durableId="254366592">
-    <w:abstractNumId w:val="29"/>
-  </w:num>
   <w:num w:numId="47" w16cid:durableId="270281948">
-    <w:abstractNumId w:val="14"/>
+    <w:abstractNumId w:val="15"/>
   </w:num>
   <w:num w:numId="48" w16cid:durableId="1404061732">
-    <w:abstractNumId w:val="4"/>
+    <w:abstractNumId w:val="5"/>
   </w:num>
   <w:num w:numId="49" w16cid:durableId="1892300095">
-    <w:abstractNumId w:val="41"/>
+    <w:abstractNumId w:val="42"/>
   </w:num>
   <w:num w:numId="50" w16cid:durableId="1341200409">
-    <w:abstractNumId w:val="24"/>
+    <w:abstractNumId w:val="25"/>
   </w:num>
   <w:num w:numId="51" w16cid:durableId="1318263898">
-    <w:abstractNumId w:val="7"/>
+    <w:abstractNumId w:val="8"/>
   </w:num>
   <w:num w:numId="52" w16cid:durableId="365717838">
-    <w:abstractNumId w:val="47"/>
+    <w:abstractNumId w:val="48"/>
   </w:num>
   <w:num w:numId="53" w16cid:durableId="724446715">
-    <w:abstractNumId w:val="12"/>
+    <w:abstractNumId w:val="13"/>
   </w:num>
   <w:num w:numId="54" w16cid:durableId="1697273153">
-    <w:abstractNumId w:val="22"/>
+    <w:abstractNumId w:val="23"/>
+  </w:num>
+  <w:num w:numId="55" w16cid:durableId="1375547567">
+    <w:abstractNumId w:val="2"/>
   </w:num>
 </w:numbering>
 </file>
@@ -13579,7 +12938,7 @@
   <w:style w:type="paragraph" w:default="1" w:styleId="a">
     <w:name w:val="Normal"/>
     <w:qFormat/>
-    <w:rsid w:val="00D07D1A"/>
+    <w:rsid w:val="0013362F"/>
     <w:rPr>
       <w:kern w:val="0"/>
       <w14:ligatures w14:val="none"/>
